--- a/reports/Week1-2_Literature_Review_and_Tool_Selection.docx
+++ b/reports/Week1-2_Literature_Review_and_Tool_Selection.docx
@@ -6,12 +6,14 @@
       <w:pPr>
         <w:jc w:val="center"/>
         <w:rPr>
+          <w:rFonts w:ascii="Calibri" w:hAnsi="Calibri" w:cs="Calibri"/>
           <w:sz w:val="32"/>
           <w:szCs w:val="32"/>
         </w:rPr>
       </w:pPr>
       <w:r>
         <w:rPr>
+          <w:rFonts w:ascii="Calibri" w:hAnsi="Calibri" w:cs="Calibri"/>
           <w:sz w:val="32"/>
           <w:szCs w:val="32"/>
         </w:rPr>
@@ -22,44 +24,25 @@
       <w:pPr>
         <w:jc w:val="center"/>
         <w:rPr>
+          <w:rFonts w:ascii="Calibri" w:hAnsi="Calibri" w:cs="Calibri"/>
           <w:sz w:val="32"/>
           <w:szCs w:val="32"/>
         </w:rPr>
       </w:pPr>
       <w:r>
         <w:rPr>
+          <w:rFonts w:ascii="Calibri" w:hAnsi="Calibri" w:cs="Calibri"/>
           <w:sz w:val="32"/>
           <w:szCs w:val="32"/>
         </w:rPr>
-        <w:t xml:space="preserve">School of </w:t>
-      </w:r>
-      <w:r>
-        <w:rPr>
-          <w:sz w:val="32"/>
-          <w:szCs w:val="32"/>
-        </w:rPr>
-        <w:t xml:space="preserve">Computing, </w:t>
-      </w:r>
-      <w:r>
-        <w:rPr>
-          <w:sz w:val="32"/>
-          <w:szCs w:val="32"/>
-        </w:rPr>
-        <w:t xml:space="preserve">Engineering and </w:t>
-      </w:r>
-      <w:r>
-        <w:rPr>
-          <w:sz w:val="32"/>
-          <w:szCs w:val="32"/>
-        </w:rPr>
-        <w:t>Physical Sciences</w:t>
+        <w:t>School of Computing, Engineering and Physical Sciences</w:t>
       </w:r>
     </w:p>
     <w:p>
       <w:pPr>
         <w:jc w:val="center"/>
         <w:rPr>
-          <w:rFonts w:ascii="Arial" w:hAnsi="Arial" w:cs="Arial"/>
+          <w:rFonts w:ascii="Calibri" w:hAnsi="Calibri" w:cs="Calibri"/>
           <w:b/>
           <w:bCs/>
         </w:rPr>
@@ -69,7 +52,7 @@
       <w:pPr>
         <w:jc w:val="center"/>
         <w:rPr>
-          <w:rFonts w:ascii="Arial" w:hAnsi="Arial" w:cs="Arial"/>
+          <w:rFonts w:ascii="Calibri" w:hAnsi="Calibri" w:cs="Calibri"/>
           <w:b/>
           <w:bCs/>
         </w:rPr>
@@ -79,14 +62,14 @@
       <w:pPr>
         <w:jc w:val="center"/>
         <w:rPr>
-          <w:rFonts w:ascii="Arial" w:hAnsi="Arial" w:cs="Arial"/>
-          <w:b/>
-          <w:bCs/>
-        </w:rPr>
-      </w:pPr>
-      <w:r>
-        <w:rPr>
-          <w:rFonts w:ascii="Arial" w:hAnsi="Arial" w:cs="Arial"/>
+          <w:rFonts w:ascii="Calibri" w:hAnsi="Calibri" w:cs="Calibri"/>
+          <w:b/>
+          <w:bCs/>
+        </w:rPr>
+      </w:pPr>
+      <w:r>
+        <w:rPr>
+          <w:rFonts w:ascii="Calibri" w:hAnsi="Calibri" w:cs="Calibri"/>
           <w:b/>
           <w:bCs/>
         </w:rPr>
@@ -97,14 +80,14 @@
       <w:pPr>
         <w:jc w:val="center"/>
         <w:rPr>
-          <w:rFonts w:ascii="Arial" w:hAnsi="Arial" w:cs="Arial"/>
-          <w:b/>
-          <w:bCs/>
-        </w:rPr>
-      </w:pPr>
-      <w:r>
-        <w:rPr>
-          <w:rFonts w:ascii="Arial" w:hAnsi="Arial" w:cs="Arial"/>
+          <w:rFonts w:ascii="Calibri" w:hAnsi="Calibri" w:cs="Calibri"/>
+          <w:b/>
+          <w:bCs/>
+        </w:rPr>
+      </w:pPr>
+      <w:r>
+        <w:rPr>
+          <w:rFonts w:ascii="Calibri" w:hAnsi="Calibri" w:cs="Calibri"/>
           <w:b/>
           <w:bCs/>
         </w:rPr>
@@ -115,14 +98,14 @@
       <w:pPr>
         <w:jc w:val="center"/>
         <w:rPr>
-          <w:rFonts w:ascii="Arial" w:hAnsi="Arial" w:cs="Arial"/>
-          <w:b/>
-          <w:bCs/>
-        </w:rPr>
-      </w:pPr>
-      <w:r>
-        <w:rPr>
-          <w:rFonts w:ascii="Arial" w:hAnsi="Arial" w:cs="Arial"/>
+          <w:rFonts w:ascii="Calibri" w:hAnsi="Calibri" w:cs="Calibri"/>
+          <w:b/>
+          <w:bCs/>
+        </w:rPr>
+      </w:pPr>
+      <w:r>
+        <w:rPr>
+          <w:rFonts w:ascii="Calibri" w:hAnsi="Calibri" w:cs="Calibri"/>
           <w:b/>
           <w:bCs/>
         </w:rPr>
@@ -130,7 +113,7 @@
       </w:r>
       <w:r>
         <w:rPr>
-          <w:rFonts w:ascii="Arial" w:hAnsi="Arial" w:cs="Arial"/>
+          <w:rFonts w:ascii="Calibri" w:hAnsi="Calibri" w:cs="Calibri"/>
           <w:b/>
           <w:bCs/>
         </w:rPr>
@@ -138,7 +121,7 @@
       </w:r>
       <w:r>
         <w:rPr>
-          <w:rFonts w:ascii="Arial" w:hAnsi="Arial" w:cs="Arial"/>
+          <w:rFonts w:ascii="Calibri" w:hAnsi="Calibri" w:cs="Calibri"/>
           <w:b/>
           <w:bCs/>
         </w:rPr>
@@ -149,210 +132,744 @@
       <w:pPr>
         <w:jc w:val="center"/>
         <w:rPr>
-          <w:rFonts w:ascii="Arial" w:hAnsi="Arial" w:cs="Arial"/>
-          <w:b/>
-          <w:bCs/>
-        </w:rPr>
-      </w:pPr>
-    </w:p>
-    <w:p>
-      <w:pPr>
-        <w:rPr>
+          <w:rFonts w:ascii="Calibri" w:hAnsi="Calibri" w:cs="Calibri"/>
+          <w:b/>
+          <w:bCs/>
+        </w:rPr>
+      </w:pPr>
+    </w:p>
+    <w:p>
+      <w:pPr>
+        <w:rPr>
+          <w:rFonts w:ascii="Calibri" w:hAnsi="Calibri" w:cs="Calibri"/>
           <w:color w:val="0070C0"/>
         </w:rPr>
       </w:pPr>
       <w:r>
         <w:rPr>
+          <w:rFonts w:ascii="Calibri" w:hAnsi="Calibri" w:cs="Calibri"/>
           <w:color w:val="0070C0"/>
         </w:rPr>
-        <w:t>Student name:</w:t>
-      </w:r>
-      <w:r>
-        <w:rPr>
+        <w:t xml:space="preserve">Student name: </w:t>
+      </w:r>
+      <w:r>
+        <w:rPr>
+          <w:rFonts w:ascii="Calibri" w:hAnsi="Calibri" w:cs="Calibri"/>
+          <w:b/>
+          <w:bCs/>
           <w:color w:val="0070C0"/>
         </w:rPr>
+        <w:t>Shahid Rasool</w:t>
+      </w:r>
+    </w:p>
+    <w:p>
+      <w:pPr>
+        <w:rPr>
+          <w:rFonts w:ascii="Calibri" w:hAnsi="Calibri" w:cs="Calibri"/>
+          <w:b/>
+          <w:bCs/>
+          <w:color w:val="0070C0"/>
+        </w:rPr>
+      </w:pPr>
+      <w:r>
+        <w:rPr>
+          <w:rFonts w:ascii="Calibri" w:hAnsi="Calibri" w:cs="Calibri"/>
+          <w:color w:val="0070C0"/>
+        </w:rPr>
+        <w:t xml:space="preserve">Banner ID: </w:t>
+      </w:r>
+      <w:r>
+        <w:rPr>
+          <w:rFonts w:ascii="Calibri" w:hAnsi="Calibri" w:cs="Calibri"/>
+          <w:b/>
+          <w:bCs/>
+          <w:color w:val="0070C0"/>
+        </w:rPr>
+        <w:t>B01801311</w:t>
+      </w:r>
+    </w:p>
+    <w:p>
+      <w:pPr>
+        <w:rPr>
+          <w:rFonts w:ascii="Calibri" w:hAnsi="Calibri" w:cs="Calibri"/>
+          <w:color w:val="0070C0"/>
+        </w:rPr>
+      </w:pPr>
+      <w:r>
+        <w:rPr>
+          <w:rFonts w:ascii="Calibri" w:hAnsi="Calibri" w:cs="Calibri"/>
+          <w:color w:val="0070C0"/>
+        </w:rPr>
+        <w:t xml:space="preserve">Email: </w:t>
+      </w:r>
+      <w:r>
+        <w:rPr>
+          <w:rFonts w:ascii="Calibri" w:hAnsi="Calibri" w:cs="Calibri"/>
+          <w:b/>
+          <w:bCs/>
+          <w:color w:val="0070C0"/>
+        </w:rPr>
+        <w:t>shahidchaudhary1119@gmail.com</w:t>
+      </w:r>
+    </w:p>
+    <w:p>
+      <w:pPr>
+        <w:rPr>
+          <w:rFonts w:ascii="Calibri" w:hAnsi="Calibri" w:cs="Calibri"/>
+          <w:color w:val="0070C0"/>
+        </w:rPr>
+      </w:pPr>
+      <w:r>
+        <w:rPr>
+          <w:rFonts w:ascii="Calibri" w:hAnsi="Calibri" w:cs="Calibri"/>
+          <w:color w:val="0070C0"/>
+        </w:rPr>
+        <w:t xml:space="preserve">Project being undertaken on part-time or full-time basis: </w:t>
+      </w:r>
+      <w:r>
+        <w:rPr>
+          <w:rFonts w:ascii="Calibri" w:hAnsi="Calibri" w:cs="Calibri"/>
+          <w:b/>
+          <w:bCs/>
+          <w:color w:val="0070C0"/>
+        </w:rPr>
+        <w:t>Full Time</w:t>
+      </w:r>
+    </w:p>
+    <w:p>
+      <w:pPr>
+        <w:rPr>
+          <w:rFonts w:ascii="Calibri" w:hAnsi="Calibri" w:cs="Calibri"/>
+          <w:color w:val="0070C0"/>
+        </w:rPr>
+      </w:pPr>
+      <w:r>
+        <w:rPr>
+          <w:rFonts w:ascii="Calibri" w:hAnsi="Calibri" w:cs="Calibri"/>
+          <w:color w:val="0070C0"/>
+        </w:rPr>
+        <w:t xml:space="preserve">MSc </w:t>
+      </w:r>
+      <w:proofErr w:type="spellStart"/>
+      <w:r>
+        <w:rPr>
+          <w:rFonts w:ascii="Calibri" w:hAnsi="Calibri" w:cs="Calibri"/>
+          <w:color w:val="0070C0"/>
+        </w:rPr>
+        <w:t>Programme</w:t>
+      </w:r>
+      <w:proofErr w:type="spellEnd"/>
+      <w:r>
+        <w:rPr>
+          <w:rFonts w:ascii="Calibri" w:hAnsi="Calibri" w:cs="Calibri"/>
+          <w:color w:val="0070C0"/>
+        </w:rPr>
+        <w:t xml:space="preserve"> (specify the specialist pathway, if any): </w:t>
+      </w:r>
+      <w:r>
+        <w:rPr>
+          <w:rFonts w:ascii="Calibri" w:hAnsi="Calibri" w:cs="Calibri"/>
+          <w:b/>
+          <w:bCs/>
+          <w:color w:val="0070C0"/>
+        </w:rPr>
+        <w:t>MSc Information Technology (DevOps)</w:t>
+      </w:r>
+    </w:p>
+    <w:p>
+      <w:pPr>
+        <w:rPr>
+          <w:rFonts w:ascii="Calibri" w:hAnsi="Calibri" w:cs="Calibri"/>
+          <w:b/>
+          <w:bCs/>
+        </w:rPr>
+      </w:pPr>
+      <w:r>
+        <w:rPr>
+          <w:rFonts w:ascii="Calibri" w:hAnsi="Calibri" w:cs="Calibri"/>
+          <w:color w:val="0070C0"/>
+        </w:rPr>
+        <w:t xml:space="preserve">MSc </w:t>
+      </w:r>
+      <w:proofErr w:type="spellStart"/>
+      <w:r>
+        <w:rPr>
+          <w:rFonts w:ascii="Calibri" w:hAnsi="Calibri" w:cs="Calibri"/>
+          <w:color w:val="0070C0"/>
+        </w:rPr>
+        <w:t>Programme</w:t>
+      </w:r>
+      <w:proofErr w:type="spellEnd"/>
+      <w:r>
+        <w:rPr>
+          <w:rFonts w:ascii="Calibri" w:hAnsi="Calibri" w:cs="Calibri"/>
+          <w:color w:val="0070C0"/>
+        </w:rPr>
+        <w:t xml:space="preserve"> Leader</w:t>
+      </w:r>
+      <w:r>
+        <w:rPr>
+          <w:rFonts w:ascii="Calibri" w:hAnsi="Calibri" w:cs="Calibri"/>
+        </w:rPr>
+        <w:t>:</w:t>
+      </w:r>
+      <w:r>
+        <w:rPr>
+          <w:rFonts w:ascii="Calibri" w:hAnsi="Calibri" w:cs="Calibri"/>
+        </w:rPr>
         <w:t xml:space="preserve"> </w:t>
       </w:r>
-      <w:r>
-        <w:rPr>
-          <w:b/>
-          <w:bCs/>
-          <w:color w:val="0070C0"/>
-        </w:rPr>
-        <w:t>Shahid Rasool</w:t>
-      </w:r>
-    </w:p>
-    <w:p>
-      <w:pPr>
-        <w:rPr>
-          <w:b/>
-          <w:bCs/>
-          <w:color w:val="0070C0"/>
-        </w:rPr>
-      </w:pPr>
-      <w:r>
-        <w:rPr>
-          <w:color w:val="0070C0"/>
-        </w:rPr>
-        <w:t>Banner ID:</w:t>
-      </w:r>
-      <w:r>
-        <w:rPr>
-          <w:color w:val="0070C0"/>
-        </w:rPr>
-        <w:t xml:space="preserve"> </w:t>
-      </w:r>
-      <w:r>
-        <w:rPr>
-          <w:b/>
-          <w:bCs/>
-          <w:color w:val="0070C0"/>
-        </w:rPr>
-        <w:t>B01801311</w:t>
-      </w:r>
-    </w:p>
-    <w:p>
-      <w:pPr>
-        <w:rPr>
-          <w:color w:val="0070C0"/>
-        </w:rPr>
-      </w:pPr>
-      <w:r>
-        <w:rPr>
-          <w:color w:val="0070C0"/>
-        </w:rPr>
-        <w:t>Email:</w:t>
-      </w:r>
-      <w:r>
-        <w:rPr>
-          <w:color w:val="0070C0"/>
-        </w:rPr>
-        <w:t xml:space="preserve"> </w:t>
-      </w:r>
-      <w:r>
-        <w:rPr>
-          <w:b/>
-          <w:bCs/>
-          <w:color w:val="0070C0"/>
-        </w:rPr>
-        <w:t>shahidchaudhary1119@gmail.com</w:t>
-      </w:r>
-    </w:p>
-    <w:p>
-      <w:pPr>
-        <w:rPr>
-          <w:color w:val="0070C0"/>
-        </w:rPr>
-      </w:pPr>
-      <w:r>
-        <w:rPr>
-          <w:color w:val="0070C0"/>
-        </w:rPr>
-        <w:t xml:space="preserve">Project being undertaken on part-time or full-time basis: </w:t>
-      </w:r>
-      <w:r>
-        <w:rPr>
-          <w:b/>
-          <w:bCs/>
-          <w:color w:val="0070C0"/>
-        </w:rPr>
-        <w:t>Full Time</w:t>
-      </w:r>
-    </w:p>
-    <w:p>
-      <w:pPr>
-        <w:rPr>
-          <w:color w:val="0070C0"/>
-        </w:rPr>
-      </w:pPr>
-      <w:r>
-        <w:rPr>
-          <w:color w:val="0070C0"/>
-        </w:rPr>
-        <w:t xml:space="preserve">MSc </w:t>
-      </w:r>
-      <w:proofErr w:type="spellStart"/>
-      <w:r>
-        <w:rPr>
-          <w:color w:val="0070C0"/>
-        </w:rPr>
-        <w:t>Programme</w:t>
-      </w:r>
-      <w:proofErr w:type="spellEnd"/>
-      <w:r>
-        <w:rPr>
-          <w:color w:val="0070C0"/>
-        </w:rPr>
-        <w:t xml:space="preserve"> (specify the specialist pathway, if any)</w:t>
-      </w:r>
-      <w:proofErr w:type="gramStart"/>
-      <w:r>
-        <w:rPr>
-          <w:color w:val="0070C0"/>
-        </w:rPr>
-        <w:t>:</w:t>
-      </w:r>
-      <w:r>
-        <w:rPr>
-          <w:color w:val="0070C0"/>
+    </w:p>
+    <w:p>
+      <w:pPr>
+        <w:jc w:val="center"/>
+        <w:rPr>
+          <w:rFonts w:ascii="Calibri" w:hAnsi="Calibri" w:cs="Calibri"/>
+          <w:b/>
+          <w:bCs/>
+        </w:rPr>
+      </w:pPr>
+    </w:p>
+    <w:p>
+      <w:pPr>
+        <w:jc w:val="center"/>
+        <w:rPr>
+          <w:rFonts w:ascii="Calibri" w:hAnsi="Calibri" w:cs="Calibri"/>
+          <w:b/>
+          <w:bCs/>
+        </w:rPr>
+      </w:pPr>
+    </w:p>
+    <w:p>
+      <w:pPr>
+        <w:jc w:val="center"/>
+        <w:rPr>
+          <w:rFonts w:ascii="Calibri" w:hAnsi="Calibri" w:cs="Calibri"/>
+          <w:b/>
+          <w:bCs/>
+        </w:rPr>
+      </w:pPr>
+    </w:p>
+    <w:p>
+      <w:pPr>
+        <w:jc w:val="center"/>
+        <w:rPr>
+          <w:rFonts w:ascii="Calibri" w:hAnsi="Calibri" w:cs="Calibri"/>
+          <w:b/>
+          <w:bCs/>
+        </w:rPr>
+      </w:pPr>
+    </w:p>
+    <w:p>
+      <w:pPr>
+        <w:jc w:val="center"/>
+        <w:rPr>
+          <w:rFonts w:ascii="Calibri" w:hAnsi="Calibri" w:cs="Calibri"/>
+          <w:b/>
+          <w:bCs/>
+        </w:rPr>
+      </w:pPr>
+    </w:p>
+    <w:p>
+      <w:pPr>
+        <w:jc w:val="center"/>
+        <w:rPr>
+          <w:rFonts w:ascii="Calibri" w:hAnsi="Calibri" w:cs="Calibri"/>
+          <w:b/>
+          <w:bCs/>
+        </w:rPr>
+      </w:pPr>
+    </w:p>
+    <w:p>
+      <w:pPr>
+        <w:jc w:val="center"/>
+        <w:rPr>
+          <w:rFonts w:ascii="Calibri" w:hAnsi="Calibri" w:cs="Calibri"/>
+          <w:b/>
+          <w:bCs/>
+        </w:rPr>
+      </w:pPr>
+    </w:p>
+    <w:p>
+      <w:pPr>
+        <w:jc w:val="center"/>
+        <w:rPr>
+          <w:rFonts w:ascii="Calibri" w:hAnsi="Calibri" w:cs="Calibri"/>
+          <w:b/>
+          <w:bCs/>
+        </w:rPr>
+      </w:pPr>
+    </w:p>
+    <w:p>
+      <w:pPr>
+        <w:jc w:val="center"/>
+        <w:rPr>
+          <w:rFonts w:ascii="Calibri" w:hAnsi="Calibri" w:cs="Calibri"/>
+          <w:b/>
+          <w:bCs/>
+        </w:rPr>
+      </w:pPr>
+    </w:p>
+    <w:p>
+      <w:pPr>
+        <w:jc w:val="center"/>
+        <w:rPr>
+          <w:rFonts w:ascii="Calibri" w:hAnsi="Calibri" w:cs="Calibri"/>
+          <w:b/>
+          <w:bCs/>
+        </w:rPr>
+      </w:pPr>
+    </w:p>
+    <w:p>
+      <w:pPr>
+        <w:rPr>
+          <w:rFonts w:ascii="Calibri" w:hAnsi="Calibri" w:cs="Calibri"/>
+          <w:b/>
+          <w:bCs/>
+        </w:rPr>
+      </w:pPr>
+    </w:p>
+    <w:p>
+      <w:pPr>
+        <w:jc w:val="center"/>
+        <w:rPr>
+          <w:rFonts w:ascii="Calibri" w:hAnsi="Calibri" w:cs="Calibri"/>
+          <w:b/>
+          <w:bCs/>
+        </w:rPr>
+      </w:pPr>
+    </w:p>
+    <w:p>
+      <w:pPr>
+        <w:jc w:val="center"/>
+        <w:rPr>
+          <w:rFonts w:ascii="Calibri" w:hAnsi="Calibri" w:cs="Calibri"/>
+          <w:b/>
+          <w:bCs/>
+          <w:sz w:val="28"/>
+          <w:szCs w:val="28"/>
+        </w:rPr>
+      </w:pPr>
+      <w:r>
+        <w:rPr>
+          <w:rFonts w:ascii="Calibri" w:hAnsi="Calibri" w:cs="Calibri"/>
+          <w:b/>
+          <w:bCs/>
+          <w:sz w:val="28"/>
+          <w:szCs w:val="28"/>
+        </w:rPr>
+        <w:t>Contents</w:t>
+      </w:r>
+    </w:p>
+    <w:p>
+      <w:pPr>
+        <w:jc w:val="center"/>
+        <w:rPr>
+          <w:rFonts w:ascii="Calibri" w:hAnsi="Calibri" w:cs="Calibri"/>
+          <w:b/>
+          <w:bCs/>
+          <w:sz w:val="28"/>
+          <w:szCs w:val="28"/>
+        </w:rPr>
+      </w:pPr>
+    </w:p>
+    <w:p>
+      <w:pPr>
+        <w:rPr>
+          <w:rFonts w:ascii="Calibri" w:hAnsi="Calibri" w:cs="Calibri"/>
+          <w:b/>
+          <w:bCs/>
+          <w:sz w:val="28"/>
+          <w:szCs w:val="28"/>
+        </w:rPr>
+      </w:pPr>
+      <w:r>
+        <w:rPr>
+          <w:rFonts w:ascii="Calibri" w:hAnsi="Calibri" w:cs="Calibri"/>
+          <w:b/>
+          <w:bCs/>
+          <w:sz w:val="28"/>
+          <w:szCs w:val="28"/>
+        </w:rPr>
+        <w:t xml:space="preserve">Abstract  </w:t>
+      </w:r>
+    </w:p>
+    <w:p>
+      <w:pPr>
+        <w:rPr>
+          <w:rFonts w:ascii="Calibri" w:hAnsi="Calibri" w:cs="Calibri"/>
+          <w:b/>
+          <w:bCs/>
+          <w:sz w:val="28"/>
+          <w:szCs w:val="28"/>
+        </w:rPr>
+      </w:pPr>
+      <w:r>
+        <w:rPr>
+          <w:rFonts w:ascii="Calibri" w:hAnsi="Calibri" w:cs="Calibri"/>
+          <w:b/>
+          <w:bCs/>
+          <w:sz w:val="28"/>
+          <w:szCs w:val="28"/>
+        </w:rPr>
+        <w:t xml:space="preserve">1. Introduction to DevSecOps </w:t>
+      </w:r>
+    </w:p>
+    <w:p>
+      <w:pPr>
+        <w:rPr>
+          <w:rFonts w:ascii="Calibri" w:hAnsi="Calibri" w:cs="Calibri"/>
+          <w:b/>
+          <w:bCs/>
+          <w:sz w:val="28"/>
+          <w:szCs w:val="28"/>
+        </w:rPr>
+      </w:pPr>
+      <w:r>
+        <w:rPr>
+          <w:rFonts w:ascii="Calibri" w:hAnsi="Calibri" w:cs="Calibri"/>
+          <w:b/>
+          <w:bCs/>
+          <w:sz w:val="28"/>
+          <w:szCs w:val="28"/>
+        </w:rPr>
+        <w:t xml:space="preserve">2. </w:t>
+      </w:r>
+      <w:r>
+        <w:rPr>
+          <w:rFonts w:ascii="Calibri" w:hAnsi="Calibri" w:cs="Calibri"/>
+          <w:b/>
+          <w:bCs/>
+          <w:sz w:val="28"/>
+          <w:szCs w:val="28"/>
+        </w:rPr>
+        <w:t>Research and Literature Review</w:t>
+      </w:r>
+    </w:p>
+    <w:p>
+      <w:pPr>
+        <w:rPr>
+          <w:rFonts w:ascii="Calibri" w:hAnsi="Calibri" w:cs="Calibri"/>
+          <w:b/>
+          <w:bCs/>
+          <w:sz w:val="28"/>
+          <w:szCs w:val="28"/>
+        </w:rPr>
+      </w:pPr>
+      <w:r>
+        <w:rPr>
+          <w:rFonts w:ascii="Calibri" w:hAnsi="Calibri" w:cs="Calibri"/>
+          <w:b/>
+          <w:bCs/>
+          <w:sz w:val="28"/>
+          <w:szCs w:val="28"/>
+        </w:rPr>
+        <w:t> </w:t>
+      </w:r>
+      <w:r>
+        <w:rPr>
+          <w:rFonts w:ascii="Calibri" w:hAnsi="Calibri" w:cs="Calibri"/>
+          <w:b/>
+          <w:bCs/>
+          <w:sz w:val="28"/>
+          <w:szCs w:val="28"/>
+        </w:rPr>
+        <w:tab/>
+      </w:r>
+      <w:r>
+        <w:rPr>
+          <w:rFonts w:ascii="Calibri" w:hAnsi="Calibri" w:cs="Calibri"/>
+          <w:b/>
+          <w:bCs/>
+          <w:sz w:val="28"/>
+          <w:szCs w:val="28"/>
+        </w:rPr>
+        <w:t xml:space="preserve">2.1 </w:t>
+      </w:r>
+      <w:r>
+        <w:rPr>
+          <w:rFonts w:ascii="Calibri" w:hAnsi="Calibri" w:cs="Calibri"/>
+          <w:b/>
+          <w:bCs/>
+          <w:sz w:val="28"/>
+          <w:szCs w:val="28"/>
+        </w:rPr>
+        <w:t>Introduction</w:t>
+      </w:r>
+      <w:r>
+        <w:rPr>
+          <w:rFonts w:ascii="Calibri" w:hAnsi="Calibri" w:cs="Calibri"/>
+          <w:b/>
+          <w:bCs/>
+          <w:sz w:val="28"/>
+          <w:szCs w:val="28"/>
         </w:rPr>
         <w:t xml:space="preserve">  </w:t>
       </w:r>
-      <w:r>
-        <w:rPr>
-          <w:b/>
-          <w:bCs/>
-          <w:color w:val="0070C0"/>
-        </w:rPr>
-        <w:t>MSc</w:t>
-      </w:r>
-      <w:proofErr w:type="gramEnd"/>
-      <w:r>
-        <w:rPr>
-          <w:b/>
-          <w:bCs/>
-          <w:color w:val="0070C0"/>
-        </w:rPr>
-        <w:t xml:space="preserve"> Information Technology (DevOps)</w:t>
-      </w:r>
-    </w:p>
-    <w:p>
-      <w:pPr>
-        <w:rPr>
-          <w:rFonts w:ascii="Arial" w:hAnsi="Arial" w:cs="Arial"/>
-          <w:b/>
-          <w:bCs/>
-        </w:rPr>
-      </w:pPr>
-      <w:r>
-        <w:rPr>
-          <w:color w:val="0070C0"/>
-        </w:rPr>
-        <w:t xml:space="preserve">MSc </w:t>
-      </w:r>
-      <w:proofErr w:type="spellStart"/>
-      <w:r>
-        <w:rPr>
-          <w:color w:val="0070C0"/>
-        </w:rPr>
-        <w:t>Programme</w:t>
-      </w:r>
-      <w:proofErr w:type="spellEnd"/>
-      <w:r>
-        <w:rPr>
-          <w:color w:val="0070C0"/>
-        </w:rPr>
-        <w:t xml:space="preserve"> Leader</w:t>
-      </w:r>
-      <w:r>
-        <w:t>:</w:t>
+    </w:p>
+    <w:p>
+      <w:pPr>
+        <w:rPr>
+          <w:rFonts w:ascii="Calibri" w:hAnsi="Calibri" w:cs="Calibri"/>
+          <w:b/>
+          <w:bCs/>
+          <w:sz w:val="28"/>
+          <w:szCs w:val="28"/>
+        </w:rPr>
+      </w:pPr>
+      <w:r>
+        <w:rPr>
+          <w:rFonts w:ascii="Calibri" w:hAnsi="Calibri" w:cs="Calibri"/>
+          <w:b/>
+          <w:bCs/>
+          <w:sz w:val="28"/>
+          <w:szCs w:val="28"/>
+        </w:rPr>
+        <w:t> </w:t>
+      </w:r>
+      <w:r>
+        <w:rPr>
+          <w:rFonts w:ascii="Calibri" w:hAnsi="Calibri" w:cs="Calibri"/>
+          <w:b/>
+          <w:bCs/>
+          <w:sz w:val="28"/>
+          <w:szCs w:val="28"/>
+        </w:rPr>
+        <w:tab/>
+      </w:r>
+      <w:r>
+        <w:rPr>
+          <w:rFonts w:ascii="Calibri" w:hAnsi="Calibri" w:cs="Calibri"/>
+          <w:b/>
+          <w:bCs/>
+          <w:sz w:val="28"/>
+          <w:szCs w:val="28"/>
+        </w:rPr>
+        <w:t xml:space="preserve">2.2 </w:t>
+      </w:r>
+      <w:r>
+        <w:rPr>
+          <w:rFonts w:ascii="Calibri" w:hAnsi="Calibri" w:cs="Calibri"/>
+          <w:b/>
+          <w:bCs/>
+          <w:sz w:val="28"/>
+          <w:szCs w:val="28"/>
+        </w:rPr>
+        <w:t>Continuous Integration and Continuous Deployment (CI/CD)</w:t>
+      </w:r>
+    </w:p>
+    <w:p>
+      <w:pPr>
+        <w:rPr>
+          <w:rFonts w:ascii="Calibri" w:hAnsi="Calibri" w:cs="Calibri"/>
+          <w:b/>
+          <w:bCs/>
+          <w:sz w:val="28"/>
+          <w:szCs w:val="28"/>
+        </w:rPr>
+      </w:pPr>
+      <w:r>
+        <w:rPr>
+          <w:rFonts w:ascii="Calibri" w:hAnsi="Calibri" w:cs="Calibri"/>
+          <w:b/>
+          <w:bCs/>
+          <w:sz w:val="28"/>
+          <w:szCs w:val="28"/>
+        </w:rPr>
+        <w:t> </w:t>
+      </w:r>
+      <w:r>
+        <w:rPr>
+          <w:rFonts w:ascii="Calibri" w:hAnsi="Calibri" w:cs="Calibri"/>
+          <w:b/>
+          <w:bCs/>
+          <w:sz w:val="28"/>
+          <w:szCs w:val="28"/>
+        </w:rPr>
+        <w:tab/>
+      </w:r>
+      <w:r>
+        <w:rPr>
+          <w:rFonts w:ascii="Calibri" w:hAnsi="Calibri" w:cs="Calibri"/>
+          <w:b/>
+          <w:bCs/>
+          <w:sz w:val="28"/>
+          <w:szCs w:val="28"/>
+        </w:rPr>
+        <w:t xml:space="preserve">2.3 </w:t>
+      </w:r>
+      <w:r>
+        <w:rPr>
+          <w:rFonts w:ascii="Calibri" w:hAnsi="Calibri" w:cs="Calibri"/>
+          <w:b/>
+          <w:bCs/>
+          <w:sz w:val="28"/>
+          <w:szCs w:val="28"/>
+        </w:rPr>
+        <w:t>DevOps: Principles and Evolution</w:t>
+      </w:r>
+    </w:p>
+    <w:p>
+      <w:pPr>
+        <w:rPr>
+          <w:rFonts w:ascii="Calibri" w:hAnsi="Calibri" w:cs="Calibri"/>
+          <w:b/>
+          <w:bCs/>
+          <w:sz w:val="28"/>
+          <w:szCs w:val="28"/>
+        </w:rPr>
+      </w:pPr>
+      <w:r>
+        <w:rPr>
+          <w:rFonts w:ascii="Calibri" w:hAnsi="Calibri" w:cs="Calibri"/>
+          <w:b/>
+          <w:bCs/>
+          <w:sz w:val="28"/>
+          <w:szCs w:val="28"/>
+        </w:rPr>
+        <w:t> </w:t>
+      </w:r>
+      <w:r>
+        <w:rPr>
+          <w:rFonts w:ascii="Calibri" w:hAnsi="Calibri" w:cs="Calibri"/>
+          <w:b/>
+          <w:bCs/>
+          <w:sz w:val="28"/>
+          <w:szCs w:val="28"/>
+        </w:rPr>
+        <w:tab/>
+      </w:r>
+      <w:r>
+        <w:rPr>
+          <w:rFonts w:ascii="Calibri" w:hAnsi="Calibri" w:cs="Calibri"/>
+          <w:b/>
+          <w:bCs/>
+          <w:sz w:val="28"/>
+          <w:szCs w:val="28"/>
+        </w:rPr>
+        <w:t xml:space="preserve">2.4 </w:t>
+      </w:r>
+      <w:r>
+        <w:rPr>
+          <w:rFonts w:ascii="Calibri" w:hAnsi="Calibri" w:cs="Calibri"/>
+          <w:b/>
+          <w:bCs/>
+          <w:sz w:val="28"/>
+          <w:szCs w:val="28"/>
+        </w:rPr>
+        <w:t>DevSecOps: Integrating Security into CI/CD Pipelines</w:t>
+      </w:r>
+    </w:p>
+    <w:p>
+      <w:pPr>
+        <w:ind w:firstLine="720"/>
+        <w:rPr>
+          <w:rFonts w:ascii="Calibri" w:hAnsi="Calibri" w:cs="Calibri"/>
+          <w:b/>
+          <w:bCs/>
+          <w:sz w:val="28"/>
+          <w:szCs w:val="28"/>
+        </w:rPr>
+      </w:pPr>
+      <w:r>
+        <w:rPr>
+          <w:rFonts w:ascii="Calibri" w:hAnsi="Calibri" w:cs="Calibri"/>
+          <w:b/>
+          <w:bCs/>
+          <w:sz w:val="28"/>
+          <w:szCs w:val="28"/>
+        </w:rPr>
+        <w:t>2.</w:t>
+      </w:r>
+      <w:r>
+        <w:rPr>
+          <w:rFonts w:ascii="Calibri" w:hAnsi="Calibri" w:cs="Calibri"/>
+          <w:b/>
+          <w:bCs/>
+          <w:sz w:val="28"/>
+          <w:szCs w:val="28"/>
+        </w:rPr>
+        <w:t>5</w:t>
+      </w:r>
+      <w:r>
+        <w:rPr>
+          <w:rFonts w:ascii="Calibri" w:hAnsi="Calibri" w:cs="Calibri"/>
+          <w:b/>
+          <w:bCs/>
+          <w:sz w:val="28"/>
+          <w:szCs w:val="28"/>
+        </w:rPr>
+        <w:t xml:space="preserve"> Best Practices and Tool Integration</w:t>
+      </w:r>
+    </w:p>
+    <w:p>
+      <w:pPr>
+        <w:ind w:firstLine="720"/>
+        <w:rPr>
+          <w:rFonts w:ascii="Calibri" w:hAnsi="Calibri" w:cs="Calibri"/>
+          <w:b/>
+          <w:bCs/>
+          <w:sz w:val="28"/>
+          <w:szCs w:val="28"/>
+        </w:rPr>
+      </w:pPr>
+      <w:r>
+        <w:rPr>
+          <w:rFonts w:ascii="Calibri" w:hAnsi="Calibri" w:cs="Calibri"/>
+          <w:b/>
+          <w:bCs/>
+          <w:sz w:val="28"/>
+          <w:szCs w:val="28"/>
+        </w:rPr>
+        <w:t>2.</w:t>
+      </w:r>
+      <w:r>
+        <w:rPr>
+          <w:rFonts w:ascii="Calibri" w:hAnsi="Calibri" w:cs="Calibri"/>
+          <w:b/>
+          <w:bCs/>
+          <w:sz w:val="28"/>
+          <w:szCs w:val="28"/>
+        </w:rPr>
+        <w:t>6</w:t>
+      </w:r>
+      <w:r>
+        <w:rPr>
+          <w:rFonts w:ascii="Calibri" w:hAnsi="Calibri" w:cs="Calibri"/>
+          <w:b/>
+          <w:bCs/>
+          <w:sz w:val="28"/>
+          <w:szCs w:val="28"/>
+        </w:rPr>
+        <w:t xml:space="preserve"> Summary and Research Gap</w:t>
+      </w:r>
+    </w:p>
+    <w:p>
+      <w:pPr>
+        <w:rPr>
+          <w:rFonts w:ascii="Calibri" w:hAnsi="Calibri" w:cs="Calibri"/>
+          <w:b/>
+          <w:bCs/>
+          <w:sz w:val="28"/>
+          <w:szCs w:val="28"/>
+        </w:rPr>
+      </w:pPr>
+      <w:r>
+        <w:rPr>
+          <w:rFonts w:ascii="Calibri" w:hAnsi="Calibri" w:cs="Calibri"/>
+          <w:b/>
+          <w:bCs/>
+          <w:sz w:val="28"/>
+          <w:szCs w:val="28"/>
+        </w:rPr>
+        <w:t>6. References</w:t>
       </w:r>
     </w:p>
     <w:p>
       <w:pPr>
         <w:jc w:val="center"/>
         <w:rPr>
-          <w:rFonts w:ascii="Arial" w:hAnsi="Arial" w:cs="Arial"/>
+          <w:rFonts w:ascii="Calibri" w:hAnsi="Calibri" w:cs="Calibri"/>
           <w:b/>
           <w:bCs/>
         </w:rPr>
@@ -362,7 +879,7 @@
       <w:pPr>
         <w:jc w:val="center"/>
         <w:rPr>
-          <w:rFonts w:ascii="Arial" w:hAnsi="Arial" w:cs="Arial"/>
+          <w:rFonts w:ascii="Calibri" w:hAnsi="Calibri" w:cs="Calibri"/>
           <w:b/>
           <w:bCs/>
         </w:rPr>
@@ -372,7 +889,7 @@
       <w:pPr>
         <w:jc w:val="center"/>
         <w:rPr>
-          <w:rFonts w:ascii="Arial" w:hAnsi="Arial" w:cs="Arial"/>
+          <w:rFonts w:ascii="Calibri" w:hAnsi="Calibri" w:cs="Calibri"/>
           <w:b/>
           <w:bCs/>
         </w:rPr>
@@ -382,7 +899,7 @@
       <w:pPr>
         <w:jc w:val="center"/>
         <w:rPr>
-          <w:rFonts w:ascii="Arial" w:hAnsi="Arial" w:cs="Arial"/>
+          <w:rFonts w:ascii="Calibri" w:hAnsi="Calibri" w:cs="Calibri"/>
           <w:b/>
           <w:bCs/>
         </w:rPr>
@@ -392,7 +909,7 @@
       <w:pPr>
         <w:jc w:val="center"/>
         <w:rPr>
-          <w:rFonts w:ascii="Arial" w:hAnsi="Arial" w:cs="Arial"/>
+          <w:rFonts w:ascii="Calibri" w:hAnsi="Calibri" w:cs="Calibri"/>
           <w:b/>
           <w:bCs/>
         </w:rPr>
@@ -402,7 +919,7 @@
       <w:pPr>
         <w:jc w:val="center"/>
         <w:rPr>
-          <w:rFonts w:ascii="Arial" w:hAnsi="Arial" w:cs="Arial"/>
+          <w:rFonts w:ascii="Calibri" w:hAnsi="Calibri" w:cs="Calibri"/>
           <w:b/>
           <w:bCs/>
         </w:rPr>
@@ -412,7 +929,7 @@
       <w:pPr>
         <w:jc w:val="center"/>
         <w:rPr>
-          <w:rFonts w:ascii="Arial" w:hAnsi="Arial" w:cs="Arial"/>
+          <w:rFonts w:ascii="Calibri" w:hAnsi="Calibri" w:cs="Calibri"/>
           <w:b/>
           <w:bCs/>
         </w:rPr>
@@ -422,7 +939,7 @@
       <w:pPr>
         <w:jc w:val="center"/>
         <w:rPr>
-          <w:rFonts w:ascii="Arial" w:hAnsi="Arial" w:cs="Arial"/>
+          <w:rFonts w:ascii="Calibri" w:hAnsi="Calibri" w:cs="Calibri"/>
           <w:b/>
           <w:bCs/>
         </w:rPr>
@@ -432,7 +949,7 @@
       <w:pPr>
         <w:jc w:val="center"/>
         <w:rPr>
-          <w:rFonts w:ascii="Arial" w:hAnsi="Arial" w:cs="Arial"/>
+          <w:rFonts w:ascii="Calibri" w:hAnsi="Calibri" w:cs="Calibri"/>
           <w:b/>
           <w:bCs/>
         </w:rPr>
@@ -442,7 +959,7 @@
       <w:pPr>
         <w:jc w:val="center"/>
         <w:rPr>
-          <w:rFonts w:ascii="Arial" w:hAnsi="Arial" w:cs="Arial"/>
+          <w:rFonts w:ascii="Calibri" w:hAnsi="Calibri" w:cs="Calibri"/>
           <w:b/>
           <w:bCs/>
         </w:rPr>
@@ -452,7 +969,7 @@
       <w:pPr>
         <w:jc w:val="center"/>
         <w:rPr>
-          <w:rFonts w:ascii="Arial" w:hAnsi="Arial" w:cs="Arial"/>
+          <w:rFonts w:ascii="Calibri" w:hAnsi="Calibri" w:cs="Calibri"/>
           <w:b/>
           <w:bCs/>
         </w:rPr>
@@ -462,366 +979,29 @@
       <w:pPr>
         <w:jc w:val="center"/>
         <w:rPr>
-          <w:rFonts w:ascii="Arial" w:hAnsi="Arial" w:cs="Arial"/>
-          <w:b/>
-          <w:bCs/>
-        </w:rPr>
-      </w:pPr>
-    </w:p>
-    <w:p>
-      <w:pPr>
-        <w:jc w:val="center"/>
-        <w:rPr>
-          <w:rFonts w:ascii="Arial" w:hAnsi="Arial" w:cs="Arial"/>
-          <w:b/>
-          <w:bCs/>
-        </w:rPr>
-      </w:pPr>
-    </w:p>
-    <w:p>
-      <w:pPr>
-        <w:jc w:val="center"/>
-        <w:rPr>
-          <w:rFonts w:ascii="Arial" w:hAnsi="Arial" w:cs="Arial"/>
-          <w:b/>
-          <w:bCs/>
-        </w:rPr>
-      </w:pPr>
-    </w:p>
-    <w:p>
-      <w:pPr>
-        <w:jc w:val="center"/>
-        <w:rPr>
-          <w:rFonts w:ascii="Arial" w:hAnsi="Arial" w:cs="Arial"/>
-          <w:b/>
-          <w:bCs/>
-        </w:rPr>
-      </w:pPr>
-    </w:p>
-    <w:p>
-      <w:pPr>
-        <w:jc w:val="center"/>
-        <w:rPr>
-          <w:rFonts w:ascii="Arial" w:hAnsi="Arial" w:cs="Arial"/>
-          <w:b/>
-          <w:bCs/>
-        </w:rPr>
-      </w:pPr>
-    </w:p>
-    <w:p>
-      <w:pPr>
-        <w:jc w:val="center"/>
-        <w:rPr>
-          <w:rFonts w:ascii="Arial" w:hAnsi="Arial" w:cs="Arial"/>
-          <w:b/>
-          <w:bCs/>
-        </w:rPr>
-      </w:pPr>
-    </w:p>
-    <w:p>
-      <w:pPr>
-        <w:jc w:val="center"/>
-        <w:rPr>
-          <w:rFonts w:ascii="Arial" w:hAnsi="Arial" w:cs="Arial"/>
-          <w:b/>
-          <w:bCs/>
-        </w:rPr>
-      </w:pPr>
-    </w:p>
-    <w:p>
-      <w:pPr>
-        <w:jc w:val="center"/>
-        <w:rPr>
-          <w:rFonts w:ascii="Calibri" w:hAnsi="Calibri" w:cs="Calibri"/>
-          <w:b/>
-          <w:bCs/>
-          <w:sz w:val="28"/>
-          <w:szCs w:val="28"/>
-        </w:rPr>
-      </w:pPr>
-      <w:r>
-        <w:rPr>
-          <w:rFonts w:ascii="Calibri" w:hAnsi="Calibri" w:cs="Calibri"/>
-          <w:b/>
-          <w:bCs/>
-          <w:sz w:val="28"/>
-          <w:szCs w:val="28"/>
-        </w:rPr>
-        <w:t>Contents</w:t>
-      </w:r>
-    </w:p>
-    <w:p>
-      <w:pPr>
-        <w:jc w:val="center"/>
-        <w:rPr>
-          <w:rFonts w:ascii="Calibri" w:hAnsi="Calibri" w:cs="Calibri"/>
-          <w:b/>
-          <w:bCs/>
-          <w:sz w:val="28"/>
-          <w:szCs w:val="28"/>
-        </w:rPr>
-      </w:pPr>
-    </w:p>
-    <w:p>
-      <w:pPr>
-        <w:rPr>
-          <w:rFonts w:ascii="Calibri" w:hAnsi="Calibri" w:cs="Calibri"/>
-          <w:b/>
-          <w:bCs/>
-        </w:rPr>
-      </w:pPr>
-      <w:r>
-        <w:rPr>
-          <w:rFonts w:ascii="Calibri" w:hAnsi="Calibri" w:cs="Calibri"/>
-          <w:b/>
-          <w:bCs/>
-        </w:rPr>
-        <w:t xml:space="preserve">Abstract  </w:t>
-      </w:r>
-    </w:p>
-    <w:p>
-      <w:pPr>
-        <w:rPr>
-          <w:rFonts w:ascii="Calibri" w:hAnsi="Calibri" w:cs="Calibri"/>
-          <w:b/>
-          <w:bCs/>
-        </w:rPr>
-      </w:pPr>
-      <w:r>
-        <w:rPr>
-          <w:rFonts w:ascii="Calibri" w:hAnsi="Calibri" w:cs="Calibri"/>
-          <w:b/>
-          <w:bCs/>
-        </w:rPr>
-        <w:t xml:space="preserve">1. Introduction to DevSecOps  </w:t>
-      </w:r>
-    </w:p>
-    <w:p>
-      <w:pPr>
-        <w:rPr>
-          <w:rFonts w:ascii="Calibri" w:hAnsi="Calibri" w:cs="Calibri"/>
-          <w:b/>
-          <w:bCs/>
-        </w:rPr>
-      </w:pPr>
-      <w:r>
-        <w:rPr>
-          <w:rFonts w:ascii="Calibri" w:hAnsi="Calibri" w:cs="Calibri"/>
-          <w:b/>
-          <w:bCs/>
-        </w:rPr>
-        <w:t xml:space="preserve">2. Literature Review  </w:t>
-      </w:r>
-    </w:p>
-    <w:p>
-      <w:pPr>
-        <w:rPr>
-          <w:rFonts w:ascii="Calibri" w:hAnsi="Calibri" w:cs="Calibri"/>
-          <w:b/>
-          <w:bCs/>
-        </w:rPr>
-      </w:pPr>
-      <w:r>
-        <w:rPr>
-          <w:rFonts w:ascii="Calibri" w:hAnsi="Calibri" w:cs="Calibri"/>
-          <w:b/>
-          <w:bCs/>
-        </w:rPr>
-        <w:t xml:space="preserve"> 2.1 CI/CD Automation and Pipelines  </w:t>
-      </w:r>
-    </w:p>
-    <w:p>
-      <w:pPr>
-        <w:rPr>
-          <w:rFonts w:ascii="Calibri" w:hAnsi="Calibri" w:cs="Calibri"/>
-          <w:b/>
-          <w:bCs/>
-        </w:rPr>
-      </w:pPr>
-      <w:r>
-        <w:rPr>
-          <w:rFonts w:ascii="Calibri" w:hAnsi="Calibri" w:cs="Calibri"/>
-          <w:b/>
-          <w:bCs/>
-        </w:rPr>
-        <w:t xml:space="preserve"> 2.2 Security Integration in DevOps  </w:t>
-      </w:r>
-    </w:p>
-    <w:p>
-      <w:pPr>
-        <w:rPr>
-          <w:rFonts w:ascii="Calibri" w:hAnsi="Calibri" w:cs="Calibri"/>
-          <w:b/>
-          <w:bCs/>
-        </w:rPr>
-      </w:pPr>
-      <w:r>
-        <w:rPr>
-          <w:rFonts w:ascii="Calibri" w:hAnsi="Calibri" w:cs="Calibri"/>
-          <w:b/>
-          <w:bCs/>
-        </w:rPr>
-        <w:t xml:space="preserve"> 2.3 Infrastructure as Code and Policy as Code  </w:t>
-      </w:r>
-    </w:p>
-    <w:p>
-      <w:pPr>
-        <w:rPr>
-          <w:rFonts w:ascii="Calibri" w:hAnsi="Calibri" w:cs="Calibri"/>
-          <w:b/>
-          <w:bCs/>
-        </w:rPr>
-      </w:pPr>
-      <w:r>
-        <w:rPr>
-          <w:rFonts w:ascii="Calibri" w:hAnsi="Calibri" w:cs="Calibri"/>
-          <w:b/>
-          <w:bCs/>
-        </w:rPr>
-        <w:t xml:space="preserve"> 2.4 Monitoring and Feedback Loops  </w:t>
-      </w:r>
-    </w:p>
-    <w:p>
-      <w:pPr>
-        <w:rPr>
-          <w:rFonts w:ascii="Calibri" w:hAnsi="Calibri" w:cs="Calibri"/>
-          <w:b/>
-          <w:bCs/>
-        </w:rPr>
-      </w:pPr>
-      <w:r>
-        <w:rPr>
-          <w:rFonts w:ascii="Calibri" w:hAnsi="Calibri" w:cs="Calibri"/>
-          <w:b/>
-          <w:bCs/>
-        </w:rPr>
-        <w:t xml:space="preserve">3. Gaps in Literature and Research Question  </w:t>
-      </w:r>
-    </w:p>
-    <w:p>
-      <w:pPr>
-        <w:rPr>
-          <w:rFonts w:ascii="Calibri" w:hAnsi="Calibri" w:cs="Calibri"/>
-          <w:b/>
-          <w:bCs/>
-        </w:rPr>
-      </w:pPr>
-      <w:r>
-        <w:rPr>
-          <w:rFonts w:ascii="Calibri" w:hAnsi="Calibri" w:cs="Calibri"/>
-          <w:b/>
-          <w:bCs/>
-        </w:rPr>
-        <w:t xml:space="preserve">4. Tool Comparison and Selection  </w:t>
-      </w:r>
-    </w:p>
-    <w:p>
-      <w:pPr>
-        <w:rPr>
-          <w:rFonts w:ascii="Calibri" w:hAnsi="Calibri" w:cs="Calibri"/>
-          <w:b/>
-          <w:bCs/>
-        </w:rPr>
-      </w:pPr>
-      <w:r>
-        <w:rPr>
-          <w:rFonts w:ascii="Calibri" w:hAnsi="Calibri" w:cs="Calibri"/>
-          <w:b/>
-          <w:bCs/>
-        </w:rPr>
-        <w:t xml:space="preserve">5. Short Methodology Outline  </w:t>
-      </w:r>
-    </w:p>
-    <w:p>
-      <w:pPr>
-        <w:rPr>
-          <w:rFonts w:ascii="Calibri" w:hAnsi="Calibri" w:cs="Calibri"/>
-          <w:b/>
-          <w:bCs/>
-        </w:rPr>
-      </w:pPr>
-      <w:r>
-        <w:rPr>
-          <w:rFonts w:ascii="Calibri" w:hAnsi="Calibri" w:cs="Calibri"/>
-          <w:b/>
-          <w:bCs/>
-        </w:rPr>
-        <w:t>6. References</w:t>
-      </w:r>
-    </w:p>
-    <w:p>
-      <w:pPr>
-        <w:jc w:val="center"/>
-        <w:rPr>
-          <w:rFonts w:ascii="Cambria" w:hAnsi="Cambria" w:cs="Times New Roman"/>
-          <w:b/>
-          <w:bCs/>
-        </w:rPr>
-      </w:pPr>
-    </w:p>
-    <w:p>
-      <w:pPr>
-        <w:jc w:val="center"/>
-        <w:rPr>
-          <w:rFonts w:ascii="Cambria" w:hAnsi="Cambria" w:cs="Times New Roman"/>
-          <w:b/>
-          <w:bCs/>
-        </w:rPr>
-      </w:pPr>
-    </w:p>
-    <w:p>
-      <w:pPr>
-        <w:jc w:val="center"/>
-        <w:rPr>
-          <w:rFonts w:ascii="Cambria" w:hAnsi="Cambria" w:cs="Times New Roman"/>
-          <w:b/>
-          <w:bCs/>
-        </w:rPr>
-      </w:pPr>
-    </w:p>
-    <w:p>
-      <w:pPr>
-        <w:jc w:val="center"/>
-        <w:rPr>
-          <w:rFonts w:ascii="Cambria" w:hAnsi="Cambria" w:cs="Times New Roman"/>
-          <w:b/>
-          <w:bCs/>
-        </w:rPr>
-      </w:pPr>
-    </w:p>
-    <w:p>
-      <w:pPr>
-        <w:jc w:val="center"/>
-        <w:rPr>
-          <w:rFonts w:ascii="Cambria" w:hAnsi="Cambria" w:cs="Times New Roman"/>
-          <w:b/>
-          <w:bCs/>
-        </w:rPr>
-      </w:pPr>
-    </w:p>
-    <w:p>
-      <w:pPr>
-        <w:jc w:val="center"/>
-        <w:rPr>
-          <w:rFonts w:ascii="Cambria" w:hAnsi="Cambria" w:cs="Times New Roman"/>
-          <w:b/>
-          <w:bCs/>
-        </w:rPr>
-      </w:pPr>
-    </w:p>
-    <w:p>
-      <w:pPr>
-        <w:rPr>
-          <w:rFonts w:ascii="Cambria" w:hAnsi="Cambria" w:cs="Times New Roman"/>
-          <w:b/>
-          <w:bCs/>
-        </w:rPr>
-      </w:pPr>
-      <w:r>
-        <w:rPr>
-          <w:rFonts w:ascii="Cambria" w:hAnsi="Cambria" w:cs="Times New Roman"/>
-          <w:b/>
-          <w:bCs/>
+          <w:rFonts w:ascii="Calibri" w:hAnsi="Calibri" w:cs="Calibri"/>
+          <w:b/>
+          <w:bCs/>
+        </w:rPr>
+      </w:pPr>
+    </w:p>
+    <w:p>
+      <w:pPr>
+        <w:rPr>
+          <w:rFonts w:ascii="Calibri" w:hAnsi="Calibri" w:cs="Calibri"/>
+          <w:b/>
+          <w:bCs/>
+          <w:sz w:val="28"/>
+          <w:szCs w:val="28"/>
+        </w:rPr>
+      </w:pPr>
+      <w:r>
+        <w:rPr>
+          <w:rFonts w:ascii="Calibri" w:hAnsi="Calibri" w:cs="Calibri"/>
+          <w:b/>
+          <w:bCs/>
+          <w:sz w:val="28"/>
+          <w:szCs w:val="28"/>
         </w:rPr>
         <w:lastRenderedPageBreak/>
         <w:t>Abstract</w:t>
@@ -839,14 +1019,12 @@
         </w:rPr>
         <w:t xml:space="preserve">Security is often treated as an afterthought in the software development life cycle, </w:t>
       </w:r>
-      <w:proofErr w:type="gramStart"/>
-      <w:r>
-        <w:rPr>
-          <w:rFonts w:ascii="Calibri" w:hAnsi="Calibri" w:cs="Calibri"/>
-        </w:rPr>
-        <w:t>despite the fact that</w:t>
-      </w:r>
-      <w:proofErr w:type="gramEnd"/>
+      <w:r>
+        <w:rPr>
+          <w:rFonts w:ascii="Calibri" w:hAnsi="Calibri" w:cs="Calibri"/>
+        </w:rPr>
+        <w:t>even though</w:t>
+      </w:r>
       <w:r>
         <w:rPr>
           <w:rFonts w:ascii="Calibri" w:hAnsi="Calibri" w:cs="Calibri"/>
@@ -884,7 +1062,7 @@
       <w:pPr>
         <w:jc w:val="center"/>
         <w:rPr>
-          <w:rFonts w:ascii="Cambria" w:hAnsi="Cambria" w:cs="Times New Roman"/>
+          <w:rFonts w:ascii="Calibri" w:hAnsi="Calibri" w:cs="Calibri"/>
           <w:b/>
           <w:bCs/>
         </w:rPr>
@@ -894,7 +1072,7 @@
       <w:pPr>
         <w:jc w:val="center"/>
         <w:rPr>
-          <w:rFonts w:ascii="Cambria" w:hAnsi="Cambria" w:cs="Times New Roman"/>
+          <w:rFonts w:ascii="Calibri" w:hAnsi="Calibri" w:cs="Calibri"/>
           <w:b/>
           <w:bCs/>
         </w:rPr>
@@ -904,7 +1082,7 @@
       <w:pPr>
         <w:jc w:val="center"/>
         <w:rPr>
-          <w:rFonts w:ascii="Cambria" w:hAnsi="Cambria" w:cs="Times New Roman"/>
+          <w:rFonts w:ascii="Calibri" w:hAnsi="Calibri" w:cs="Calibri"/>
           <w:b/>
           <w:bCs/>
         </w:rPr>
@@ -914,7 +1092,7 @@
       <w:pPr>
         <w:jc w:val="center"/>
         <w:rPr>
-          <w:rFonts w:ascii="Cambria" w:hAnsi="Cambria" w:cs="Times New Roman"/>
+          <w:rFonts w:ascii="Calibri" w:hAnsi="Calibri" w:cs="Calibri"/>
           <w:b/>
           <w:bCs/>
         </w:rPr>
@@ -924,7 +1102,7 @@
       <w:pPr>
         <w:jc w:val="center"/>
         <w:rPr>
-          <w:rFonts w:ascii="Cambria" w:hAnsi="Cambria" w:cs="Times New Roman"/>
+          <w:rFonts w:ascii="Calibri" w:hAnsi="Calibri" w:cs="Calibri"/>
           <w:b/>
           <w:bCs/>
         </w:rPr>
@@ -934,7 +1112,7 @@
       <w:pPr>
         <w:jc w:val="center"/>
         <w:rPr>
-          <w:rFonts w:ascii="Cambria" w:hAnsi="Cambria" w:cs="Times New Roman"/>
+          <w:rFonts w:ascii="Calibri" w:hAnsi="Calibri" w:cs="Calibri"/>
           <w:b/>
           <w:bCs/>
         </w:rPr>
@@ -944,7 +1122,7 @@
       <w:pPr>
         <w:jc w:val="center"/>
         <w:rPr>
-          <w:rFonts w:ascii="Cambria" w:hAnsi="Cambria" w:cs="Times New Roman"/>
+          <w:rFonts w:ascii="Calibri" w:hAnsi="Calibri" w:cs="Calibri"/>
           <w:b/>
           <w:bCs/>
         </w:rPr>
@@ -954,7 +1132,7 @@
       <w:pPr>
         <w:jc w:val="center"/>
         <w:rPr>
-          <w:rFonts w:ascii="Cambria" w:hAnsi="Cambria" w:cs="Times New Roman"/>
+          <w:rFonts w:ascii="Calibri" w:hAnsi="Calibri" w:cs="Calibri"/>
           <w:b/>
           <w:bCs/>
         </w:rPr>
@@ -964,7 +1142,7 @@
       <w:pPr>
         <w:jc w:val="center"/>
         <w:rPr>
-          <w:rFonts w:ascii="Cambria" w:hAnsi="Cambria" w:cs="Times New Roman"/>
+          <w:rFonts w:ascii="Calibri" w:hAnsi="Calibri" w:cs="Calibri"/>
           <w:b/>
           <w:bCs/>
         </w:rPr>
@@ -974,7 +1152,7 @@
       <w:pPr>
         <w:jc w:val="center"/>
         <w:rPr>
-          <w:rFonts w:ascii="Cambria" w:hAnsi="Cambria" w:cs="Times New Roman"/>
+          <w:rFonts w:ascii="Calibri" w:hAnsi="Calibri" w:cs="Calibri"/>
           <w:b/>
           <w:bCs/>
         </w:rPr>
@@ -984,7 +1162,7 @@
       <w:pPr>
         <w:jc w:val="center"/>
         <w:rPr>
-          <w:rFonts w:ascii="Cambria" w:hAnsi="Cambria" w:cs="Times New Roman"/>
+          <w:rFonts w:ascii="Calibri" w:hAnsi="Calibri" w:cs="Calibri"/>
           <w:b/>
           <w:bCs/>
         </w:rPr>
@@ -1001,13 +1179,17 @@
           <w:rFonts w:ascii="Calibri" w:hAnsi="Calibri" w:cs="Calibri"/>
           <w:b/>
           <w:bCs/>
-        </w:rPr>
-      </w:pPr>
-      <w:r>
-        <w:rPr>
-          <w:rFonts w:ascii="Calibri" w:hAnsi="Calibri" w:cs="Calibri"/>
-          <w:b/>
-          <w:bCs/>
+          <w:sz w:val="28"/>
+          <w:szCs w:val="28"/>
+        </w:rPr>
+      </w:pPr>
+      <w:r>
+        <w:rPr>
+          <w:rFonts w:ascii="Calibri" w:hAnsi="Calibri" w:cs="Calibri"/>
+          <w:b/>
+          <w:bCs/>
+          <w:sz w:val="28"/>
+          <w:szCs w:val="28"/>
         </w:rPr>
         <w:lastRenderedPageBreak/>
         <w:t>Introduction to DevSecOps</w:t>
@@ -1015,23 +1197,77 @@
     </w:p>
     <w:p>
       <w:pPr>
-        <w:ind w:left="360"/>
-        <w:rPr>
-          <w:rFonts w:ascii="Calibri" w:hAnsi="Calibri" w:cs="Calibri"/>
-        </w:rPr>
-      </w:pPr>
-      <w:r>
-        <w:rPr>
-          <w:rFonts w:ascii="Calibri" w:hAnsi="Calibri" w:cs="Calibri"/>
-        </w:rPr>
-        <w:t xml:space="preserve">DevSecOps, which merges Development, Security and Operations, is a methodology that incorporates security practices into the DevOps Workflow. It highlights the need of cooperation among development, operations, and security teams to guarantee that software applications are created securely, vulnerabilities are addressed, and risks are reduced during the software development lifecycle. DevSecOps advocates for the “shift left” principle, signifying that security measures should be integrated during the initial phases development instead of being considered later in development. By automating security procedures and establishing a culture of collective responsibility, DevSecOps improves a company’s security stance, accelerates application time to market, and encourages a proactive approach to security threats. </w:t>
+        <w:rPr>
+          <w:rFonts w:ascii="Calibri" w:hAnsi="Calibri" w:cs="Calibri"/>
+        </w:rPr>
+      </w:pPr>
+      <w:r>
+        <w:rPr>
+          <w:rFonts w:ascii="Calibri" w:hAnsi="Calibri" w:cs="Calibri"/>
+        </w:rPr>
+        <w:t xml:space="preserve">DevSecOps, which merges Development, Security, and Operations, is a modern software engineering methodology that embeds security practices into every phase of the DevOps workflow. It emphasizes collaboration among developers, operations engineers, and security professionals to ensure that software is developed securely, vulnerabilities are detected early, and risks are minimized throughout the software development lifecycle. The key philosophy behind DevSecOps is the </w:t>
+      </w:r>
+      <w:r>
+        <w:rPr>
+          <w:rFonts w:ascii="Calibri" w:hAnsi="Calibri" w:cs="Calibri"/>
+          <w:i/>
+          <w:iCs/>
+        </w:rPr>
+        <w:t>“shift-left”</w:t>
+      </w:r>
+      <w:r>
+        <w:rPr>
+          <w:rFonts w:ascii="Calibri" w:hAnsi="Calibri" w:cs="Calibri"/>
+        </w:rPr>
+        <w:t xml:space="preserve"> principle — integrating security measures during the earliest stages of development rather than treating them as post-deployment activities (</w:t>
+      </w:r>
+      <w:proofErr w:type="spellStart"/>
+      <w:r>
+        <w:rPr>
+          <w:rFonts w:ascii="Calibri" w:hAnsi="Calibri" w:cs="Calibri"/>
+        </w:rPr>
+        <w:t>Tigera</w:t>
+      </w:r>
+      <w:proofErr w:type="spellEnd"/>
+      <w:r>
+        <w:rPr>
+          <w:rFonts w:ascii="Calibri" w:hAnsi="Calibri" w:cs="Calibri"/>
+        </w:rPr>
+        <w:t>, 2025). By automating security checks and promoting a culture of shared responsibility, DevSecOps enhances an organization’s overall security posture while accelerating time to market and improving resilience against evolving threats.</w:t>
+      </w:r>
+    </w:p>
+    <w:p>
+      <w:pPr>
+        <w:rPr>
+          <w:rFonts w:ascii="Calibri" w:hAnsi="Calibri" w:cs="Calibri"/>
+        </w:rPr>
+      </w:pPr>
+      <w:r>
+        <w:rPr>
+          <w:rFonts w:ascii="Calibri" w:hAnsi="Calibri" w:cs="Calibri"/>
+        </w:rPr>
+        <w:t xml:space="preserve">As DevOps continues to gain widespread adoption, the importance of integrating security within its continuous integration and delivery processes has become increasingly evident. However, according to a global survey conducted by HPE Security Fortify (2016), although most professionals acknowledge that security should form an integral part of DevOps, implementation remains limited across enterprises. Supporting this finding, Gartner reported that fewer than 20% of enterprise security architects actively engage in DevOps practices to embed information security into these workflows. This disparity between awareness and implementation underscores the emergence of </w:t>
+      </w:r>
+      <w:r>
+        <w:rPr>
+          <w:rFonts w:ascii="Calibri" w:hAnsi="Calibri" w:cs="Calibri"/>
+          <w:b/>
+          <w:bCs/>
+        </w:rPr>
+        <w:t>DevSecOps</w:t>
+      </w:r>
+      <w:r>
+        <w:rPr>
+          <w:rFonts w:ascii="Calibri" w:hAnsi="Calibri" w:cs="Calibri"/>
+        </w:rPr>
+        <w:t xml:space="preserve"> — a framework specifically designed to integrate security as a core component of the DevOps lifecycle </w:t>
       </w:r>
       <w:sdt>
         <w:sdtPr>
           <w:rPr>
             <w:rFonts w:ascii="Calibri" w:hAnsi="Calibri" w:cs="Calibri"/>
           </w:rPr>
-          <w:id w:val="797806527"/>
+          <w:id w:val="-1955462281"/>
           <w:citation/>
         </w:sdtPr>
         <w:sdtContent>
@@ -1045,7 +1281,7 @@
             <w:rPr>
               <w:rFonts w:ascii="Calibri" w:hAnsi="Calibri" w:cs="Calibri"/>
             </w:rPr>
-            <w:instrText xml:space="preserve"> CITATION Tig25 \l 1033 </w:instrText>
+            <w:instrText xml:space="preserve"> CITATION Mor171 \l 1033 </w:instrText>
           </w:r>
           <w:r>
             <w:rPr>
@@ -1058,7 +1294,7 @@
               <w:rFonts w:ascii="Calibri" w:hAnsi="Calibri" w:cs="Calibri"/>
               <w:noProof/>
             </w:rPr>
-            <w:t>(Tigera, 2025)</w:t>
+            <w:t>(Mora M. O., 2017)</w:t>
           </w:r>
           <w:r>
             <w:rPr>
@@ -1068,44 +1304,44 @@
           </w:r>
         </w:sdtContent>
       </w:sdt>
-    </w:p>
-    <w:p>
-      <w:pPr>
-        <w:ind w:left="360"/>
-        <w:rPr>
-          <w:rFonts w:ascii="Arial" w:hAnsi="Arial" w:cs="Arial"/>
-        </w:rPr>
-      </w:pPr>
-    </w:p>
-    <w:p>
-      <w:pPr>
-        <w:ind w:left="360"/>
-        <w:rPr>
-          <w:rFonts w:ascii="Arial" w:hAnsi="Arial" w:cs="Arial"/>
-        </w:rPr>
-      </w:pPr>
-    </w:p>
-    <w:p>
-      <w:pPr>
-        <w:ind w:left="360"/>
-        <w:rPr>
-          <w:rFonts w:ascii="Arial" w:hAnsi="Arial" w:cs="Arial"/>
-        </w:rPr>
-      </w:pPr>
-    </w:p>
-    <w:p>
-      <w:pPr>
-        <w:ind w:left="360"/>
-        <w:rPr>
-          <w:rFonts w:ascii="Arial" w:hAnsi="Arial" w:cs="Arial"/>
-        </w:rPr>
-      </w:pPr>
-    </w:p>
-    <w:p>
-      <w:pPr>
-        <w:ind w:left="360"/>
-        <w:rPr>
-          <w:rFonts w:ascii="Arial" w:hAnsi="Arial" w:cs="Arial"/>
+      <w:r>
+        <w:rPr>
+          <w:rFonts w:ascii="Calibri" w:hAnsi="Calibri" w:cs="Calibri"/>
+        </w:rPr>
+        <w:t>.</w:t>
+      </w:r>
+    </w:p>
+    <w:p>
+      <w:pPr>
+        <w:rPr>
+          <w:rFonts w:ascii="Calibri" w:hAnsi="Calibri" w:cs="Calibri"/>
+        </w:rPr>
+      </w:pPr>
+      <w:r>
+        <w:rPr>
+          <w:rFonts w:ascii="Calibri" w:hAnsi="Calibri" w:cs="Calibri"/>
+        </w:rPr>
+        <w:t xml:space="preserve">Within the context of this research, DevSecOps is examined as a mechanism to improve both </w:t>
+      </w:r>
+      <w:r>
+        <w:rPr>
+          <w:rFonts w:ascii="Calibri" w:hAnsi="Calibri" w:cs="Calibri"/>
+          <w:b/>
+          <w:bCs/>
+        </w:rPr>
+        <w:t>software delivery speed and security</w:t>
+      </w:r>
+      <w:r>
+        <w:rPr>
+          <w:rFonts w:ascii="Calibri" w:hAnsi="Calibri" w:cs="Calibri"/>
+        </w:rPr>
+        <w:t xml:space="preserve"> by embedding automated security tools and governance mechanisms directly into the CI/CD pipeline. This integration aligns with the study’s aim to evaluate how automated DevSecOps pipelines can balance efficiency and protection in modern software delivery environments.</w:t>
+      </w:r>
+    </w:p>
+    <w:p>
+      <w:pPr>
+        <w:rPr>
+          <w:rFonts w:ascii="Calibri" w:hAnsi="Calibri" w:cs="Calibri"/>
         </w:rPr>
       </w:pPr>
     </w:p>
@@ -1114,60 +1350,1925 @@
         <w:pStyle w:val="ListParagraph"/>
         <w:numPr>
           <w:ilvl w:val="0"/>
-          <w:numId w:val="1"/>
+          <w:numId w:val="2"/>
         </w:numPr>
         <w:rPr>
-          <w:rFonts w:ascii="Arial" w:hAnsi="Arial" w:cs="Arial"/>
-        </w:rPr>
-      </w:pPr>
-      <w:r>
-        <w:rPr>
-          <w:rFonts w:ascii="Arial" w:hAnsi="Arial" w:cs="Arial"/>
-          <w:b/>
-          <w:bCs/>
-        </w:rPr>
-        <w:t>Background: From DevOps to DevSecOps</w:t>
-      </w:r>
-      <w:r>
-        <w:rPr>
-          <w:rFonts w:ascii="Arial" w:hAnsi="Arial" w:cs="Arial"/>
-          <w:b/>
-          <w:bCs/>
-        </w:rPr>
-        <w:t>:</w:t>
-      </w:r>
-    </w:p>
-    <w:p>
-      <w:pPr>
-        <w:ind w:left="360"/>
-        <w:rPr>
-          <w:rFonts w:ascii="Arial" w:hAnsi="Arial" w:cs="Arial"/>
-          <w:b/>
-          <w:bCs/>
-        </w:rPr>
-      </w:pPr>
-    </w:p>
-    <w:p/>
-    <w:p/>
-    <w:p/>
-    <w:p/>
-    <w:p/>
-    <w:p/>
-    <w:p/>
-    <w:p/>
-    <w:p/>
-    <w:p/>
-    <w:p/>
-    <w:p/>
-    <w:p/>
+          <w:rFonts w:ascii="Calibri" w:hAnsi="Calibri" w:cs="Calibri"/>
+          <w:b/>
+          <w:bCs/>
+          <w:sz w:val="28"/>
+          <w:szCs w:val="28"/>
+        </w:rPr>
+      </w:pPr>
+      <w:r>
+        <w:rPr>
+          <w:rFonts w:ascii="Calibri" w:hAnsi="Calibri" w:cs="Calibri"/>
+          <w:b/>
+          <w:bCs/>
+          <w:sz w:val="28"/>
+          <w:szCs w:val="28"/>
+        </w:rPr>
+        <w:t>Research and Literature Revi</w:t>
+      </w:r>
+      <w:r>
+        <w:rPr>
+          <w:rFonts w:ascii="Calibri" w:hAnsi="Calibri" w:cs="Calibri"/>
+          <w:b/>
+          <w:bCs/>
+          <w:sz w:val="28"/>
+          <w:szCs w:val="28"/>
+        </w:rPr>
+        <w:t>ew</w:t>
+      </w:r>
+    </w:p>
+    <w:p>
+      <w:pPr>
+        <w:pStyle w:val="ListParagraph"/>
+        <w:numPr>
+          <w:ilvl w:val="1"/>
+          <w:numId w:val="5"/>
+        </w:numPr>
+        <w:rPr>
+          <w:rFonts w:ascii="Calibri" w:hAnsi="Calibri" w:cs="Calibri"/>
+          <w:b/>
+          <w:bCs/>
+          <w:sz w:val="28"/>
+          <w:szCs w:val="28"/>
+        </w:rPr>
+      </w:pPr>
+      <w:r>
+        <w:rPr>
+          <w:rFonts w:ascii="Calibri" w:hAnsi="Calibri" w:cs="Calibri"/>
+          <w:b/>
+          <w:bCs/>
+          <w:sz w:val="28"/>
+          <w:szCs w:val="28"/>
+        </w:rPr>
+        <w:t>. Introduction</w:t>
+      </w:r>
+    </w:p>
+    <w:p>
+      <w:pPr>
+        <w:rPr>
+          <w:rFonts w:ascii="Calibri" w:hAnsi="Calibri" w:cs="Calibri"/>
+        </w:rPr>
+      </w:pPr>
+      <w:r>
+        <w:rPr>
+          <w:rFonts w:ascii="Calibri" w:hAnsi="Calibri" w:cs="Calibri"/>
+        </w:rPr>
+        <w:t xml:space="preserve">Modern software engineering increasingly relies on automation to achieve faster and more reliable software delivery. Continuous Integration and Continuous Deployment (CI/CD) pipelines have become central to this transformation, enabling teams to automate code integration, testing, and deployment processes. However, while CI/CD practices improve delivery speed, they often lack embedded security mechanisms (Rajapakse &amp; Nandigam, 2022). This limitation has given rise to the concept of DevSecOps, which extends DevOps by integrating security at </w:t>
+      </w:r>
+      <w:r>
+        <w:rPr>
+          <w:rFonts w:ascii="Calibri" w:hAnsi="Calibri" w:cs="Calibri"/>
+        </w:rPr>
+        <w:lastRenderedPageBreak/>
+        <w:t>every stage of the development lifecycle. This section critically reviews existing research on CI/CD, DevOps, and DevSecOps principles, identifying best practices, tools, and gaps in the current body of knowledge relevant to this project.</w:t>
+      </w:r>
+    </w:p>
+    <w:p>
+      <w:pPr>
+        <w:rPr>
+          <w:rFonts w:ascii="Calibri" w:hAnsi="Calibri" w:cs="Calibri"/>
+          <w:b/>
+          <w:bCs/>
+          <w:sz w:val="28"/>
+          <w:szCs w:val="28"/>
+        </w:rPr>
+      </w:pPr>
+      <w:r>
+        <w:rPr>
+          <w:rFonts w:ascii="Calibri" w:hAnsi="Calibri" w:cs="Calibri"/>
+          <w:b/>
+          <w:bCs/>
+          <w:sz w:val="28"/>
+          <w:szCs w:val="28"/>
+        </w:rPr>
+        <w:t>2.2 Continuous Integration and Continuous Deployment (CI/CD)</w:t>
+      </w:r>
+    </w:p>
+    <w:p>
+      <w:pPr>
+        <w:rPr>
+          <w:rFonts w:ascii="Calibri" w:hAnsi="Calibri" w:cs="Calibri"/>
+        </w:rPr>
+      </w:pPr>
+      <w:r>
+        <w:rPr>
+          <w:rFonts w:ascii="Calibri" w:hAnsi="Calibri" w:cs="Calibri"/>
+          <w:b/>
+          <w:bCs/>
+        </w:rPr>
+        <w:t>Continuous Integration (CI)</w:t>
+      </w:r>
+      <w:r>
+        <w:rPr>
+          <w:rFonts w:ascii="Calibri" w:hAnsi="Calibri" w:cs="Calibri"/>
+        </w:rPr>
+        <w:t xml:space="preserve"> is the practice of frequently merging code changes into a shared repository where automated builds and tests are executed. It enables early detection of integration issues and supports consistent software quality (Fowler, 2006). </w:t>
+      </w:r>
+      <w:r>
+        <w:rPr>
+          <w:rFonts w:ascii="Calibri" w:hAnsi="Calibri" w:cs="Calibri"/>
+          <w:b/>
+          <w:bCs/>
+        </w:rPr>
+        <w:t>Continuous Deployment (CD)</w:t>
+      </w:r>
+      <w:r>
+        <w:rPr>
+          <w:rFonts w:ascii="Calibri" w:hAnsi="Calibri" w:cs="Calibri"/>
+        </w:rPr>
+        <w:t xml:space="preserve"> extends CI by automatically deploying validated code to production, reducing manual intervention and delivery time (Bass, Weber &amp; Zhu, 2015). Together, CI/CD forms the foundation of modern software automation pipelines, offering benefits such as faster release cycles, reduced human error, and improved feedback loops (Atlassian, 2023).</w:t>
+      </w:r>
+    </w:p>
+    <w:p>
+      <w:pPr>
+        <w:rPr>
+          <w:rFonts w:ascii="Calibri" w:hAnsi="Calibri" w:cs="Calibri"/>
+        </w:rPr>
+      </w:pPr>
+      <w:r>
+        <w:rPr>
+          <w:rFonts w:ascii="Calibri" w:hAnsi="Calibri" w:cs="Calibri"/>
+        </w:rPr>
+        <w:t xml:space="preserve">Recent industry studies highlight CI/CD adoption as a key factor in achieving high software delivery performance. According to the </w:t>
+      </w:r>
+      <w:sdt>
+        <w:sdtPr>
+          <w:rPr>
+            <w:rFonts w:ascii="Calibri" w:hAnsi="Calibri" w:cs="Calibri"/>
+          </w:rPr>
+          <w:id w:val="952829161"/>
+          <w:citation/>
+        </w:sdtPr>
+        <w:sdtContent>
+          <w:r>
+            <w:rPr>
+              <w:rFonts w:ascii="Calibri" w:hAnsi="Calibri" w:cs="Calibri"/>
+            </w:rPr>
+            <w:fldChar w:fldCharType="begin"/>
+          </w:r>
+          <w:r>
+            <w:rPr>
+              <w:rFonts w:ascii="Calibri" w:hAnsi="Calibri" w:cs="Calibri"/>
+              <w:i/>
+              <w:iCs/>
+            </w:rPr>
+            <w:instrText xml:space="preserve"> CITATION Pup22 \l 1033 </w:instrText>
+          </w:r>
+          <w:r>
+            <w:rPr>
+              <w:rFonts w:ascii="Calibri" w:hAnsi="Calibri" w:cs="Calibri"/>
+            </w:rPr>
+            <w:fldChar w:fldCharType="separate"/>
+          </w:r>
+          <w:r>
+            <w:rPr>
+              <w:rFonts w:ascii="Calibri" w:hAnsi="Calibri" w:cs="Calibri"/>
+              <w:noProof/>
+            </w:rPr>
+            <w:t>(Puppet Labs, 2022)</w:t>
+          </w:r>
+          <w:r>
+            <w:rPr>
+              <w:rFonts w:ascii="Calibri" w:hAnsi="Calibri" w:cs="Calibri"/>
+            </w:rPr>
+            <w:fldChar w:fldCharType="end"/>
+          </w:r>
+        </w:sdtContent>
+      </w:sdt>
+      <w:r>
+        <w:rPr>
+          <w:rFonts w:ascii="Calibri" w:hAnsi="Calibri" w:cs="Calibri"/>
+          <w:i/>
+          <w:iCs/>
+        </w:rPr>
+        <w:t xml:space="preserve"> State of DevOps Report</w:t>
+      </w:r>
+      <w:r>
+        <w:rPr>
+          <w:rFonts w:ascii="Calibri" w:hAnsi="Calibri" w:cs="Calibri"/>
+        </w:rPr>
+        <w:t xml:space="preserve"> (2022), organizations that fully automate their delivery pipelines achieve up to 200 times faster deployment frequencies and 24 times faster recovery from failures compared to low-performing teams. However, such automation can inadvertently accelerate the delivery of insecure code if security is not integrated throughout the pipeline. This realization has driven research towards combining CI/CD with proactive security practices — leading directly to the DevSecOps paradigm.</w:t>
+      </w:r>
+    </w:p>
+    <w:p>
+      <w:pPr>
+        <w:rPr>
+          <w:rFonts w:ascii="Calibri" w:hAnsi="Calibri" w:cs="Calibri"/>
+        </w:rPr>
+      </w:pPr>
+    </w:p>
+    <w:p>
+      <w:pPr>
+        <w:rPr>
+          <w:rFonts w:ascii="Calibri" w:hAnsi="Calibri" w:cs="Calibri"/>
+          <w:b/>
+          <w:bCs/>
+          <w:sz w:val="28"/>
+          <w:szCs w:val="28"/>
+        </w:rPr>
+      </w:pPr>
+      <w:r>
+        <w:rPr>
+          <w:rFonts w:ascii="Calibri" w:hAnsi="Calibri" w:cs="Calibri"/>
+          <w:b/>
+          <w:bCs/>
+          <w:sz w:val="28"/>
+          <w:szCs w:val="28"/>
+        </w:rPr>
+        <w:t>2.3 DevOps: Principles and Evolution</w:t>
+      </w:r>
+    </w:p>
+    <w:p>
+      <w:pPr>
+        <w:rPr>
+          <w:rFonts w:ascii="Calibri" w:hAnsi="Calibri" w:cs="Calibri"/>
+        </w:rPr>
+      </w:pPr>
+      <w:r>
+        <w:rPr>
+          <w:rFonts w:ascii="Calibri" w:hAnsi="Calibri" w:cs="Calibri"/>
+          <w:b/>
+          <w:bCs/>
+        </w:rPr>
+        <w:t>DevOps</w:t>
+      </w:r>
+      <w:r>
+        <w:rPr>
+          <w:rFonts w:ascii="Calibri" w:hAnsi="Calibri" w:cs="Calibri"/>
+        </w:rPr>
+        <w:t xml:space="preserve"> emerged as a cultural and technical movement that fosters collaboration between development and operations teams to deliver software more efficiently and reliably (Kim et al., 2016). It emphasizes automation, continuous testing, and monitoring, resulting in improved agility and reduced time-to-market. DevOps bridges the gap between development and operations through shared responsibility, iterative workflows, and the use of infrastructure automation tools such as Docker, Kubernetes, and Terraform (Bass et al., 2015).</w:t>
+      </w:r>
+    </w:p>
+    <w:p>
+      <w:pPr>
+        <w:rPr>
+          <w:rFonts w:ascii="Calibri" w:hAnsi="Calibri" w:cs="Calibri"/>
+        </w:rPr>
+      </w:pPr>
+      <w:r>
+        <w:rPr>
+          <w:rFonts w:ascii="Calibri" w:hAnsi="Calibri" w:cs="Calibri"/>
+        </w:rPr>
+        <w:t xml:space="preserve">However, despite its success, DevOps initially treated security as an external or late-stage concern. According to Gartner (2016), fewer than 20% of enterprise security teams actively participate in DevOps processes, leading to unaddressed vulnerabilities and compliance risks. This gap catalyzed the evolution toward </w:t>
+      </w:r>
+      <w:r>
+        <w:rPr>
+          <w:rFonts w:ascii="Calibri" w:hAnsi="Calibri" w:cs="Calibri"/>
+          <w:b/>
+          <w:bCs/>
+        </w:rPr>
+        <w:t>DevSecOps</w:t>
+      </w:r>
+      <w:r>
+        <w:rPr>
+          <w:rFonts w:ascii="Calibri" w:hAnsi="Calibri" w:cs="Calibri"/>
+        </w:rPr>
+        <w:t>, a framework designed to embed security and compliance within the DevOps lifecycle itself.</w:t>
+      </w:r>
+    </w:p>
+    <w:p>
+      <w:pPr>
+        <w:rPr>
+          <w:rFonts w:ascii="Calibri" w:hAnsi="Calibri" w:cs="Calibri"/>
+        </w:rPr>
+      </w:pPr>
+    </w:p>
+    <w:p>
+      <w:pPr>
+        <w:rPr>
+          <w:rFonts w:ascii="Calibri" w:hAnsi="Calibri" w:cs="Calibri"/>
+        </w:rPr>
+      </w:pPr>
+    </w:p>
+    <w:p>
+      <w:pPr>
+        <w:rPr>
+          <w:rFonts w:ascii="Calibri" w:hAnsi="Calibri" w:cs="Calibri"/>
+          <w:b/>
+          <w:bCs/>
+          <w:sz w:val="28"/>
+          <w:szCs w:val="28"/>
+        </w:rPr>
+      </w:pPr>
+      <w:r>
+        <w:rPr>
+          <w:rFonts w:ascii="Calibri" w:hAnsi="Calibri" w:cs="Calibri"/>
+          <w:b/>
+          <w:bCs/>
+          <w:sz w:val="28"/>
+          <w:szCs w:val="28"/>
+        </w:rPr>
+        <w:t>2.4 DevSecOps: Integrating Security into CI/CD Pipelines</w:t>
+      </w:r>
+    </w:p>
+    <w:p>
+      <w:pPr>
+        <w:rPr>
+          <w:rFonts w:ascii="Calibri" w:hAnsi="Calibri" w:cs="Calibri"/>
+        </w:rPr>
+      </w:pPr>
+      <w:r>
+        <w:rPr>
+          <w:rFonts w:ascii="Calibri" w:hAnsi="Calibri" w:cs="Calibri"/>
+          <w:b/>
+          <w:bCs/>
+        </w:rPr>
+        <w:t>DevSecOps</w:t>
+      </w:r>
+      <w:r>
+        <w:rPr>
+          <w:rFonts w:ascii="Calibri" w:hAnsi="Calibri" w:cs="Calibri"/>
+        </w:rPr>
+        <w:t xml:space="preserve"> integrates </w:t>
+      </w:r>
+      <w:r>
+        <w:rPr>
+          <w:rFonts w:ascii="Calibri" w:hAnsi="Calibri" w:cs="Calibri"/>
+          <w:i/>
+          <w:iCs/>
+        </w:rPr>
+        <w:t>security controls, processes, and culture</w:t>
+      </w:r>
+      <w:r>
+        <w:rPr>
+          <w:rFonts w:ascii="Calibri" w:hAnsi="Calibri" w:cs="Calibri"/>
+        </w:rPr>
+        <w:t xml:space="preserve"> into DevOps pipelines. Its central principle, known as </w:t>
+      </w:r>
+      <w:r>
+        <w:rPr>
+          <w:rFonts w:ascii="Calibri" w:hAnsi="Calibri" w:cs="Calibri"/>
+          <w:i/>
+          <w:iCs/>
+        </w:rPr>
+        <w:t>“shift-left security,”</w:t>
+      </w:r>
+      <w:r>
+        <w:rPr>
+          <w:rFonts w:ascii="Calibri" w:hAnsi="Calibri" w:cs="Calibri"/>
+        </w:rPr>
+        <w:t xml:space="preserve"> emphasizes embedding security practices early in the development lifecycle rather than applying them as a final gate (Rajapakse &amp; Nandigam, 2022). By automating vulnerability scanning, static code analysis, dependency management, and container security, DevSecOps ensures that each code commit undergoes rigorous security validation without delaying delivery (</w:t>
+      </w:r>
+      <w:proofErr w:type="spellStart"/>
+      <w:r>
+        <w:rPr>
+          <w:rFonts w:ascii="Calibri" w:hAnsi="Calibri" w:cs="Calibri"/>
+        </w:rPr>
+        <w:t>Tigera</w:t>
+      </w:r>
+      <w:proofErr w:type="spellEnd"/>
+      <w:r>
+        <w:rPr>
+          <w:rFonts w:ascii="Calibri" w:hAnsi="Calibri" w:cs="Calibri"/>
+        </w:rPr>
+        <w:t>, 2025).</w:t>
+      </w:r>
+    </w:p>
+    <w:p>
+      <w:pPr>
+        <w:rPr>
+          <w:rFonts w:ascii="Calibri" w:hAnsi="Calibri" w:cs="Calibri"/>
+        </w:rPr>
+      </w:pPr>
+      <w:r>
+        <w:rPr>
+          <w:rFonts w:ascii="Calibri" w:hAnsi="Calibri" w:cs="Calibri"/>
+        </w:rPr>
+        <w:t xml:space="preserve">In practice, tools such as </w:t>
+      </w:r>
+      <w:proofErr w:type="spellStart"/>
+      <w:r>
+        <w:rPr>
+          <w:rFonts w:ascii="Calibri" w:hAnsi="Calibri" w:cs="Calibri"/>
+          <w:b/>
+          <w:bCs/>
+        </w:rPr>
+        <w:t>SonarCloud</w:t>
+      </w:r>
+      <w:proofErr w:type="spellEnd"/>
+      <w:r>
+        <w:rPr>
+          <w:rFonts w:ascii="Calibri" w:hAnsi="Calibri" w:cs="Calibri"/>
+        </w:rPr>
+        <w:t xml:space="preserve">, </w:t>
+      </w:r>
+      <w:r>
+        <w:rPr>
+          <w:rFonts w:ascii="Calibri" w:hAnsi="Calibri" w:cs="Calibri"/>
+          <w:b/>
+          <w:bCs/>
+        </w:rPr>
+        <w:t>OWASP Dependency-Check</w:t>
+      </w:r>
+      <w:r>
+        <w:rPr>
+          <w:rFonts w:ascii="Calibri" w:hAnsi="Calibri" w:cs="Calibri"/>
+        </w:rPr>
+        <w:t xml:space="preserve">, and </w:t>
+      </w:r>
+      <w:proofErr w:type="spellStart"/>
+      <w:r>
+        <w:rPr>
+          <w:rFonts w:ascii="Calibri" w:hAnsi="Calibri" w:cs="Calibri"/>
+          <w:b/>
+          <w:bCs/>
+        </w:rPr>
+        <w:t>Trivy</w:t>
+      </w:r>
+      <w:proofErr w:type="spellEnd"/>
+      <w:r>
+        <w:rPr>
+          <w:rFonts w:ascii="Calibri" w:hAnsi="Calibri" w:cs="Calibri"/>
+        </w:rPr>
+        <w:t xml:space="preserve"> are integrated into CI pipelines to detect security flaws at different layers — source code, dependencies, and container images respectively </w:t>
+      </w:r>
+      <w:sdt>
+        <w:sdtPr>
+          <w:rPr>
+            <w:rFonts w:ascii="Calibri" w:hAnsi="Calibri" w:cs="Calibri"/>
+          </w:rPr>
+          <w:id w:val="-1397197829"/>
+          <w:citation/>
+        </w:sdtPr>
+        <w:sdtContent>
+          <w:r>
+            <w:rPr>
+              <w:rFonts w:ascii="Calibri" w:hAnsi="Calibri" w:cs="Calibri"/>
+            </w:rPr>
+            <w:fldChar w:fldCharType="begin"/>
+          </w:r>
+          <w:r>
+            <w:rPr>
+              <w:rFonts w:ascii="Calibri" w:hAnsi="Calibri" w:cs="Calibri"/>
+            </w:rPr>
+            <w:instrText xml:space="preserve">CITATION Aqu23 \l 1033 </w:instrText>
+          </w:r>
+          <w:r>
+            <w:rPr>
+              <w:rFonts w:ascii="Calibri" w:hAnsi="Calibri" w:cs="Calibri"/>
+            </w:rPr>
+            <w:fldChar w:fldCharType="separate"/>
+          </w:r>
+          <w:r>
+            <w:rPr>
+              <w:rFonts w:ascii="Calibri" w:hAnsi="Calibri" w:cs="Calibri"/>
+              <w:noProof/>
+            </w:rPr>
+            <w:t>(Security, 2023)</w:t>
+          </w:r>
+          <w:r>
+            <w:rPr>
+              <w:rFonts w:ascii="Calibri" w:hAnsi="Calibri" w:cs="Calibri"/>
+            </w:rPr>
+            <w:fldChar w:fldCharType="end"/>
+          </w:r>
+        </w:sdtContent>
+      </w:sdt>
+      <w:r>
+        <w:rPr>
+          <w:rFonts w:ascii="Calibri" w:hAnsi="Calibri" w:cs="Calibri"/>
+        </w:rPr>
+        <w:t xml:space="preserve">. </w:t>
+      </w:r>
+      <w:r>
+        <w:rPr>
+          <w:rFonts w:ascii="Calibri" w:hAnsi="Calibri" w:cs="Calibri"/>
+          <w:b/>
+          <w:bCs/>
+        </w:rPr>
+        <w:t>Infrastructure as Code (</w:t>
+      </w:r>
+      <w:proofErr w:type="spellStart"/>
+      <w:r>
+        <w:rPr>
+          <w:rFonts w:ascii="Calibri" w:hAnsi="Calibri" w:cs="Calibri"/>
+          <w:b/>
+          <w:bCs/>
+        </w:rPr>
+        <w:t>IaC</w:t>
+      </w:r>
+      <w:proofErr w:type="spellEnd"/>
+      <w:r>
+        <w:rPr>
+          <w:rFonts w:ascii="Calibri" w:hAnsi="Calibri" w:cs="Calibri"/>
+          <w:b/>
+          <w:bCs/>
+        </w:rPr>
+        <w:t>)</w:t>
+      </w:r>
+      <w:r>
+        <w:rPr>
+          <w:rFonts w:ascii="Calibri" w:hAnsi="Calibri" w:cs="Calibri"/>
+        </w:rPr>
+        <w:t xml:space="preserve"> tools like </w:t>
+      </w:r>
+      <w:r>
+        <w:rPr>
+          <w:rFonts w:ascii="Calibri" w:hAnsi="Calibri" w:cs="Calibri"/>
+          <w:b/>
+          <w:bCs/>
+        </w:rPr>
+        <w:t>Terraform</w:t>
+      </w:r>
+      <w:r>
+        <w:rPr>
+          <w:rFonts w:ascii="Calibri" w:hAnsi="Calibri" w:cs="Calibri"/>
+        </w:rPr>
+        <w:t xml:space="preserve"> further support security automation by enforcing policies and defining infrastructure configurations in code, ensuring consistent and auditable environments </w:t>
+      </w:r>
+      <w:sdt>
+        <w:sdtPr>
+          <w:rPr>
+            <w:rFonts w:ascii="Calibri" w:hAnsi="Calibri" w:cs="Calibri"/>
+          </w:rPr>
+          <w:id w:val="1918352684"/>
+          <w:citation/>
+        </w:sdtPr>
+        <w:sdtContent>
+          <w:r>
+            <w:rPr>
+              <w:rFonts w:ascii="Calibri" w:hAnsi="Calibri" w:cs="Calibri"/>
+            </w:rPr>
+            <w:fldChar w:fldCharType="begin"/>
+          </w:r>
+          <w:r>
+            <w:rPr>
+              <w:rFonts w:ascii="Calibri" w:hAnsi="Calibri" w:cs="Calibri"/>
+            </w:rPr>
+            <w:instrText xml:space="preserve"> CITATION Has23 \l 1033 </w:instrText>
+          </w:r>
+          <w:r>
+            <w:rPr>
+              <w:rFonts w:ascii="Calibri" w:hAnsi="Calibri" w:cs="Calibri"/>
+            </w:rPr>
+            <w:fldChar w:fldCharType="separate"/>
+          </w:r>
+          <w:r>
+            <w:rPr>
+              <w:rFonts w:ascii="Calibri" w:hAnsi="Calibri" w:cs="Calibri"/>
+              <w:noProof/>
+            </w:rPr>
+            <w:t>(HashiCorp, 2023)</w:t>
+          </w:r>
+          <w:r>
+            <w:rPr>
+              <w:rFonts w:ascii="Calibri" w:hAnsi="Calibri" w:cs="Calibri"/>
+            </w:rPr>
+            <w:fldChar w:fldCharType="end"/>
+          </w:r>
+        </w:sdtContent>
+      </w:sdt>
+      <w:r>
+        <w:rPr>
+          <w:rFonts w:ascii="Calibri" w:hAnsi="Calibri" w:cs="Calibri"/>
+        </w:rPr>
+        <w:t>A</w:t>
+      </w:r>
+      <w:r>
+        <w:rPr>
+          <w:rFonts w:ascii="Calibri" w:hAnsi="Calibri" w:cs="Calibri"/>
+        </w:rPr>
+        <w:t xml:space="preserve">. The combination of CI/CD automation and DevSecOps practices reduces both deployment time and post-release vulnerabilities, enhancing </w:t>
+      </w:r>
+      <w:proofErr w:type="spellStart"/>
+      <w:r>
+        <w:rPr>
+          <w:rFonts w:ascii="Calibri" w:hAnsi="Calibri" w:cs="Calibri"/>
+        </w:rPr>
+        <w:t>o</w:t>
+      </w:r>
+      <w:r>
+        <w:rPr>
+          <w:rFonts w:ascii="Calibri" w:hAnsi="Calibri" w:cs="Calibri"/>
+        </w:rPr>
+        <w:t>s</w:t>
+      </w:r>
+      <w:r>
+        <w:rPr>
+          <w:rFonts w:ascii="Calibri" w:hAnsi="Calibri" w:cs="Calibri"/>
+        </w:rPr>
+        <w:t>erall</w:t>
+      </w:r>
+      <w:proofErr w:type="spellEnd"/>
+      <w:r>
+        <w:rPr>
+          <w:rFonts w:ascii="Calibri" w:hAnsi="Calibri" w:cs="Calibri"/>
+        </w:rPr>
+        <w:t xml:space="preserve"> system resilience.</w:t>
+      </w:r>
+    </w:p>
+    <w:p>
+      <w:pPr>
+        <w:rPr>
+          <w:rFonts w:ascii="Calibri" w:hAnsi="Calibri" w:cs="Calibri"/>
+        </w:rPr>
+      </w:pPr>
+      <w:r>
+        <w:rPr>
+          <w:rFonts w:ascii="Calibri" w:hAnsi="Calibri" w:cs="Calibri"/>
+        </w:rPr>
+        <w:t>Nevertheless, empirical research on quantifying these benefits remains limited. Most existing literature focuses on conceptual frameworks or qualitative assessments of DevSecOps adoption. Few studies provide measurable evidence on how integrating security automation influences key performance indicators such as build time, deployment frequency, or vulnerability reduction this project directly addresses.</w:t>
+      </w:r>
+    </w:p>
+    <w:p>
+      <w:pPr>
+        <w:rPr>
+          <w:rFonts w:ascii="Calibri" w:hAnsi="Calibri" w:cs="Calibri"/>
+        </w:rPr>
+      </w:pPr>
+    </w:p>
+    <w:p>
+      <w:pPr>
+        <w:rPr>
+          <w:rFonts w:ascii="Calibri" w:hAnsi="Calibri" w:cs="Calibri"/>
+          <w:b/>
+          <w:bCs/>
+          <w:sz w:val="28"/>
+          <w:szCs w:val="28"/>
+        </w:rPr>
+      </w:pPr>
+      <w:r>
+        <w:rPr>
+          <w:rFonts w:ascii="Calibri" w:hAnsi="Calibri" w:cs="Calibri"/>
+          <w:b/>
+          <w:bCs/>
+          <w:sz w:val="28"/>
+          <w:szCs w:val="28"/>
+        </w:rPr>
+        <w:t>2.5 Best Practices and Tool Integration</w:t>
+      </w:r>
+    </w:p>
+    <w:p>
+      <w:pPr>
+        <w:rPr>
+          <w:rFonts w:ascii="Calibri" w:hAnsi="Calibri" w:cs="Calibri"/>
+        </w:rPr>
+      </w:pPr>
+      <w:r>
+        <w:rPr>
+          <w:rFonts w:ascii="Calibri" w:hAnsi="Calibri" w:cs="Calibri"/>
+        </w:rPr>
+        <w:t xml:space="preserve">The successful implementation of DevSecOps within CI/CD pipelines depends on aligning tools and workflows that support automation, transparency, and collaboration. GitHub Actions and Jenkins remain leading CI/CD tools, with GitHub Actions providing a cloud-native, event-driven workflow ideal for smaller or cloud-hosted projects, while Jenkins offers extensive customization for enterprise environments </w:t>
+      </w:r>
+      <w:sdt>
+        <w:sdtPr>
+          <w:rPr>
+            <w:rFonts w:ascii="Calibri" w:hAnsi="Calibri" w:cs="Calibri"/>
+          </w:rPr>
+          <w:id w:val="-1496567163"/>
+          <w:citation/>
+        </w:sdtPr>
+        <w:sdtContent>
+          <w:r>
+            <w:rPr>
+              <w:rFonts w:ascii="Calibri" w:hAnsi="Calibri" w:cs="Calibri"/>
+            </w:rPr>
+            <w:fldChar w:fldCharType="begin"/>
+          </w:r>
+          <w:r>
+            <w:rPr>
+              <w:rFonts w:ascii="Calibri" w:hAnsi="Calibri" w:cs="Calibri"/>
+            </w:rPr>
+            <w:instrText xml:space="preserve"> CITATION Atl23 \l 1033 </w:instrText>
+          </w:r>
+          <w:r>
+            <w:rPr>
+              <w:rFonts w:ascii="Calibri" w:hAnsi="Calibri" w:cs="Calibri"/>
+            </w:rPr>
+            <w:fldChar w:fldCharType="separate"/>
+          </w:r>
+          <w:r>
+            <w:rPr>
+              <w:rFonts w:ascii="Calibri" w:hAnsi="Calibri" w:cs="Calibri"/>
+              <w:noProof/>
+            </w:rPr>
+            <w:t>(Atlassian, 2023)</w:t>
+          </w:r>
+          <w:r>
+            <w:rPr>
+              <w:rFonts w:ascii="Calibri" w:hAnsi="Calibri" w:cs="Calibri"/>
+            </w:rPr>
+            <w:fldChar w:fldCharType="end"/>
+          </w:r>
+        </w:sdtContent>
+      </w:sdt>
+      <w:r>
+        <w:rPr>
+          <w:rFonts w:ascii="Calibri" w:hAnsi="Calibri" w:cs="Calibri"/>
+        </w:rPr>
+        <w:t xml:space="preserve">. For </w:t>
+      </w:r>
+      <w:proofErr w:type="spellStart"/>
+      <w:r>
+        <w:rPr>
+          <w:rFonts w:ascii="Calibri" w:hAnsi="Calibri" w:cs="Calibri"/>
+        </w:rPr>
+        <w:t>IaC</w:t>
+      </w:r>
+      <w:proofErr w:type="spellEnd"/>
+      <w:r>
+        <w:rPr>
+          <w:rFonts w:ascii="Calibri" w:hAnsi="Calibri" w:cs="Calibri"/>
+        </w:rPr>
+        <w:t>, Terraform outperforms AWS</w:t>
+      </w:r>
+      <w:r>
+        <w:rPr>
+          <w:rFonts w:ascii="Calibri" w:hAnsi="Calibri" w:cs="Calibri"/>
+          <w:b/>
+          <w:bCs/>
+        </w:rPr>
+        <w:t xml:space="preserve"> </w:t>
+      </w:r>
+      <w:r>
+        <w:rPr>
+          <w:rFonts w:ascii="Calibri" w:hAnsi="Calibri" w:cs="Calibri"/>
+        </w:rPr>
+        <w:t>CloudFormation in terms of multi-cloud portability and modularity, though CloudFormation remains advantageous for AWS-only deployments (</w:t>
+      </w:r>
+      <w:proofErr w:type="spellStart"/>
+      <w:r>
+        <w:rPr>
+          <w:rFonts w:ascii="Calibri" w:hAnsi="Calibri" w:cs="Calibri"/>
+        </w:rPr>
+        <w:t>HashiCorp</w:t>
+      </w:r>
+      <w:proofErr w:type="spellEnd"/>
+      <w:r>
+        <w:rPr>
+          <w:rFonts w:ascii="Calibri" w:hAnsi="Calibri" w:cs="Calibri"/>
+        </w:rPr>
+        <w:t>, 2023).</w:t>
+      </w:r>
+    </w:p>
+    <w:p>
+      <w:pPr>
+        <w:rPr>
+          <w:rFonts w:ascii="Calibri" w:hAnsi="Calibri" w:cs="Calibri"/>
+        </w:rPr>
+      </w:pPr>
+      <w:r>
+        <w:rPr>
+          <w:rFonts w:ascii="Calibri" w:hAnsi="Calibri" w:cs="Calibri"/>
+        </w:rPr>
+        <w:t>A comparison of common tools used in DevSecOps pipelines is summarized below:</w:t>
+      </w:r>
+    </w:p>
+    <w:p>
+      <w:pPr>
+        <w:rPr>
+          <w:rFonts w:ascii="Calibri" w:hAnsi="Calibri" w:cs="Calibri"/>
+        </w:rPr>
+      </w:pPr>
+    </w:p>
+    <w:p>
+      <w:pPr>
+        <w:rPr>
+          <w:rFonts w:ascii="Calibri" w:hAnsi="Calibri" w:cs="Calibri"/>
+        </w:rPr>
+      </w:pPr>
+    </w:p>
+    <w:tbl>
+      <w:tblPr>
+        <w:tblStyle w:val="TableGrid"/>
+        <w:tblW w:w="0" w:type="auto"/>
+        <w:tblLook w:val="04A0" w:firstRow="1" w:lastRow="0" w:firstColumn="1" w:lastColumn="0" w:noHBand="0" w:noVBand="1"/>
+      </w:tblPr>
+      <w:tblGrid>
+        <w:gridCol w:w="2337"/>
+        <w:gridCol w:w="2337"/>
+        <w:gridCol w:w="2338"/>
+        <w:gridCol w:w="2338"/>
+      </w:tblGrid>
+      <w:tr>
+        <w:trPr>
+          <w:trHeight w:val="908"/>
+        </w:trPr>
+        <w:tc>
+          <w:tcPr>
+            <w:tcW w:w="2337" w:type="dxa"/>
+          </w:tcPr>
+          <w:p>
+            <w:pPr>
+              <w:jc w:val="center"/>
+              <w:rPr>
+                <w:rFonts w:ascii="Calibri" w:hAnsi="Calibri" w:cs="Calibri"/>
+                <w:b/>
+                <w:bCs/>
+                <w:sz w:val="28"/>
+                <w:szCs w:val="28"/>
+              </w:rPr>
+            </w:pPr>
+            <w:r>
+              <w:rPr>
+                <w:rFonts w:ascii="Calibri" w:hAnsi="Calibri" w:cs="Calibri"/>
+                <w:b/>
+                <w:bCs/>
+                <w:sz w:val="28"/>
+                <w:szCs w:val="28"/>
+              </w:rPr>
+              <w:lastRenderedPageBreak/>
+              <w:t>Purpose</w:t>
+            </w:r>
+          </w:p>
+        </w:tc>
+        <w:tc>
+          <w:tcPr>
+            <w:tcW w:w="2337" w:type="dxa"/>
+          </w:tcPr>
+          <w:p>
+            <w:pPr>
+              <w:jc w:val="center"/>
+              <w:rPr>
+                <w:rFonts w:ascii="Calibri" w:hAnsi="Calibri" w:cs="Calibri"/>
+                <w:b/>
+                <w:bCs/>
+                <w:sz w:val="28"/>
+                <w:szCs w:val="28"/>
+              </w:rPr>
+            </w:pPr>
+            <w:r>
+              <w:rPr>
+                <w:rFonts w:ascii="Calibri" w:hAnsi="Calibri" w:cs="Calibri"/>
+                <w:b/>
+                <w:bCs/>
+                <w:sz w:val="28"/>
+                <w:szCs w:val="28"/>
+              </w:rPr>
+              <w:t>Tools</w:t>
+            </w:r>
+          </w:p>
+        </w:tc>
+        <w:tc>
+          <w:tcPr>
+            <w:tcW w:w="2338" w:type="dxa"/>
+          </w:tcPr>
+          <w:p>
+            <w:pPr>
+              <w:jc w:val="center"/>
+              <w:rPr>
+                <w:rFonts w:ascii="Calibri" w:hAnsi="Calibri" w:cs="Calibri"/>
+                <w:b/>
+                <w:bCs/>
+                <w:sz w:val="28"/>
+                <w:szCs w:val="28"/>
+              </w:rPr>
+            </w:pPr>
+            <w:r>
+              <w:rPr>
+                <w:rFonts w:ascii="Calibri" w:hAnsi="Calibri" w:cs="Calibri"/>
+                <w:b/>
+                <w:bCs/>
+                <w:sz w:val="28"/>
+                <w:szCs w:val="28"/>
+              </w:rPr>
+              <w:t>Description</w:t>
+            </w:r>
+          </w:p>
+        </w:tc>
+        <w:tc>
+          <w:tcPr>
+            <w:tcW w:w="2338" w:type="dxa"/>
+          </w:tcPr>
+          <w:p>
+            <w:pPr>
+              <w:jc w:val="center"/>
+              <w:rPr>
+                <w:rFonts w:ascii="Calibri" w:hAnsi="Calibri" w:cs="Calibri"/>
+                <w:b/>
+                <w:bCs/>
+                <w:sz w:val="28"/>
+                <w:szCs w:val="28"/>
+              </w:rPr>
+            </w:pPr>
+            <w:r>
+              <w:rPr>
+                <w:rFonts w:ascii="Calibri" w:hAnsi="Calibri" w:cs="Calibri"/>
+                <w:b/>
+                <w:bCs/>
+                <w:sz w:val="28"/>
+                <w:szCs w:val="28"/>
+              </w:rPr>
+              <w:t>Advantage</w:t>
+            </w:r>
+          </w:p>
+        </w:tc>
+      </w:tr>
+      <w:tr>
+        <w:trPr>
+          <w:trHeight w:val="890"/>
+        </w:trPr>
+        <w:tc>
+          <w:tcPr>
+            <w:tcW w:w="2337" w:type="dxa"/>
+          </w:tcPr>
+          <w:p>
+            <w:pPr>
+              <w:rPr>
+                <w:rFonts w:ascii="Calibri" w:hAnsi="Calibri" w:cs="Calibri"/>
+              </w:rPr>
+            </w:pPr>
+            <w:r>
+              <w:rPr>
+                <w:rFonts w:ascii="Calibri" w:hAnsi="Calibri" w:cs="Calibri"/>
+              </w:rPr>
+              <w:t>CI/CD</w:t>
+            </w:r>
+          </w:p>
+        </w:tc>
+        <w:tc>
+          <w:tcPr>
+            <w:tcW w:w="2337" w:type="dxa"/>
+          </w:tcPr>
+          <w:p>
+            <w:pPr>
+              <w:rPr>
+                <w:rFonts w:ascii="Calibri" w:hAnsi="Calibri" w:cs="Calibri"/>
+              </w:rPr>
+            </w:pPr>
+            <w:proofErr w:type="spellStart"/>
+            <w:r>
+              <w:rPr>
+                <w:rFonts w:ascii="Calibri" w:hAnsi="Calibri" w:cs="Calibri"/>
+              </w:rPr>
+              <w:t>Github</w:t>
+            </w:r>
+            <w:proofErr w:type="spellEnd"/>
+            <w:r>
+              <w:rPr>
+                <w:rFonts w:ascii="Calibri" w:hAnsi="Calibri" w:cs="Calibri"/>
+              </w:rPr>
+              <w:t xml:space="preserve"> Actions</w:t>
+            </w:r>
+          </w:p>
+        </w:tc>
+        <w:tc>
+          <w:tcPr>
+            <w:tcW w:w="2338" w:type="dxa"/>
+          </w:tcPr>
+          <w:p>
+            <w:pPr>
+              <w:rPr>
+                <w:rFonts w:ascii="Calibri" w:hAnsi="Calibri" w:cs="Calibri"/>
+              </w:rPr>
+            </w:pPr>
+            <w:r>
+              <w:rPr>
+                <w:rFonts w:ascii="Calibri" w:hAnsi="Calibri" w:cs="Calibri"/>
+              </w:rPr>
+              <w:t>Cloud-native automation workflows</w:t>
+            </w:r>
+          </w:p>
+        </w:tc>
+        <w:tc>
+          <w:tcPr>
+            <w:tcW w:w="2338" w:type="dxa"/>
+          </w:tcPr>
+          <w:p>
+            <w:pPr>
+              <w:rPr>
+                <w:rFonts w:ascii="Calibri" w:hAnsi="Calibri" w:cs="Calibri"/>
+              </w:rPr>
+            </w:pPr>
+            <w:r>
+              <w:rPr>
+                <w:rFonts w:ascii="Calibri" w:hAnsi="Calibri" w:cs="Calibri"/>
+              </w:rPr>
+              <w:t>Simpler setup, GitHub integration</w:t>
+            </w:r>
+          </w:p>
+        </w:tc>
+      </w:tr>
+      <w:tr>
+        <w:tc>
+          <w:tcPr>
+            <w:tcW w:w="2337" w:type="dxa"/>
+          </w:tcPr>
+          <w:p>
+            <w:pPr>
+              <w:rPr>
+                <w:rFonts w:ascii="Calibri" w:hAnsi="Calibri" w:cs="Calibri"/>
+              </w:rPr>
+            </w:pPr>
+            <w:proofErr w:type="spellStart"/>
+            <w:r>
+              <w:rPr>
+                <w:rFonts w:ascii="Calibri" w:hAnsi="Calibri" w:cs="Calibri"/>
+              </w:rPr>
+              <w:t>IaC</w:t>
+            </w:r>
+            <w:proofErr w:type="spellEnd"/>
+          </w:p>
+        </w:tc>
+        <w:tc>
+          <w:tcPr>
+            <w:tcW w:w="2337" w:type="dxa"/>
+          </w:tcPr>
+          <w:p>
+            <w:pPr>
+              <w:rPr>
+                <w:rFonts w:ascii="Calibri" w:hAnsi="Calibri" w:cs="Calibri"/>
+              </w:rPr>
+            </w:pPr>
+            <w:r>
+              <w:rPr>
+                <w:rFonts w:ascii="Calibri" w:hAnsi="Calibri" w:cs="Calibri"/>
+              </w:rPr>
+              <w:t>Terraform</w:t>
+            </w:r>
+          </w:p>
+        </w:tc>
+        <w:tc>
+          <w:tcPr>
+            <w:tcW w:w="2338" w:type="dxa"/>
+          </w:tcPr>
+          <w:p>
+            <w:pPr>
+              <w:rPr>
+                <w:rFonts w:ascii="Calibri" w:hAnsi="Calibri" w:cs="Calibri"/>
+              </w:rPr>
+            </w:pPr>
+            <w:r>
+              <w:rPr>
+                <w:rFonts w:ascii="Calibri" w:hAnsi="Calibri" w:cs="Calibri"/>
+              </w:rPr>
+              <w:t>Declarative infrastructure provisioning</w:t>
+            </w:r>
+          </w:p>
+        </w:tc>
+        <w:tc>
+          <w:tcPr>
+            <w:tcW w:w="2338" w:type="dxa"/>
+          </w:tcPr>
+          <w:p>
+            <w:pPr>
+              <w:rPr>
+                <w:rFonts w:ascii="Calibri" w:hAnsi="Calibri" w:cs="Calibri"/>
+              </w:rPr>
+            </w:pPr>
+            <w:r>
+              <w:rPr>
+                <w:rFonts w:ascii="Calibri" w:hAnsi="Calibri" w:cs="Calibri"/>
+              </w:rPr>
+              <w:t>Multi-cloud, reusable modules</w:t>
+            </w:r>
+          </w:p>
+        </w:tc>
+      </w:tr>
+      <w:tr>
+        <w:tc>
+          <w:tcPr>
+            <w:tcW w:w="2337" w:type="dxa"/>
+          </w:tcPr>
+          <w:p>
+            <w:pPr>
+              <w:rPr>
+                <w:rFonts w:ascii="Calibri" w:hAnsi="Calibri" w:cs="Calibri"/>
+              </w:rPr>
+            </w:pPr>
+            <w:r>
+              <w:rPr>
+                <w:rFonts w:ascii="Calibri" w:hAnsi="Calibri" w:cs="Calibri"/>
+              </w:rPr>
+              <w:t>Static Code Analysis</w:t>
+            </w:r>
+          </w:p>
+        </w:tc>
+        <w:tc>
+          <w:tcPr>
+            <w:tcW w:w="2337" w:type="dxa"/>
+          </w:tcPr>
+          <w:p>
+            <w:pPr>
+              <w:rPr>
+                <w:rFonts w:ascii="Calibri" w:hAnsi="Calibri" w:cs="Calibri"/>
+              </w:rPr>
+            </w:pPr>
+            <w:proofErr w:type="spellStart"/>
+            <w:r>
+              <w:rPr>
+                <w:rFonts w:ascii="Calibri" w:hAnsi="Calibri" w:cs="Calibri"/>
+              </w:rPr>
+              <w:t>SonarCloud</w:t>
+            </w:r>
+            <w:proofErr w:type="spellEnd"/>
+          </w:p>
+        </w:tc>
+        <w:tc>
+          <w:tcPr>
+            <w:tcW w:w="2338" w:type="dxa"/>
+          </w:tcPr>
+          <w:p>
+            <w:pPr>
+              <w:rPr>
+                <w:rFonts w:ascii="Calibri" w:hAnsi="Calibri" w:cs="Calibri"/>
+              </w:rPr>
+            </w:pPr>
+            <w:r>
+              <w:rPr>
+                <w:rFonts w:ascii="Calibri" w:hAnsi="Calibri" w:cs="Calibri"/>
+              </w:rPr>
+              <w:t>Cloud-based SAST and code quality</w:t>
+            </w:r>
+          </w:p>
+        </w:tc>
+        <w:tc>
+          <w:tcPr>
+            <w:tcW w:w="2338" w:type="dxa"/>
+          </w:tcPr>
+          <w:p>
+            <w:pPr>
+              <w:rPr>
+                <w:rFonts w:ascii="Calibri" w:hAnsi="Calibri" w:cs="Calibri"/>
+              </w:rPr>
+            </w:pPr>
+            <w:r>
+              <w:rPr>
+                <w:rFonts w:ascii="Calibri" w:hAnsi="Calibri" w:cs="Calibri"/>
+              </w:rPr>
+              <w:t>Easy integration with Cl</w:t>
+            </w:r>
+          </w:p>
+        </w:tc>
+      </w:tr>
+      <w:tr>
+        <w:tc>
+          <w:tcPr>
+            <w:tcW w:w="2337" w:type="dxa"/>
+          </w:tcPr>
+          <w:p>
+            <w:pPr>
+              <w:rPr>
+                <w:rFonts w:ascii="Calibri" w:hAnsi="Calibri" w:cs="Calibri"/>
+              </w:rPr>
+            </w:pPr>
+            <w:r>
+              <w:rPr>
+                <w:rFonts w:ascii="Calibri" w:hAnsi="Calibri" w:cs="Calibri"/>
+              </w:rPr>
+              <w:t>Dependency Scanning</w:t>
+            </w:r>
+          </w:p>
+        </w:tc>
+        <w:tc>
+          <w:tcPr>
+            <w:tcW w:w="2337" w:type="dxa"/>
+          </w:tcPr>
+          <w:p>
+            <w:pPr>
+              <w:rPr>
+                <w:rFonts w:ascii="Calibri" w:hAnsi="Calibri" w:cs="Calibri"/>
+              </w:rPr>
+            </w:pPr>
+            <w:r>
+              <w:rPr>
+                <w:rFonts w:ascii="Calibri" w:hAnsi="Calibri" w:cs="Calibri"/>
+              </w:rPr>
+              <w:t>OWASP Dependency-Check</w:t>
+            </w:r>
+          </w:p>
+        </w:tc>
+        <w:tc>
+          <w:tcPr>
+            <w:tcW w:w="2338" w:type="dxa"/>
+          </w:tcPr>
+          <w:tbl>
+            <w:tblPr>
+              <w:tblW w:w="0" w:type="auto"/>
+              <w:tblCellSpacing w:w="15" w:type="dxa"/>
+              <w:tblCellMar>
+                <w:top w:w="15" w:type="dxa"/>
+                <w:left w:w="15" w:type="dxa"/>
+                <w:bottom w:w="15" w:type="dxa"/>
+                <w:right w:w="15" w:type="dxa"/>
+              </w:tblCellMar>
+              <w:tblLook w:val="04A0" w:firstRow="1" w:lastRow="0" w:firstColumn="1" w:lastColumn="0" w:noHBand="0" w:noVBand="1"/>
+            </w:tblPr>
+            <w:tblGrid>
+              <w:gridCol w:w="2122"/>
+            </w:tblGrid>
+            <w:tr>
+              <w:trPr>
+                <w:tblCellSpacing w:w="15" w:type="dxa"/>
+              </w:trPr>
+              <w:tc>
+                <w:tcPr>
+                  <w:tcW w:w="0" w:type="auto"/>
+                  <w:vAlign w:val="center"/>
+                  <w:hideMark/>
+                </w:tcPr>
+                <w:p>
+                  <w:pPr>
+                    <w:spacing w:after="0" w:line="240" w:lineRule="auto"/>
+                    <w:rPr>
+                      <w:rFonts w:ascii="Calibri" w:hAnsi="Calibri" w:cs="Calibri"/>
+                    </w:rPr>
+                  </w:pPr>
+                  <w:r>
+                    <w:rPr>
+                      <w:rFonts w:ascii="Calibri" w:hAnsi="Calibri" w:cs="Calibri"/>
+                    </w:rPr>
+                    <w:t>Detects vulnerable libraries</w:t>
+                  </w:r>
+                </w:p>
+              </w:tc>
+            </w:tr>
+          </w:tbl>
+          <w:p>
+            <w:pPr>
+              <w:rPr>
+                <w:rFonts w:ascii="Calibri" w:hAnsi="Calibri" w:cs="Calibri"/>
+                <w:vanish/>
+              </w:rPr>
+            </w:pPr>
+          </w:p>
+          <w:tbl>
+            <w:tblPr>
+              <w:tblW w:w="0" w:type="auto"/>
+              <w:tblCellSpacing w:w="15" w:type="dxa"/>
+              <w:tblCellMar>
+                <w:top w:w="15" w:type="dxa"/>
+                <w:left w:w="15" w:type="dxa"/>
+                <w:bottom w:w="15" w:type="dxa"/>
+                <w:right w:w="15" w:type="dxa"/>
+              </w:tblCellMar>
+              <w:tblLook w:val="04A0" w:firstRow="1" w:lastRow="0" w:firstColumn="1" w:lastColumn="0" w:noHBand="0" w:noVBand="1"/>
+            </w:tblPr>
+            <w:tblGrid>
+              <w:gridCol w:w="96"/>
+            </w:tblGrid>
+            <w:tr>
+              <w:trPr>
+                <w:tblCellSpacing w:w="15" w:type="dxa"/>
+              </w:trPr>
+              <w:tc>
+                <w:tcPr>
+                  <w:tcW w:w="0" w:type="auto"/>
+                  <w:vAlign w:val="center"/>
+                  <w:hideMark/>
+                </w:tcPr>
+                <w:p>
+                  <w:pPr>
+                    <w:spacing w:after="0" w:line="240" w:lineRule="auto"/>
+                    <w:rPr>
+                      <w:rFonts w:ascii="Calibri" w:hAnsi="Calibri" w:cs="Calibri"/>
+                    </w:rPr>
+                  </w:pPr>
+                </w:p>
+              </w:tc>
+            </w:tr>
+          </w:tbl>
+          <w:p>
+            <w:pPr>
+              <w:rPr>
+                <w:rFonts w:ascii="Calibri" w:hAnsi="Calibri" w:cs="Calibri"/>
+              </w:rPr>
+            </w:pPr>
+          </w:p>
+        </w:tc>
+        <w:tc>
+          <w:tcPr>
+            <w:tcW w:w="2338" w:type="dxa"/>
+          </w:tcPr>
+          <w:tbl>
+            <w:tblPr>
+              <w:tblW w:w="0" w:type="auto"/>
+              <w:tblCellSpacing w:w="15" w:type="dxa"/>
+              <w:tblCellMar>
+                <w:top w:w="15" w:type="dxa"/>
+                <w:left w:w="15" w:type="dxa"/>
+                <w:bottom w:w="15" w:type="dxa"/>
+                <w:right w:w="15" w:type="dxa"/>
+              </w:tblCellMar>
+              <w:tblLook w:val="04A0" w:firstRow="1" w:lastRow="0" w:firstColumn="1" w:lastColumn="0" w:noHBand="0" w:noVBand="1"/>
+            </w:tblPr>
+            <w:tblGrid>
+              <w:gridCol w:w="2122"/>
+            </w:tblGrid>
+            <w:tr>
+              <w:trPr>
+                <w:tblCellSpacing w:w="15" w:type="dxa"/>
+              </w:trPr>
+              <w:tc>
+                <w:tcPr>
+                  <w:tcW w:w="0" w:type="auto"/>
+                  <w:vAlign w:val="center"/>
+                  <w:hideMark/>
+                </w:tcPr>
+                <w:p>
+                  <w:pPr>
+                    <w:spacing w:after="0" w:line="240" w:lineRule="auto"/>
+                    <w:rPr>
+                      <w:rFonts w:ascii="Calibri" w:hAnsi="Calibri" w:cs="Calibri"/>
+                    </w:rPr>
+                  </w:pPr>
+                  <w:r>
+                    <w:rPr>
+                      <w:rFonts w:ascii="Calibri" w:hAnsi="Calibri" w:cs="Calibri"/>
+                    </w:rPr>
+                    <w:t>Open-source, standards-based</w:t>
+                  </w:r>
+                </w:p>
+              </w:tc>
+            </w:tr>
+          </w:tbl>
+          <w:p>
+            <w:pPr>
+              <w:rPr>
+                <w:rFonts w:ascii="Calibri" w:hAnsi="Calibri" w:cs="Calibri"/>
+                <w:vanish/>
+              </w:rPr>
+            </w:pPr>
+          </w:p>
+          <w:tbl>
+            <w:tblPr>
+              <w:tblW w:w="0" w:type="auto"/>
+              <w:tblCellSpacing w:w="15" w:type="dxa"/>
+              <w:tblCellMar>
+                <w:top w:w="15" w:type="dxa"/>
+                <w:left w:w="15" w:type="dxa"/>
+                <w:bottom w:w="15" w:type="dxa"/>
+                <w:right w:w="15" w:type="dxa"/>
+              </w:tblCellMar>
+              <w:tblLook w:val="04A0" w:firstRow="1" w:lastRow="0" w:firstColumn="1" w:lastColumn="0" w:noHBand="0" w:noVBand="1"/>
+            </w:tblPr>
+            <w:tblGrid>
+              <w:gridCol w:w="96"/>
+            </w:tblGrid>
+            <w:tr>
+              <w:trPr>
+                <w:tblCellSpacing w:w="15" w:type="dxa"/>
+              </w:trPr>
+              <w:tc>
+                <w:tcPr>
+                  <w:tcW w:w="0" w:type="auto"/>
+                  <w:vAlign w:val="center"/>
+                  <w:hideMark/>
+                </w:tcPr>
+                <w:p>
+                  <w:pPr>
+                    <w:spacing w:after="0" w:line="240" w:lineRule="auto"/>
+                    <w:rPr>
+                      <w:rFonts w:ascii="Calibri" w:hAnsi="Calibri" w:cs="Calibri"/>
+                    </w:rPr>
+                  </w:pPr>
+                </w:p>
+              </w:tc>
+            </w:tr>
+          </w:tbl>
+          <w:p>
+            <w:pPr>
+              <w:rPr>
+                <w:rFonts w:ascii="Calibri" w:hAnsi="Calibri" w:cs="Calibri"/>
+              </w:rPr>
+            </w:pPr>
+          </w:p>
+        </w:tc>
+      </w:tr>
+      <w:tr>
+        <w:tc>
+          <w:tcPr>
+            <w:tcW w:w="2337" w:type="dxa"/>
+          </w:tcPr>
+          <w:tbl>
+            <w:tblPr>
+              <w:tblW w:w="0" w:type="auto"/>
+              <w:tblCellSpacing w:w="15" w:type="dxa"/>
+              <w:tblCellMar>
+                <w:top w:w="15" w:type="dxa"/>
+                <w:left w:w="15" w:type="dxa"/>
+                <w:bottom w:w="15" w:type="dxa"/>
+                <w:right w:w="15" w:type="dxa"/>
+              </w:tblCellMar>
+              <w:tblLook w:val="04A0" w:firstRow="1" w:lastRow="0" w:firstColumn="1" w:lastColumn="0" w:noHBand="0" w:noVBand="1"/>
+            </w:tblPr>
+            <w:tblGrid>
+              <w:gridCol w:w="1971"/>
+            </w:tblGrid>
+            <w:tr>
+              <w:trPr>
+                <w:tblCellSpacing w:w="15" w:type="dxa"/>
+              </w:trPr>
+              <w:tc>
+                <w:tcPr>
+                  <w:tcW w:w="0" w:type="auto"/>
+                  <w:vAlign w:val="center"/>
+                  <w:hideMark/>
+                </w:tcPr>
+                <w:p>
+                  <w:pPr>
+                    <w:spacing w:after="0" w:line="240" w:lineRule="auto"/>
+                    <w:rPr>
+                      <w:rFonts w:ascii="Calibri" w:hAnsi="Calibri" w:cs="Calibri"/>
+                    </w:rPr>
+                  </w:pPr>
+                  <w:r>
+                    <w:rPr>
+                      <w:rFonts w:ascii="Calibri" w:hAnsi="Calibri" w:cs="Calibri"/>
+                    </w:rPr>
+                    <w:t>Container Scanning</w:t>
+                  </w:r>
+                </w:p>
+              </w:tc>
+            </w:tr>
+          </w:tbl>
+          <w:p>
+            <w:pPr>
+              <w:rPr>
+                <w:rFonts w:ascii="Calibri" w:hAnsi="Calibri" w:cs="Calibri"/>
+                <w:vanish/>
+              </w:rPr>
+            </w:pPr>
+          </w:p>
+          <w:tbl>
+            <w:tblPr>
+              <w:tblW w:w="0" w:type="auto"/>
+              <w:tblCellSpacing w:w="15" w:type="dxa"/>
+              <w:tblCellMar>
+                <w:top w:w="15" w:type="dxa"/>
+                <w:left w:w="15" w:type="dxa"/>
+                <w:bottom w:w="15" w:type="dxa"/>
+                <w:right w:w="15" w:type="dxa"/>
+              </w:tblCellMar>
+              <w:tblLook w:val="04A0" w:firstRow="1" w:lastRow="0" w:firstColumn="1" w:lastColumn="0" w:noHBand="0" w:noVBand="1"/>
+            </w:tblPr>
+            <w:tblGrid>
+              <w:gridCol w:w="96"/>
+            </w:tblGrid>
+            <w:tr>
+              <w:trPr>
+                <w:tblCellSpacing w:w="15" w:type="dxa"/>
+              </w:trPr>
+              <w:tc>
+                <w:tcPr>
+                  <w:tcW w:w="0" w:type="auto"/>
+                  <w:vAlign w:val="center"/>
+                  <w:hideMark/>
+                </w:tcPr>
+                <w:p>
+                  <w:pPr>
+                    <w:spacing w:after="0" w:line="240" w:lineRule="auto"/>
+                    <w:rPr>
+                      <w:rFonts w:ascii="Calibri" w:hAnsi="Calibri" w:cs="Calibri"/>
+                    </w:rPr>
+                  </w:pPr>
+                </w:p>
+              </w:tc>
+            </w:tr>
+          </w:tbl>
+          <w:p>
+            <w:pPr>
+              <w:rPr>
+                <w:rFonts w:ascii="Calibri" w:hAnsi="Calibri" w:cs="Calibri"/>
+              </w:rPr>
+            </w:pPr>
+          </w:p>
+        </w:tc>
+        <w:tc>
+          <w:tcPr>
+            <w:tcW w:w="2337" w:type="dxa"/>
+          </w:tcPr>
+          <w:tbl>
+            <w:tblPr>
+              <w:tblW w:w="0" w:type="auto"/>
+              <w:tblCellSpacing w:w="15" w:type="dxa"/>
+              <w:tblCellMar>
+                <w:top w:w="15" w:type="dxa"/>
+                <w:left w:w="15" w:type="dxa"/>
+                <w:bottom w:w="15" w:type="dxa"/>
+                <w:right w:w="15" w:type="dxa"/>
+              </w:tblCellMar>
+              <w:tblLook w:val="04A0" w:firstRow="1" w:lastRow="0" w:firstColumn="1" w:lastColumn="0" w:noHBand="0" w:noVBand="1"/>
+            </w:tblPr>
+            <w:tblGrid>
+              <w:gridCol w:w="550"/>
+            </w:tblGrid>
+            <w:tr>
+              <w:trPr>
+                <w:tblCellSpacing w:w="15" w:type="dxa"/>
+              </w:trPr>
+              <w:tc>
+                <w:tcPr>
+                  <w:tcW w:w="0" w:type="auto"/>
+                  <w:vAlign w:val="center"/>
+                  <w:hideMark/>
+                </w:tcPr>
+                <w:p>
+                  <w:pPr>
+                    <w:spacing w:after="0" w:line="240" w:lineRule="auto"/>
+                    <w:rPr>
+                      <w:rFonts w:ascii="Calibri" w:hAnsi="Calibri" w:cs="Calibri"/>
+                    </w:rPr>
+                  </w:pPr>
+                  <w:proofErr w:type="spellStart"/>
+                  <w:r>
+                    <w:rPr>
+                      <w:rFonts w:ascii="Calibri" w:hAnsi="Calibri" w:cs="Calibri"/>
+                    </w:rPr>
+                    <w:t>Trivy</w:t>
+                  </w:r>
+                  <w:proofErr w:type="spellEnd"/>
+                </w:p>
+              </w:tc>
+            </w:tr>
+          </w:tbl>
+          <w:p>
+            <w:pPr>
+              <w:rPr>
+                <w:rFonts w:ascii="Calibri" w:hAnsi="Calibri" w:cs="Calibri"/>
+                <w:vanish/>
+              </w:rPr>
+            </w:pPr>
+          </w:p>
+          <w:tbl>
+            <w:tblPr>
+              <w:tblW w:w="0" w:type="auto"/>
+              <w:tblCellSpacing w:w="15" w:type="dxa"/>
+              <w:tblCellMar>
+                <w:top w:w="15" w:type="dxa"/>
+                <w:left w:w="15" w:type="dxa"/>
+                <w:bottom w:w="15" w:type="dxa"/>
+                <w:right w:w="15" w:type="dxa"/>
+              </w:tblCellMar>
+              <w:tblLook w:val="04A0" w:firstRow="1" w:lastRow="0" w:firstColumn="1" w:lastColumn="0" w:noHBand="0" w:noVBand="1"/>
+            </w:tblPr>
+            <w:tblGrid>
+              <w:gridCol w:w="96"/>
+            </w:tblGrid>
+            <w:tr>
+              <w:trPr>
+                <w:tblCellSpacing w:w="15" w:type="dxa"/>
+              </w:trPr>
+              <w:tc>
+                <w:tcPr>
+                  <w:tcW w:w="0" w:type="auto"/>
+                  <w:vAlign w:val="center"/>
+                  <w:hideMark/>
+                </w:tcPr>
+                <w:p>
+                  <w:pPr>
+                    <w:spacing w:after="0" w:line="240" w:lineRule="auto"/>
+                    <w:rPr>
+                      <w:rFonts w:ascii="Calibri" w:hAnsi="Calibri" w:cs="Calibri"/>
+                    </w:rPr>
+                  </w:pPr>
+                </w:p>
+              </w:tc>
+            </w:tr>
+          </w:tbl>
+          <w:p>
+            <w:pPr>
+              <w:rPr>
+                <w:rFonts w:ascii="Calibri" w:hAnsi="Calibri" w:cs="Calibri"/>
+              </w:rPr>
+            </w:pPr>
+          </w:p>
+        </w:tc>
+        <w:tc>
+          <w:tcPr>
+            <w:tcW w:w="2338" w:type="dxa"/>
+          </w:tcPr>
+          <w:tbl>
+            <w:tblPr>
+              <w:tblW w:w="0" w:type="auto"/>
+              <w:tblCellSpacing w:w="15" w:type="dxa"/>
+              <w:tblCellMar>
+                <w:top w:w="15" w:type="dxa"/>
+                <w:left w:w="15" w:type="dxa"/>
+                <w:bottom w:w="15" w:type="dxa"/>
+                <w:right w:w="15" w:type="dxa"/>
+              </w:tblCellMar>
+              <w:tblLook w:val="04A0" w:firstRow="1" w:lastRow="0" w:firstColumn="1" w:lastColumn="0" w:noHBand="0" w:noVBand="1"/>
+            </w:tblPr>
+            <w:tblGrid>
+              <w:gridCol w:w="2122"/>
+            </w:tblGrid>
+            <w:tr>
+              <w:trPr>
+                <w:tblCellSpacing w:w="15" w:type="dxa"/>
+              </w:trPr>
+              <w:tc>
+                <w:tcPr>
+                  <w:tcW w:w="0" w:type="auto"/>
+                  <w:vAlign w:val="center"/>
+                  <w:hideMark/>
+                </w:tcPr>
+                <w:p>
+                  <w:pPr>
+                    <w:spacing w:after="0" w:line="240" w:lineRule="auto"/>
+                    <w:rPr>
+                      <w:rFonts w:ascii="Calibri" w:hAnsi="Calibri" w:cs="Calibri"/>
+                    </w:rPr>
+                  </w:pPr>
+                  <w:r>
+                    <w:rPr>
+                      <w:rFonts w:ascii="Calibri" w:hAnsi="Calibri" w:cs="Calibri"/>
+                    </w:rPr>
+                    <w:t>Scans Docker images for CVEs</w:t>
+                  </w:r>
+                </w:p>
+              </w:tc>
+            </w:tr>
+          </w:tbl>
+          <w:p>
+            <w:pPr>
+              <w:rPr>
+                <w:rFonts w:ascii="Calibri" w:hAnsi="Calibri" w:cs="Calibri"/>
+                <w:vanish/>
+              </w:rPr>
+            </w:pPr>
+          </w:p>
+          <w:tbl>
+            <w:tblPr>
+              <w:tblW w:w="0" w:type="auto"/>
+              <w:tblCellSpacing w:w="15" w:type="dxa"/>
+              <w:tblCellMar>
+                <w:top w:w="15" w:type="dxa"/>
+                <w:left w:w="15" w:type="dxa"/>
+                <w:bottom w:w="15" w:type="dxa"/>
+                <w:right w:w="15" w:type="dxa"/>
+              </w:tblCellMar>
+              <w:tblLook w:val="04A0" w:firstRow="1" w:lastRow="0" w:firstColumn="1" w:lastColumn="0" w:noHBand="0" w:noVBand="1"/>
+            </w:tblPr>
+            <w:tblGrid>
+              <w:gridCol w:w="96"/>
+            </w:tblGrid>
+            <w:tr>
+              <w:trPr>
+                <w:tblCellSpacing w:w="15" w:type="dxa"/>
+              </w:trPr>
+              <w:tc>
+                <w:tcPr>
+                  <w:tcW w:w="0" w:type="auto"/>
+                  <w:vAlign w:val="center"/>
+                  <w:hideMark/>
+                </w:tcPr>
+                <w:p>
+                  <w:pPr>
+                    <w:spacing w:after="0" w:line="240" w:lineRule="auto"/>
+                    <w:rPr>
+                      <w:rFonts w:ascii="Calibri" w:hAnsi="Calibri" w:cs="Calibri"/>
+                    </w:rPr>
+                  </w:pPr>
+                </w:p>
+              </w:tc>
+            </w:tr>
+          </w:tbl>
+          <w:p>
+            <w:pPr>
+              <w:rPr>
+                <w:rFonts w:ascii="Calibri" w:hAnsi="Calibri" w:cs="Calibri"/>
+              </w:rPr>
+            </w:pPr>
+          </w:p>
+        </w:tc>
+        <w:tc>
+          <w:tcPr>
+            <w:tcW w:w="2338" w:type="dxa"/>
+          </w:tcPr>
+          <w:p>
+            <w:pPr>
+              <w:rPr>
+                <w:rFonts w:ascii="Calibri" w:hAnsi="Calibri" w:cs="Calibri"/>
+              </w:rPr>
+            </w:pPr>
+            <w:r>
+              <w:rPr>
+                <w:rFonts w:ascii="Calibri" w:hAnsi="Calibri" w:cs="Calibri"/>
+              </w:rPr>
+              <w:t>Fast and developer-friendly</w:t>
+            </w:r>
+          </w:p>
+          <w:p>
+            <w:pPr>
+              <w:rPr>
+                <w:rFonts w:ascii="Calibri" w:hAnsi="Calibri" w:cs="Calibri"/>
+              </w:rPr>
+            </w:pPr>
+          </w:p>
+        </w:tc>
+      </w:tr>
+    </w:tbl>
+    <w:p>
+      <w:pPr>
+        <w:rPr>
+          <w:rFonts w:ascii="Calibri" w:hAnsi="Calibri" w:cs="Calibri"/>
+        </w:rPr>
+      </w:pPr>
+    </w:p>
+    <w:p>
+      <w:pPr>
+        <w:rPr>
+          <w:rFonts w:ascii="Calibri" w:hAnsi="Calibri" w:cs="Calibri"/>
+        </w:rPr>
+      </w:pPr>
+      <w:r>
+        <w:rPr>
+          <w:rFonts w:ascii="Calibri" w:hAnsi="Calibri" w:cs="Calibri"/>
+        </w:rPr>
+        <w:t xml:space="preserve">These tools, when orchestrated in an automated pipeline, enable continuous validation of both functionality and security. Integrating them </w:t>
+      </w:r>
+      <w:proofErr w:type="gramStart"/>
+      <w:r>
+        <w:rPr>
+          <w:rFonts w:ascii="Calibri" w:hAnsi="Calibri" w:cs="Calibri"/>
+        </w:rPr>
+        <w:t>in</w:t>
+      </w:r>
+      <w:proofErr w:type="gramEnd"/>
+      <w:r>
+        <w:rPr>
+          <w:rFonts w:ascii="Calibri" w:hAnsi="Calibri" w:cs="Calibri"/>
+        </w:rPr>
+        <w:t xml:space="preserve"> a single automated workflow reflects current industry best practice and aligns with DevSecOps maturity models promoted by AWS and GitLab (AWS, 2023; GitLab, 2024).</w:t>
+      </w:r>
+    </w:p>
+    <w:p>
+      <w:pPr>
+        <w:rPr>
+          <w:rFonts w:ascii="Calibri" w:hAnsi="Calibri" w:cs="Calibri"/>
+        </w:rPr>
+      </w:pPr>
+    </w:p>
+    <w:p>
+      <w:pPr>
+        <w:rPr>
+          <w:rFonts w:ascii="Calibri" w:hAnsi="Calibri" w:cs="Calibri"/>
+        </w:rPr>
+      </w:pPr>
+    </w:p>
+    <w:p>
+      <w:pPr>
+        <w:rPr>
+          <w:rFonts w:ascii="Calibri" w:hAnsi="Calibri" w:cs="Calibri"/>
+          <w:b/>
+          <w:bCs/>
+          <w:sz w:val="28"/>
+          <w:szCs w:val="28"/>
+        </w:rPr>
+      </w:pPr>
+      <w:r>
+        <w:rPr>
+          <w:rFonts w:ascii="Calibri" w:hAnsi="Calibri" w:cs="Calibri"/>
+          <w:b/>
+          <w:bCs/>
+          <w:sz w:val="28"/>
+          <w:szCs w:val="28"/>
+        </w:rPr>
+        <w:t>2.6 Summary and Research Gap</w:t>
+      </w:r>
+    </w:p>
+    <w:p>
+      <w:pPr>
+        <w:rPr>
+          <w:rFonts w:ascii="Calibri" w:hAnsi="Calibri" w:cs="Calibri"/>
+        </w:rPr>
+      </w:pPr>
+      <w:r>
+        <w:rPr>
+          <w:rFonts w:ascii="Calibri" w:hAnsi="Calibri" w:cs="Calibri"/>
+        </w:rPr>
+        <w:t>Existing literature and industry research confirm that integrating security into DevOps improves software quality, compliance, and response to threats. However, there remains a lack of empirical, academic evidence demonstrating how DevSecOps integration affects both delivery speed and security outcomes in measurable terms. Most frameworks describe conceptual benefits rather than presenting quantitative data.</w:t>
+      </w:r>
+    </w:p>
+    <w:p>
+      <w:pPr>
+        <w:rPr>
+          <w:rFonts w:ascii="Calibri" w:hAnsi="Calibri" w:cs="Calibri"/>
+        </w:rPr>
+      </w:pPr>
+      <w:r>
+        <w:rPr>
+          <w:rFonts w:ascii="Calibri" w:hAnsi="Calibri" w:cs="Calibri"/>
+        </w:rPr>
+        <w:t>This project contributes to that gap by designing and implementing a fully automated CI/CD pipeline with embedded DevSecOps tools (</w:t>
+      </w:r>
+      <w:proofErr w:type="spellStart"/>
+      <w:r>
+        <w:rPr>
+          <w:rFonts w:ascii="Calibri" w:hAnsi="Calibri" w:cs="Calibri"/>
+        </w:rPr>
+        <w:t>SonarCloud</w:t>
+      </w:r>
+      <w:proofErr w:type="spellEnd"/>
+      <w:r>
+        <w:rPr>
+          <w:rFonts w:ascii="Calibri" w:hAnsi="Calibri" w:cs="Calibri"/>
+        </w:rPr>
+        <w:t xml:space="preserve">, OWASP Dependency-Check, </w:t>
+      </w:r>
+      <w:proofErr w:type="spellStart"/>
+      <w:r>
+        <w:rPr>
+          <w:rFonts w:ascii="Calibri" w:hAnsi="Calibri" w:cs="Calibri"/>
+        </w:rPr>
+        <w:t>Trivy</w:t>
+      </w:r>
+      <w:proofErr w:type="spellEnd"/>
+      <w:r>
+        <w:rPr>
+          <w:rFonts w:ascii="Calibri" w:hAnsi="Calibri" w:cs="Calibri"/>
+        </w:rPr>
+        <w:t xml:space="preserve">, Terraform) deployed on AWS. By collecting and </w:t>
+      </w:r>
+      <w:proofErr w:type="spellStart"/>
+      <w:r>
+        <w:rPr>
+          <w:rFonts w:ascii="Calibri" w:hAnsi="Calibri" w:cs="Calibri"/>
+        </w:rPr>
+        <w:t>analysing</w:t>
+      </w:r>
+      <w:proofErr w:type="spellEnd"/>
+      <w:r>
+        <w:rPr>
+          <w:rFonts w:ascii="Calibri" w:hAnsi="Calibri" w:cs="Calibri"/>
+        </w:rPr>
+        <w:t xml:space="preserve"> metrics such as build time, deployment frequency, and vulnerability counts, this study aims to evaluate the real-world trade-off between security and speed — directly addressing the stated research question.</w:t>
+      </w:r>
+    </w:p>
+    <w:p>
+      <w:pPr>
+        <w:rPr>
+          <w:rFonts w:ascii="Calibri" w:hAnsi="Calibri" w:cs="Calibri"/>
+        </w:rPr>
+      </w:pPr>
+    </w:p>
+    <w:p>
+      <w:pPr>
+        <w:rPr>
+          <w:rFonts w:ascii="Calibri" w:hAnsi="Calibri" w:cs="Calibri"/>
+        </w:rPr>
+      </w:pPr>
+      <w:r>
+        <w:rPr>
+          <w:rFonts w:ascii="Calibri" w:hAnsi="Calibri" w:cs="Calibri"/>
+        </w:rPr>
+        <w:lastRenderedPageBreak/>
+        <w:t xml:space="preserve">This synthesis of literature demonstrates the theoretical foundation for integrating security automation within CI/CD pipelines. The next stage of this research will </w:t>
+      </w:r>
+      <w:proofErr w:type="spellStart"/>
+      <w:r>
+        <w:rPr>
+          <w:rFonts w:ascii="Calibri" w:hAnsi="Calibri" w:cs="Calibri"/>
+        </w:rPr>
+        <w:t>operationalise</w:t>
+      </w:r>
+      <w:proofErr w:type="spellEnd"/>
+      <w:r>
+        <w:rPr>
+          <w:rFonts w:ascii="Calibri" w:hAnsi="Calibri" w:cs="Calibri"/>
+        </w:rPr>
+        <w:t xml:space="preserve"> these findings by designing and implementing an automated DevSecOps pipeline on AWS, allowing quantitative measurement of build time, deployment frequency, and vulnerability reduction.</w:t>
+      </w:r>
+    </w:p>
     <w:p>
       <w:pPr>
         <w:pStyle w:val="Bibliography"/>
+        <w:rPr>
+          <w:rFonts w:ascii="Calibri" w:hAnsi="Calibri" w:cs="Calibri"/>
+          <w:b/>
+          <w:bCs/>
+          <w:sz w:val="28"/>
+          <w:szCs w:val="28"/>
+        </w:rPr>
       </w:pPr>
     </w:p>
     <w:p>
       <w:pPr>
         <w:pStyle w:val="Bibliography"/>
+        <w:rPr>
+          <w:rFonts w:ascii="Calibri" w:hAnsi="Calibri" w:cs="Calibri"/>
+        </w:rPr>
+      </w:pPr>
+      <w:r>
+        <w:rPr>
+          <w:rFonts w:ascii="Calibri" w:hAnsi="Calibri" w:cs="Calibri"/>
+          <w:b/>
+          <w:bCs/>
+          <w:sz w:val="28"/>
+          <w:szCs w:val="28"/>
+        </w:rPr>
+        <w:t>3</w:t>
+      </w:r>
+      <w:r>
+        <w:rPr>
+          <w:rFonts w:ascii="Calibri" w:hAnsi="Calibri" w:cs="Calibri"/>
+          <w:b/>
+          <w:bCs/>
+          <w:sz w:val="28"/>
+          <w:szCs w:val="28"/>
+        </w:rPr>
+        <w:t>. References</w:t>
+      </w:r>
+    </w:p>
+    <w:p>
+      <w:pPr>
+        <w:pStyle w:val="Bibliography"/>
+        <w:ind w:left="720" w:hanging="720"/>
         <w:rPr>
           <w:noProof/>
           <w:kern w:val="0"/>
@@ -1176,55 +3277,27 @@
       </w:pPr>
       <w:r>
         <w:rPr>
-          <w:b/>
-          <w:bCs/>
-        </w:rPr>
-        <w:t xml:space="preserve">6. </w:t>
-      </w:r>
-      <w:r>
-        <w:rPr>
-          <w:b/>
-          <w:bCs/>
-        </w:rPr>
-        <w:t>Refer</w:t>
-      </w:r>
-      <w:r>
-        <w:rPr>
-          <w:b/>
-          <w:bCs/>
-        </w:rPr>
-        <w:t>e</w:t>
-      </w:r>
-      <w:r>
-        <w:rPr>
-          <w:b/>
-          <w:bCs/>
-        </w:rPr>
-        <w:t>nces</w:t>
-      </w:r>
-      <w:r>
+          <w:rFonts w:ascii="Calibri" w:hAnsi="Calibri" w:cs="Calibri"/>
+        </w:rPr>
         <w:fldChar w:fldCharType="begin"/>
       </w:r>
       <w:r>
+        <w:rPr>
+          <w:rFonts w:ascii="Calibri" w:hAnsi="Calibri" w:cs="Calibri"/>
+        </w:rPr>
         <w:instrText xml:space="preserve"> BIBLIOGRAPHY  \l 1033 </w:instrText>
       </w:r>
       <w:r>
+        <w:rPr>
+          <w:rFonts w:ascii="Calibri" w:hAnsi="Calibri" w:cs="Calibri"/>
+        </w:rPr>
         <w:fldChar w:fldCharType="separate"/>
       </w:r>
-    </w:p>
-    <w:p>
-      <w:pPr>
-        <w:pStyle w:val="Bibliography"/>
-        <w:ind w:left="720" w:hanging="720"/>
+      <w:r>
         <w:rPr>
           <w:noProof/>
         </w:rPr>
-      </w:pPr>
-      <w:r>
-        <w:rPr>
-          <w:noProof/>
-        </w:rPr>
-        <w:t xml:space="preserve">Tigera. (2025, October 28). </w:t>
+        <w:t xml:space="preserve">Atlassian. (2023). </w:t>
       </w:r>
       <w:r>
         <w:rPr>
@@ -1232,6 +3305,384 @@
           <w:iCs/>
           <w:noProof/>
         </w:rPr>
+        <w:t>Continuous Integration vs Continuous Deployment</w:t>
+      </w:r>
+      <w:r>
+        <w:rPr>
+          <w:noProof/>
+        </w:rPr>
+        <w:t>. Retrieved from Atlassian.</w:t>
+      </w:r>
+    </w:p>
+    <w:p>
+      <w:pPr>
+        <w:pStyle w:val="Bibliography"/>
+        <w:ind w:left="720" w:hanging="720"/>
+        <w:rPr>
+          <w:noProof/>
+        </w:rPr>
+      </w:pPr>
+      <w:r>
+        <w:rPr>
+          <w:noProof/>
+        </w:rPr>
+        <w:t xml:space="preserve">Bass, L., Weber, I., &amp; Zhu, L. (2015). </w:t>
+      </w:r>
+      <w:r>
+        <w:rPr>
+          <w:i/>
+          <w:iCs/>
+          <w:noProof/>
+        </w:rPr>
+        <w:t>DevOps: A Software Architect’s Perspective.</w:t>
+      </w:r>
+      <w:r>
+        <w:rPr>
+          <w:noProof/>
+        </w:rPr>
+        <w:t xml:space="preserve"> Boston, MA: Addison-Wesley.</w:t>
+      </w:r>
+    </w:p>
+    <w:p>
+      <w:pPr>
+        <w:pStyle w:val="Bibliography"/>
+        <w:ind w:left="720" w:hanging="720"/>
+        <w:rPr>
+          <w:noProof/>
+        </w:rPr>
+      </w:pPr>
+      <w:r>
+        <w:rPr>
+          <w:noProof/>
+        </w:rPr>
+        <w:t xml:space="preserve">Fowler, M. (2006). </w:t>
+      </w:r>
+      <w:r>
+        <w:rPr>
+          <w:i/>
+          <w:iCs/>
+          <w:noProof/>
+        </w:rPr>
+        <w:t>Continuous Integration</w:t>
+      </w:r>
+      <w:r>
+        <w:rPr>
+          <w:noProof/>
+        </w:rPr>
+        <w:t>. Retrieved from Martin Fowler: https://martinfowler.com/articles/continuousIntegration.html</w:t>
+      </w:r>
+    </w:p>
+    <w:p>
+      <w:pPr>
+        <w:pStyle w:val="Bibliography"/>
+        <w:ind w:left="720" w:hanging="720"/>
+        <w:rPr>
+          <w:noProof/>
+        </w:rPr>
+      </w:pPr>
+      <w:r>
+        <w:rPr>
+          <w:noProof/>
+        </w:rPr>
+        <w:t xml:space="preserve">Gartner Research. (2016). </w:t>
+      </w:r>
+      <w:r>
+        <w:rPr>
+          <w:i/>
+          <w:iCs/>
+          <w:noProof/>
+        </w:rPr>
+        <w:t>Integrating Security into DevOps: The Future of SecOps.</w:t>
+      </w:r>
+      <w:r>
+        <w:rPr>
+          <w:noProof/>
+        </w:rPr>
+        <w:t xml:space="preserve"> Stamford, CT: Gartner Inc.</w:t>
+      </w:r>
+    </w:p>
+    <w:p>
+      <w:pPr>
+        <w:pStyle w:val="Bibliography"/>
+        <w:ind w:left="720" w:hanging="720"/>
+        <w:rPr>
+          <w:noProof/>
+        </w:rPr>
+      </w:pPr>
+      <w:r>
+        <w:rPr>
+          <w:noProof/>
+        </w:rPr>
+        <w:t xml:space="preserve">HashiCorp. (2023). </w:t>
+      </w:r>
+      <w:r>
+        <w:rPr>
+          <w:i/>
+          <w:iCs/>
+          <w:noProof/>
+        </w:rPr>
+        <w:t>Terraform Documenation</w:t>
+      </w:r>
+      <w:r>
+        <w:rPr>
+          <w:noProof/>
+        </w:rPr>
+        <w:t>. Retrieved from HashiCorp Developer: https://developer.hashicorp.com/terraform</w:t>
+      </w:r>
+    </w:p>
+    <w:p>
+      <w:pPr>
+        <w:pStyle w:val="Bibliography"/>
+        <w:ind w:left="720" w:hanging="720"/>
+        <w:rPr>
+          <w:noProof/>
+        </w:rPr>
+      </w:pPr>
+      <w:r>
+        <w:rPr>
+          <w:noProof/>
+        </w:rPr>
+        <w:t xml:space="preserve">Hewlett Packard Enterprise. (2016). </w:t>
+      </w:r>
+      <w:r>
+        <w:rPr>
+          <w:i/>
+          <w:iCs/>
+          <w:noProof/>
+        </w:rPr>
+        <w:t>Application Security and DevOps Survey.</w:t>
+      </w:r>
+      <w:r>
+        <w:rPr>
+          <w:noProof/>
+        </w:rPr>
+        <w:t xml:space="preserve"> Palo Alto, CA: HPE Security Fortify.</w:t>
+      </w:r>
+    </w:p>
+    <w:p>
+      <w:pPr>
+        <w:pStyle w:val="Bibliography"/>
+        <w:ind w:left="720" w:hanging="720"/>
+        <w:rPr>
+          <w:noProof/>
+        </w:rPr>
+      </w:pPr>
+      <w:r>
+        <w:rPr>
+          <w:noProof/>
+        </w:rPr>
+        <w:t xml:space="preserve">Kim, G., Humble, J., Debois, P., &amp; Willis, J. (2016). </w:t>
+      </w:r>
+      <w:r>
+        <w:rPr>
+          <w:i/>
+          <w:iCs/>
+          <w:noProof/>
+        </w:rPr>
+        <w:t>The DevOps Handbook.</w:t>
+      </w:r>
+      <w:r>
+        <w:rPr>
+          <w:noProof/>
+        </w:rPr>
+        <w:t xml:space="preserve"> Portland, OR: IT Revolution Press.</w:t>
+      </w:r>
+    </w:p>
+    <w:p>
+      <w:pPr>
+        <w:pStyle w:val="Bibliography"/>
+        <w:ind w:left="720" w:hanging="720"/>
+        <w:rPr>
+          <w:noProof/>
+        </w:rPr>
+      </w:pPr>
+      <w:r>
+        <w:rPr>
+          <w:noProof/>
+        </w:rPr>
+        <w:t xml:space="preserve">Mora, M. O. (2017). An Analysis of DevSecOps Adoption in Software Development Practice. </w:t>
+      </w:r>
+      <w:r>
+        <w:rPr>
+          <w:i/>
+          <w:iCs/>
+          <w:noProof/>
+        </w:rPr>
+        <w:t>Journal of Software: Evolution and Process</w:t>
+      </w:r>
+      <w:r>
+        <w:rPr>
+          <w:noProof/>
+        </w:rPr>
+        <w:t>, 45-60.</w:t>
+      </w:r>
+    </w:p>
+    <w:p>
+      <w:pPr>
+        <w:pStyle w:val="Bibliography"/>
+        <w:ind w:left="720" w:hanging="720"/>
+        <w:rPr>
+          <w:noProof/>
+        </w:rPr>
+      </w:pPr>
+      <w:r>
+        <w:rPr>
+          <w:noProof/>
+        </w:rPr>
+        <w:t xml:space="preserve">Mora, M., O’Connor, R. V., Rout, T. P., &amp; Dorling, A. (2017). Software Process Improvement and Capability Determination: 17th International Conference, SPICE 2017, Palma de Mallorca, Spain, October 4–5, 2017, Proceedings. </w:t>
+      </w:r>
+      <w:r>
+        <w:rPr>
+          <w:i/>
+          <w:iCs/>
+          <w:noProof/>
+        </w:rPr>
+        <w:t>SPICE 2017.</w:t>
+      </w:r>
+      <w:r>
+        <w:rPr>
+          <w:noProof/>
+        </w:rPr>
+        <w:t xml:space="preserve"> Cham: Springer.</w:t>
+      </w:r>
+    </w:p>
+    <w:p>
+      <w:pPr>
+        <w:pStyle w:val="Bibliography"/>
+        <w:ind w:left="720" w:hanging="720"/>
+        <w:rPr>
+          <w:noProof/>
+        </w:rPr>
+      </w:pPr>
+      <w:r>
+        <w:rPr>
+          <w:noProof/>
+        </w:rPr>
+        <w:t xml:space="preserve">Puppet Labs. (2022). </w:t>
+      </w:r>
+      <w:r>
+        <w:rPr>
+          <w:i/>
+          <w:iCs/>
+          <w:noProof/>
+        </w:rPr>
+        <w:t>State of DevOps Report.</w:t>
+      </w:r>
+      <w:r>
+        <w:rPr>
+          <w:noProof/>
+        </w:rPr>
+        <w:t xml:space="preserve"> Portland, OR: Puppet.</w:t>
+      </w:r>
+    </w:p>
+    <w:p>
+      <w:pPr>
+        <w:pStyle w:val="Bibliography"/>
+        <w:ind w:left="720" w:hanging="720"/>
+        <w:rPr>
+          <w:noProof/>
+        </w:rPr>
+      </w:pPr>
+      <w:r>
+        <w:rPr>
+          <w:noProof/>
+        </w:rPr>
+        <w:t xml:space="preserve">Rajapakse, J., &amp; Nandigam, J. (2022). DevSecOps: Integrating Security into DevOps Pipelines. </w:t>
+      </w:r>
+      <w:r>
+        <w:rPr>
+          <w:i/>
+          <w:iCs/>
+          <w:noProof/>
+        </w:rPr>
+        <w:t>Journal of Software Engineering and Applications</w:t>
+      </w:r>
+      <w:r>
+        <w:rPr>
+          <w:noProof/>
+        </w:rPr>
+        <w:t>, 145-162.</w:t>
+      </w:r>
+    </w:p>
+    <w:p>
+      <w:pPr>
+        <w:pStyle w:val="Bibliography"/>
+        <w:ind w:left="720" w:hanging="720"/>
+        <w:rPr>
+          <w:noProof/>
+        </w:rPr>
+      </w:pPr>
+      <w:r>
+        <w:rPr>
+          <w:noProof/>
+        </w:rPr>
+        <w:t xml:space="preserve">Security, A. (2023). </w:t>
+      </w:r>
+      <w:r>
+        <w:rPr>
+          <w:i/>
+          <w:iCs/>
+          <w:noProof/>
+        </w:rPr>
+        <w:t>Trivy Open Source Vulnerability Scanner</w:t>
+      </w:r>
+      <w:r>
+        <w:rPr>
+          <w:noProof/>
+        </w:rPr>
+        <w:t>. Retrieved from Aqua Security.</w:t>
+      </w:r>
+    </w:p>
+    <w:p>
+      <w:pPr>
+        <w:pStyle w:val="Bibliography"/>
+        <w:ind w:left="720" w:hanging="720"/>
+        <w:rPr>
+          <w:noProof/>
+        </w:rPr>
+      </w:pPr>
+      <w:r>
+        <w:rPr>
+          <w:noProof/>
+        </w:rPr>
+        <w:lastRenderedPageBreak/>
+        <w:t xml:space="preserve">Services, A. W. (2023, October 28). </w:t>
+      </w:r>
+      <w:r>
+        <w:rPr>
+          <w:i/>
+          <w:iCs/>
+          <w:noProof/>
+        </w:rPr>
+        <w:t>Introduction to DevSecOps on AWS</w:t>
+      </w:r>
+      <w:r>
+        <w:rPr>
+          <w:noProof/>
+        </w:rPr>
+        <w:t>. Retrieved from Amazon Web Services Whitepaper: https://aws.amazon.com/what-is/devsecops/</w:t>
+      </w:r>
+    </w:p>
+    <w:p>
+      <w:pPr>
+        <w:pStyle w:val="Bibliography"/>
+        <w:ind w:left="720" w:hanging="720"/>
+        <w:rPr>
+          <w:noProof/>
+        </w:rPr>
+      </w:pPr>
+      <w:r>
+        <w:rPr>
+          <w:noProof/>
+        </w:rPr>
+        <w:t xml:space="preserve">Tigera. (2025, October 28). </w:t>
+      </w:r>
+      <w:r>
+        <w:rPr>
+          <w:i/>
+          <w:iCs/>
+          <w:noProof/>
+        </w:rPr>
         <w:t>What Is DevSecOps and What Do You Need to Succeed?</w:t>
       </w:r>
       <w:r>
@@ -1242,18 +3693,81 @@
       </w:r>
     </w:p>
     <w:p>
-      <w:r>
+      <w:pPr>
+        <w:rPr>
+          <w:rFonts w:ascii="Calibri" w:hAnsi="Calibri" w:cs="Calibri"/>
+        </w:rPr>
+      </w:pPr>
+      <w:r>
+        <w:rPr>
+          <w:rFonts w:ascii="Calibri" w:hAnsi="Calibri" w:cs="Calibri"/>
+        </w:rPr>
         <w:fldChar w:fldCharType="end"/>
       </w:r>
     </w:p>
-    <w:p/>
-    <w:p/>
-    <w:p/>
-    <w:p/>
-    <w:p/>
-    <w:p/>
-    <w:p/>
-    <w:p/>
+    <w:p>
+      <w:pPr>
+        <w:rPr>
+          <w:rFonts w:ascii="Calibri" w:hAnsi="Calibri" w:cs="Calibri"/>
+        </w:rPr>
+      </w:pPr>
+    </w:p>
+    <w:p>
+      <w:pPr>
+        <w:rPr>
+          <w:rFonts w:ascii="Calibri" w:hAnsi="Calibri" w:cs="Calibri"/>
+        </w:rPr>
+      </w:pPr>
+    </w:p>
+    <w:p>
+      <w:pPr>
+        <w:rPr>
+          <w:rFonts w:ascii="Calibri" w:hAnsi="Calibri" w:cs="Calibri"/>
+        </w:rPr>
+      </w:pPr>
+    </w:p>
+    <w:p>
+      <w:pPr>
+        <w:rPr>
+          <w:rFonts w:ascii="Calibri" w:hAnsi="Calibri" w:cs="Calibri"/>
+        </w:rPr>
+      </w:pPr>
+    </w:p>
+    <w:p>
+      <w:pPr>
+        <w:rPr>
+          <w:rFonts w:ascii="Calibri" w:hAnsi="Calibri" w:cs="Calibri"/>
+        </w:rPr>
+      </w:pPr>
+    </w:p>
+    <w:p>
+      <w:pPr>
+        <w:rPr>
+          <w:rFonts w:ascii="Calibri" w:hAnsi="Calibri" w:cs="Calibri"/>
+        </w:rPr>
+      </w:pPr>
+    </w:p>
+    <w:p>
+      <w:pPr>
+        <w:rPr>
+          <w:rFonts w:ascii="Calibri" w:hAnsi="Calibri" w:cs="Calibri"/>
+        </w:rPr>
+      </w:pPr>
+    </w:p>
+    <w:p>
+      <w:pPr>
+        <w:rPr>
+          <w:rFonts w:ascii="Calibri" w:hAnsi="Calibri" w:cs="Calibri"/>
+        </w:rPr>
+      </w:pPr>
+    </w:p>
+    <w:p>
+      <w:pPr>
+        <w:rPr>
+          <w:rFonts w:ascii="Calibri" w:hAnsi="Calibri" w:cs="Calibri"/>
+        </w:rPr>
+      </w:pPr>
+    </w:p>
     <w:sectPr>
       <w:pgSz w:w="12240" w:h="15840"/>
       <w:pgMar w:top="1440" w:right="1440" w:bottom="1440" w:left="1440" w:header="720" w:footer="720" w:gutter="0"/>
@@ -1264,19 +3778,187 @@
 </w:document>
 </file>
 
+<file path=word/endnotes.xml><?xml version="1.0" encoding="utf-8"?>
+<w:endnotes xmlns:wpc="http://schemas.microsoft.com/office/word/2010/wordprocessingCanvas" xmlns:cx="http://schemas.microsoft.com/office/drawing/2014/chartex" xmlns:cx1="http://schemas.microsoft.com/office/drawing/2015/9/8/chartex" xmlns:cx2="http://schemas.microsoft.com/office/drawing/2015/10/21/chartex" xmlns:cx3="http://schemas.microsoft.com/office/drawing/2016/5/9/chartex" xmlns:cx4="http://schemas.microsoft.com/office/drawing/2016/5/10/chartex" xmlns:cx5="http://schemas.microsoft.com/office/drawing/2016/5/11/chartex" xmlns:cx6="http://schemas.microsoft.com/office/drawing/2016/5/12/chartex" xmlns:cx7="http://schemas.microsoft.com/office/drawing/2016/5/13/chartex" xmlns:cx8="http://schemas.microsoft.com/office/drawing/2016/5/14/chartex" xmlns:mc="http://schemas.openxmlformats.org/markup-compatibility/2006" xmlns:aink="http://schemas.microsoft.com/office/drawing/2016/ink" xmlns:am3d="http://schemas.microsoft.com/office/drawing/2017/model3d" xmlns:o="urn:schemas-microsoft-com:office:office" xmlns:oel="http://schemas.microsoft.com/office/2019/extlst" xmlns:r="http://schemas.openxmlformats.org/officeDocument/2006/relationships" xmlns:m="http://schemas.openxmlformats.org/officeDocument/2006/math" xmlns:v="urn:schemas-microsoft-com:vml" xmlns:wp14="http://schemas.microsoft.com/office/word/2010/wordprocessingDrawing" xmlns:wp="http://schemas.openxmlformats.org/drawingml/2006/wordprocessingDrawing" xmlns:w10="urn:schemas-microsoft-com:office:word" xmlns:w="http://schemas.openxmlformats.org/wordprocessingml/2006/main" xmlns:w14="http://schemas.microsoft.com/office/word/2010/wordml" xmlns:w15="http://schemas.microsoft.com/office/word/2012/wordml" xmlns:w16cex="http://schemas.microsoft.com/office/word/2018/wordml/cex" xmlns:w16cid="http://schemas.microsoft.com/office/word/2016/wordml/cid" xmlns:w16="http://schemas.microsoft.com/office/word/2018/wordml" xmlns:w16du="http://schemas.microsoft.com/office/word/2023/wordml/word16du" xmlns:w16sdtdh="http://schemas.microsoft.com/office/word/2020/wordml/sdtdatahash" xmlns:w16sdtfl="http://schemas.microsoft.com/office/word/2024/wordml/sdtformatlock" xmlns:w16se="http://schemas.microsoft.com/office/word/2015/wordml/symex" xmlns:wpg="http://schemas.microsoft.com/office/word/2010/wordprocessingGroup" xmlns:wpi="http://schemas.microsoft.com/office/word/2010/wordprocessingInk" xmlns:wne="http://schemas.microsoft.com/office/word/2006/wordml" xmlns:wps="http://schemas.microsoft.com/office/word/2010/wordprocessingShape" mc:Ignorable="w14 w15 w16se w16cid w16 w16cex w16sdtdh w16sdtfl w16du wp14">
+  <w:endnote w:type="separator" w:id="-1">
+    <w:p>
+      <w:pPr>
+        <w:spacing w:after="0" w:line="240" w:lineRule="auto"/>
+      </w:pPr>
+      <w:r>
+        <w:separator/>
+      </w:r>
+    </w:p>
+  </w:endnote>
+  <w:endnote w:type="continuationSeparator" w:id="0">
+    <w:p>
+      <w:pPr>
+        <w:spacing w:after="0" w:line="240" w:lineRule="auto"/>
+      </w:pPr>
+      <w:r>
+        <w:continuationSeparator/>
+      </w:r>
+    </w:p>
+  </w:endnote>
+</w:endnotes>
+</file>
+
+<file path=word/footnotes.xml><?xml version="1.0" encoding="utf-8"?>
+<w:footnotes xmlns:wpc="http://schemas.microsoft.com/office/word/2010/wordprocessingCanvas" xmlns:cx="http://schemas.microsoft.com/office/drawing/2014/chartex" xmlns:cx1="http://schemas.microsoft.com/office/drawing/2015/9/8/chartex" xmlns:cx2="http://schemas.microsoft.com/office/drawing/2015/10/21/chartex" xmlns:cx3="http://schemas.microsoft.com/office/drawing/2016/5/9/chartex" xmlns:cx4="http://schemas.microsoft.com/office/drawing/2016/5/10/chartex" xmlns:cx5="http://schemas.microsoft.com/office/drawing/2016/5/11/chartex" xmlns:cx6="http://schemas.microsoft.com/office/drawing/2016/5/12/chartex" xmlns:cx7="http://schemas.microsoft.com/office/drawing/2016/5/13/chartex" xmlns:cx8="http://schemas.microsoft.com/office/drawing/2016/5/14/chartex" xmlns:mc="http://schemas.openxmlformats.org/markup-compatibility/2006" xmlns:aink="http://schemas.microsoft.com/office/drawing/2016/ink" xmlns:am3d="http://schemas.microsoft.com/office/drawing/2017/model3d" xmlns:o="urn:schemas-microsoft-com:office:office" xmlns:oel="http://schemas.microsoft.com/office/2019/extlst" xmlns:r="http://schemas.openxmlformats.org/officeDocument/2006/relationships" xmlns:m="http://schemas.openxmlformats.org/officeDocument/2006/math" xmlns:v="urn:schemas-microsoft-com:vml" xmlns:wp14="http://schemas.microsoft.com/office/word/2010/wordprocessingDrawing" xmlns:wp="http://schemas.openxmlformats.org/drawingml/2006/wordprocessingDrawing" xmlns:w10="urn:schemas-microsoft-com:office:word" xmlns:w="http://schemas.openxmlformats.org/wordprocessingml/2006/main" xmlns:w14="http://schemas.microsoft.com/office/word/2010/wordml" xmlns:w15="http://schemas.microsoft.com/office/word/2012/wordml" xmlns:w16cex="http://schemas.microsoft.com/office/word/2018/wordml/cex" xmlns:w16cid="http://schemas.microsoft.com/office/word/2016/wordml/cid" xmlns:w16="http://schemas.microsoft.com/office/word/2018/wordml" xmlns:w16du="http://schemas.microsoft.com/office/word/2023/wordml/word16du" xmlns:w16sdtdh="http://schemas.microsoft.com/office/word/2020/wordml/sdtdatahash" xmlns:w16sdtfl="http://schemas.microsoft.com/office/word/2024/wordml/sdtformatlock" xmlns:w16se="http://schemas.microsoft.com/office/word/2015/wordml/symex" xmlns:wpg="http://schemas.microsoft.com/office/word/2010/wordprocessingGroup" xmlns:wpi="http://schemas.microsoft.com/office/word/2010/wordprocessingInk" xmlns:wne="http://schemas.microsoft.com/office/word/2006/wordml" xmlns:wps="http://schemas.microsoft.com/office/word/2010/wordprocessingShape" mc:Ignorable="w14 w15 w16se w16cid w16 w16cex w16sdtdh w16sdtfl w16du wp14">
+  <w:footnote w:type="separator" w:id="-1">
+    <w:p>
+      <w:pPr>
+        <w:spacing w:after="0" w:line="240" w:lineRule="auto"/>
+      </w:pPr>
+      <w:r>
+        <w:separator/>
+      </w:r>
+    </w:p>
+  </w:footnote>
+  <w:footnote w:type="continuationSeparator" w:id="0">
+    <w:p>
+      <w:pPr>
+        <w:spacing w:after="0" w:line="240" w:lineRule="auto"/>
+      </w:pPr>
+      <w:r>
+        <w:continuationSeparator/>
+      </w:r>
+    </w:p>
+  </w:footnote>
+</w:footnotes>
+</file>
+
 <file path=word/numbering.xml><?xml version="1.0" encoding="utf-8"?>
 <w:numbering xmlns:wpc="http://schemas.microsoft.com/office/word/2010/wordprocessingCanvas" xmlns:cx="http://schemas.microsoft.com/office/drawing/2014/chartex" xmlns:cx1="http://schemas.microsoft.com/office/drawing/2015/9/8/chartex" xmlns:cx2="http://schemas.microsoft.com/office/drawing/2015/10/21/chartex" xmlns:cx3="http://schemas.microsoft.com/office/drawing/2016/5/9/chartex" xmlns:cx4="http://schemas.microsoft.com/office/drawing/2016/5/10/chartex" xmlns:cx5="http://schemas.microsoft.com/office/drawing/2016/5/11/chartex" xmlns:cx6="http://schemas.microsoft.com/office/drawing/2016/5/12/chartex" xmlns:cx7="http://schemas.microsoft.com/office/drawing/2016/5/13/chartex" xmlns:cx8="http://schemas.microsoft.com/office/drawing/2016/5/14/chartex" xmlns:mc="http://schemas.openxmlformats.org/markup-compatibility/2006" xmlns:aink="http://schemas.microsoft.com/office/drawing/2016/ink" xmlns:am3d="http://schemas.microsoft.com/office/drawing/2017/model3d" xmlns:o="urn:schemas-microsoft-com:office:office" xmlns:oel="http://schemas.microsoft.com/office/2019/extlst" xmlns:r="http://schemas.openxmlformats.org/officeDocument/2006/relationships" xmlns:m="http://schemas.openxmlformats.org/officeDocument/2006/math" xmlns:v="urn:schemas-microsoft-com:vml" xmlns:wp14="http://schemas.microsoft.com/office/word/2010/wordprocessingDrawing" xmlns:wp="http://schemas.openxmlformats.org/drawingml/2006/wordprocessingDrawing" xmlns:w10="urn:schemas-microsoft-com:office:word" xmlns:w="http://schemas.openxmlformats.org/wordprocessingml/2006/main" xmlns:w14="http://schemas.microsoft.com/office/word/2010/wordml" xmlns:w15="http://schemas.microsoft.com/office/word/2012/wordml" xmlns:w16cex="http://schemas.microsoft.com/office/word/2018/wordml/cex" xmlns:w16cid="http://schemas.microsoft.com/office/word/2016/wordml/cid" xmlns:w16="http://schemas.microsoft.com/office/word/2018/wordml" xmlns:w16du="http://schemas.microsoft.com/office/word/2023/wordml/word16du" xmlns:w16sdtdh="http://schemas.microsoft.com/office/word/2020/wordml/sdtdatahash" xmlns:w16sdtfl="http://schemas.microsoft.com/office/word/2024/wordml/sdtformatlock" xmlns:w16se="http://schemas.microsoft.com/office/word/2015/wordml/symex" xmlns:wpg="http://schemas.microsoft.com/office/word/2010/wordprocessingGroup" xmlns:wpi="http://schemas.microsoft.com/office/word/2010/wordprocessingInk" xmlns:wne="http://schemas.microsoft.com/office/word/2006/wordml" xmlns:wps="http://schemas.microsoft.com/office/word/2010/wordprocessingShape" mc:Ignorable="w14 w15 w16se w16cid w16 w16cex w16sdtdh w16sdtfl w16du wp14">
   <w:abstractNum w:abstractNumId="0" w15:restartNumberingAfterBreak="0">
     <w:nsid w:val="0BB6044D"/>
+    <w:multiLevelType w:val="multilevel"/>
+    <w:tmpl w:val="2AD81DCA"/>
+    <w:lvl w:ilvl="0">
+      <w:start w:val="1"/>
+      <w:numFmt w:val="decimal"/>
+      <w:lvlText w:val="%1."/>
+      <w:lvlJc w:val="left"/>
+      <w:pPr>
+        <w:ind w:left="360" w:hanging="360"/>
+      </w:pPr>
+    </w:lvl>
+    <w:lvl w:ilvl="1">
+      <w:start w:val="1"/>
+      <w:numFmt w:val="decimal"/>
+      <w:isLgl/>
+      <w:lvlText w:val="%1.%2."/>
+      <w:lvlJc w:val="left"/>
+      <w:pPr>
+        <w:ind w:left="1800" w:hanging="720"/>
+      </w:pPr>
+      <w:rPr>
+        <w:rFonts w:hint="default"/>
+      </w:rPr>
+    </w:lvl>
+    <w:lvl w:ilvl="2">
+      <w:start w:val="1"/>
+      <w:numFmt w:val="decimal"/>
+      <w:isLgl/>
+      <w:lvlText w:val="%1.%2.%3."/>
+      <w:lvlJc w:val="left"/>
+      <w:pPr>
+        <w:ind w:left="2880" w:hanging="720"/>
+      </w:pPr>
+      <w:rPr>
+        <w:rFonts w:hint="default"/>
+      </w:rPr>
+    </w:lvl>
+    <w:lvl w:ilvl="3">
+      <w:start w:val="1"/>
+      <w:numFmt w:val="decimal"/>
+      <w:isLgl/>
+      <w:lvlText w:val="%1.%2.%3.%4."/>
+      <w:lvlJc w:val="left"/>
+      <w:pPr>
+        <w:ind w:left="4320" w:hanging="1080"/>
+      </w:pPr>
+      <w:rPr>
+        <w:rFonts w:hint="default"/>
+      </w:rPr>
+    </w:lvl>
+    <w:lvl w:ilvl="4">
+      <w:start w:val="1"/>
+      <w:numFmt w:val="decimal"/>
+      <w:isLgl/>
+      <w:lvlText w:val="%1.%2.%3.%4.%5."/>
+      <w:lvlJc w:val="left"/>
+      <w:pPr>
+        <w:ind w:left="5400" w:hanging="1080"/>
+      </w:pPr>
+      <w:rPr>
+        <w:rFonts w:hint="default"/>
+      </w:rPr>
+    </w:lvl>
+    <w:lvl w:ilvl="5">
+      <w:start w:val="1"/>
+      <w:numFmt w:val="decimal"/>
+      <w:isLgl/>
+      <w:lvlText w:val="%1.%2.%3.%4.%5.%6."/>
+      <w:lvlJc w:val="left"/>
+      <w:pPr>
+        <w:ind w:left="6840" w:hanging="1440"/>
+      </w:pPr>
+      <w:rPr>
+        <w:rFonts w:hint="default"/>
+      </w:rPr>
+    </w:lvl>
+    <w:lvl w:ilvl="6">
+      <w:start w:val="1"/>
+      <w:numFmt w:val="decimal"/>
+      <w:isLgl/>
+      <w:lvlText w:val="%1.%2.%3.%4.%5.%6.%7."/>
+      <w:lvlJc w:val="left"/>
+      <w:pPr>
+        <w:ind w:left="7920" w:hanging="1440"/>
+      </w:pPr>
+      <w:rPr>
+        <w:rFonts w:hint="default"/>
+      </w:rPr>
+    </w:lvl>
+    <w:lvl w:ilvl="7">
+      <w:start w:val="1"/>
+      <w:numFmt w:val="decimal"/>
+      <w:isLgl/>
+      <w:lvlText w:val="%1.%2.%3.%4.%5.%6.%7.%8."/>
+      <w:lvlJc w:val="left"/>
+      <w:pPr>
+        <w:ind w:left="9360" w:hanging="1800"/>
+      </w:pPr>
+      <w:rPr>
+        <w:rFonts w:hint="default"/>
+      </w:rPr>
+    </w:lvl>
+    <w:lvl w:ilvl="8">
+      <w:start w:val="1"/>
+      <w:numFmt w:val="decimal"/>
+      <w:isLgl/>
+      <w:lvlText w:val="%1.%2.%3.%4.%5.%6.%7.%8.%9."/>
+      <w:lvlJc w:val="left"/>
+      <w:pPr>
+        <w:ind w:left="10800" w:hanging="2160"/>
+      </w:pPr>
+      <w:rPr>
+        <w:rFonts w:hint="default"/>
+      </w:rPr>
+    </w:lvl>
+  </w:abstractNum>
+  <w:abstractNum w:abstractNumId="1" w15:restartNumberingAfterBreak="0">
+    <w:nsid w:val="424A4705"/>
     <w:multiLevelType w:val="hybridMultilevel"/>
-    <w:tmpl w:val="8056D468"/>
+    <w:tmpl w:val="BA363244"/>
     <w:lvl w:ilvl="0" w:tplc="0409000F">
       <w:start w:val="1"/>
       <w:numFmt w:val="decimal"/>
       <w:lvlText w:val="%1."/>
       <w:lvlJc w:val="left"/>
       <w:pPr>
-        <w:ind w:left="720" w:hanging="360"/>
+        <w:ind w:left="360" w:hanging="360"/>
       </w:pPr>
     </w:lvl>
     <w:lvl w:ilvl="1" w:tplc="04090019" w:tentative="1">
@@ -1285,7 +3967,7 @@
       <w:lvlText w:val="%2."/>
       <w:lvlJc w:val="left"/>
       <w:pPr>
-        <w:ind w:left="1440" w:hanging="360"/>
+        <w:ind w:left="1080" w:hanging="360"/>
       </w:pPr>
     </w:lvl>
     <w:lvl w:ilvl="2" w:tplc="0409001B" w:tentative="1">
@@ -1294,7 +3976,7 @@
       <w:lvlText w:val="%3."/>
       <w:lvlJc w:val="right"/>
       <w:pPr>
-        <w:ind w:left="2160" w:hanging="180"/>
+        <w:ind w:left="1800" w:hanging="180"/>
       </w:pPr>
     </w:lvl>
     <w:lvl w:ilvl="3" w:tplc="0409000F" w:tentative="1">
@@ -1303,7 +3985,7 @@
       <w:lvlText w:val="%4."/>
       <w:lvlJc w:val="left"/>
       <w:pPr>
-        <w:ind w:left="2880" w:hanging="360"/>
+        <w:ind w:left="2520" w:hanging="360"/>
       </w:pPr>
     </w:lvl>
     <w:lvl w:ilvl="4" w:tplc="04090019" w:tentative="1">
@@ -1312,7 +3994,7 @@
       <w:lvlText w:val="%5."/>
       <w:lvlJc w:val="left"/>
       <w:pPr>
-        <w:ind w:left="3600" w:hanging="360"/>
+        <w:ind w:left="3240" w:hanging="360"/>
       </w:pPr>
     </w:lvl>
     <w:lvl w:ilvl="5" w:tplc="0409001B" w:tentative="1">
@@ -1321,7 +4003,7 @@
       <w:lvlText w:val="%6."/>
       <w:lvlJc w:val="right"/>
       <w:pPr>
-        <w:ind w:left="4320" w:hanging="180"/>
+        <w:ind w:left="3960" w:hanging="180"/>
       </w:pPr>
     </w:lvl>
     <w:lvl w:ilvl="6" w:tplc="0409000F" w:tentative="1">
@@ -1330,7 +4012,7 @@
       <w:lvlText w:val="%7."/>
       <w:lvlJc w:val="left"/>
       <w:pPr>
-        <w:ind w:left="5040" w:hanging="360"/>
+        <w:ind w:left="4680" w:hanging="360"/>
       </w:pPr>
     </w:lvl>
     <w:lvl w:ilvl="7" w:tplc="04090019" w:tentative="1">
@@ -1339,7 +4021,7 @@
       <w:lvlText w:val="%8."/>
       <w:lvlJc w:val="left"/>
       <w:pPr>
-        <w:ind w:left="5760" w:hanging="360"/>
+        <w:ind w:left="5400" w:hanging="360"/>
       </w:pPr>
     </w:lvl>
     <w:lvl w:ilvl="8" w:tplc="0409001B" w:tentative="1">
@@ -1348,11 +4030,97 @@
       <w:lvlText w:val="%9."/>
       <w:lvlJc w:val="right"/>
       <w:pPr>
-        <w:ind w:left="6480" w:hanging="180"/>
+        <w:ind w:left="6120" w:hanging="180"/>
       </w:pPr>
     </w:lvl>
   </w:abstractNum>
-  <w:abstractNum w:abstractNumId="1" w15:restartNumberingAfterBreak="0">
+  <w:abstractNum w:abstractNumId="2" w15:restartNumberingAfterBreak="0">
+    <w:nsid w:val="42922B46"/>
+    <w:multiLevelType w:val="multilevel"/>
+    <w:tmpl w:val="0409001F"/>
+    <w:lvl w:ilvl="0">
+      <w:start w:val="1"/>
+      <w:numFmt w:val="decimal"/>
+      <w:lvlText w:val="%1."/>
+      <w:lvlJc w:val="left"/>
+      <w:pPr>
+        <w:ind w:left="360" w:hanging="360"/>
+      </w:pPr>
+    </w:lvl>
+    <w:lvl w:ilvl="1">
+      <w:start w:val="1"/>
+      <w:numFmt w:val="decimal"/>
+      <w:lvlText w:val="%1.%2."/>
+      <w:lvlJc w:val="left"/>
+      <w:pPr>
+        <w:ind w:left="792" w:hanging="432"/>
+      </w:pPr>
+    </w:lvl>
+    <w:lvl w:ilvl="2">
+      <w:start w:val="1"/>
+      <w:numFmt w:val="decimal"/>
+      <w:lvlText w:val="%1.%2.%3."/>
+      <w:lvlJc w:val="left"/>
+      <w:pPr>
+        <w:ind w:left="1224" w:hanging="504"/>
+      </w:pPr>
+    </w:lvl>
+    <w:lvl w:ilvl="3">
+      <w:start w:val="1"/>
+      <w:numFmt w:val="decimal"/>
+      <w:lvlText w:val="%1.%2.%3.%4."/>
+      <w:lvlJc w:val="left"/>
+      <w:pPr>
+        <w:ind w:left="1728" w:hanging="648"/>
+      </w:pPr>
+    </w:lvl>
+    <w:lvl w:ilvl="4">
+      <w:start w:val="1"/>
+      <w:numFmt w:val="decimal"/>
+      <w:lvlText w:val="%1.%2.%3.%4.%5."/>
+      <w:lvlJc w:val="left"/>
+      <w:pPr>
+        <w:ind w:left="2232" w:hanging="792"/>
+      </w:pPr>
+    </w:lvl>
+    <w:lvl w:ilvl="5">
+      <w:start w:val="1"/>
+      <w:numFmt w:val="decimal"/>
+      <w:lvlText w:val="%1.%2.%3.%4.%5.%6."/>
+      <w:lvlJc w:val="left"/>
+      <w:pPr>
+        <w:ind w:left="2736" w:hanging="936"/>
+      </w:pPr>
+    </w:lvl>
+    <w:lvl w:ilvl="6">
+      <w:start w:val="1"/>
+      <w:numFmt w:val="decimal"/>
+      <w:lvlText w:val="%1.%2.%3.%4.%5.%6.%7."/>
+      <w:lvlJc w:val="left"/>
+      <w:pPr>
+        <w:ind w:left="3240" w:hanging="1080"/>
+      </w:pPr>
+    </w:lvl>
+    <w:lvl w:ilvl="7">
+      <w:start w:val="1"/>
+      <w:numFmt w:val="decimal"/>
+      <w:lvlText w:val="%1.%2.%3.%4.%5.%6.%7.%8."/>
+      <w:lvlJc w:val="left"/>
+      <w:pPr>
+        <w:ind w:left="3744" w:hanging="1224"/>
+      </w:pPr>
+    </w:lvl>
+    <w:lvl w:ilvl="8">
+      <w:start w:val="1"/>
+      <w:numFmt w:val="decimal"/>
+      <w:lvlText w:val="%1.%2.%3.%4.%5.%6.%7.%8.%9."/>
+      <w:lvlJc w:val="left"/>
+      <w:pPr>
+        <w:ind w:left="4320" w:hanging="1440"/>
+      </w:pPr>
+    </w:lvl>
+  </w:abstractNum>
+  <w:abstractNum w:abstractNumId="3" w15:restartNumberingAfterBreak="0">
     <w:nsid w:val="47AC67C5"/>
     <w:multiLevelType w:val="hybridMultilevel"/>
     <w:tmpl w:val="BAFC0D34"/>
@@ -1442,11 +4210,222 @@
       </w:pPr>
     </w:lvl>
   </w:abstractNum>
+  <w:abstractNum w:abstractNumId="4" w15:restartNumberingAfterBreak="0">
+    <w:nsid w:val="76167349"/>
+    <w:multiLevelType w:val="multilevel"/>
+    <w:tmpl w:val="0409001F"/>
+    <w:lvl w:ilvl="0">
+      <w:start w:val="1"/>
+      <w:numFmt w:val="decimal"/>
+      <w:lvlText w:val="%1."/>
+      <w:lvlJc w:val="left"/>
+      <w:pPr>
+        <w:ind w:left="360" w:hanging="360"/>
+      </w:pPr>
+    </w:lvl>
+    <w:lvl w:ilvl="1">
+      <w:start w:val="1"/>
+      <w:numFmt w:val="decimal"/>
+      <w:lvlText w:val="%1.%2."/>
+      <w:lvlJc w:val="left"/>
+      <w:pPr>
+        <w:ind w:left="792" w:hanging="432"/>
+      </w:pPr>
+    </w:lvl>
+    <w:lvl w:ilvl="2">
+      <w:start w:val="1"/>
+      <w:numFmt w:val="decimal"/>
+      <w:lvlText w:val="%1.%2.%3."/>
+      <w:lvlJc w:val="left"/>
+      <w:pPr>
+        <w:ind w:left="1224" w:hanging="504"/>
+      </w:pPr>
+    </w:lvl>
+    <w:lvl w:ilvl="3">
+      <w:start w:val="1"/>
+      <w:numFmt w:val="decimal"/>
+      <w:lvlText w:val="%1.%2.%3.%4."/>
+      <w:lvlJc w:val="left"/>
+      <w:pPr>
+        <w:ind w:left="1728" w:hanging="648"/>
+      </w:pPr>
+    </w:lvl>
+    <w:lvl w:ilvl="4">
+      <w:start w:val="1"/>
+      <w:numFmt w:val="decimal"/>
+      <w:lvlText w:val="%1.%2.%3.%4.%5."/>
+      <w:lvlJc w:val="left"/>
+      <w:pPr>
+        <w:ind w:left="2232" w:hanging="792"/>
+      </w:pPr>
+    </w:lvl>
+    <w:lvl w:ilvl="5">
+      <w:start w:val="1"/>
+      <w:numFmt w:val="decimal"/>
+      <w:lvlText w:val="%1.%2.%3.%4.%5.%6."/>
+      <w:lvlJc w:val="left"/>
+      <w:pPr>
+        <w:ind w:left="2736" w:hanging="936"/>
+      </w:pPr>
+    </w:lvl>
+    <w:lvl w:ilvl="6">
+      <w:start w:val="1"/>
+      <w:numFmt w:val="decimal"/>
+      <w:lvlText w:val="%1.%2.%3.%4.%5.%6.%7."/>
+      <w:lvlJc w:val="left"/>
+      <w:pPr>
+        <w:ind w:left="3240" w:hanging="1080"/>
+      </w:pPr>
+    </w:lvl>
+    <w:lvl w:ilvl="7">
+      <w:start w:val="1"/>
+      <w:numFmt w:val="decimal"/>
+      <w:lvlText w:val="%1.%2.%3.%4.%5.%6.%7.%8."/>
+      <w:lvlJc w:val="left"/>
+      <w:pPr>
+        <w:ind w:left="3744" w:hanging="1224"/>
+      </w:pPr>
+    </w:lvl>
+    <w:lvl w:ilvl="8">
+      <w:start w:val="1"/>
+      <w:numFmt w:val="decimal"/>
+      <w:lvlText w:val="%1.%2.%3.%4.%5.%6.%7.%8.%9."/>
+      <w:lvlJc w:val="left"/>
+      <w:pPr>
+        <w:ind w:left="4320" w:hanging="1440"/>
+      </w:pPr>
+    </w:lvl>
+  </w:abstractNum>
+  <w:abstractNum w:abstractNumId="5" w15:restartNumberingAfterBreak="0">
+    <w:nsid w:val="7D7C618D"/>
+    <w:multiLevelType w:val="multilevel"/>
+    <w:tmpl w:val="696A84CC"/>
+    <w:lvl w:ilvl="0">
+      <w:start w:val="2"/>
+      <w:numFmt w:val="decimal"/>
+      <w:lvlText w:val="%1"/>
+      <w:lvlJc w:val="left"/>
+      <w:pPr>
+        <w:ind w:left="360" w:hanging="360"/>
+      </w:pPr>
+      <w:rPr>
+        <w:rFonts w:hint="default"/>
+      </w:rPr>
+    </w:lvl>
+    <w:lvl w:ilvl="1">
+      <w:start w:val="1"/>
+      <w:numFmt w:val="decimal"/>
+      <w:lvlText w:val="%1.%2"/>
+      <w:lvlJc w:val="left"/>
+      <w:pPr>
+        <w:ind w:left="360" w:hanging="360"/>
+      </w:pPr>
+      <w:rPr>
+        <w:rFonts w:hint="default"/>
+      </w:rPr>
+    </w:lvl>
+    <w:lvl w:ilvl="2">
+      <w:start w:val="1"/>
+      <w:numFmt w:val="decimal"/>
+      <w:lvlText w:val="%1.%2.%3"/>
+      <w:lvlJc w:val="left"/>
+      <w:pPr>
+        <w:ind w:left="720" w:hanging="720"/>
+      </w:pPr>
+      <w:rPr>
+        <w:rFonts w:hint="default"/>
+      </w:rPr>
+    </w:lvl>
+    <w:lvl w:ilvl="3">
+      <w:start w:val="1"/>
+      <w:numFmt w:val="decimal"/>
+      <w:lvlText w:val="%1.%2.%3.%4"/>
+      <w:lvlJc w:val="left"/>
+      <w:pPr>
+        <w:ind w:left="720" w:hanging="720"/>
+      </w:pPr>
+      <w:rPr>
+        <w:rFonts w:hint="default"/>
+      </w:rPr>
+    </w:lvl>
+    <w:lvl w:ilvl="4">
+      <w:start w:val="1"/>
+      <w:numFmt w:val="decimal"/>
+      <w:lvlText w:val="%1.%2.%3.%4.%5"/>
+      <w:lvlJc w:val="left"/>
+      <w:pPr>
+        <w:ind w:left="1080" w:hanging="1080"/>
+      </w:pPr>
+      <w:rPr>
+        <w:rFonts w:hint="default"/>
+      </w:rPr>
+    </w:lvl>
+    <w:lvl w:ilvl="5">
+      <w:start w:val="1"/>
+      <w:numFmt w:val="decimal"/>
+      <w:lvlText w:val="%1.%2.%3.%4.%5.%6"/>
+      <w:lvlJc w:val="left"/>
+      <w:pPr>
+        <w:ind w:left="1080" w:hanging="1080"/>
+      </w:pPr>
+      <w:rPr>
+        <w:rFonts w:hint="default"/>
+      </w:rPr>
+    </w:lvl>
+    <w:lvl w:ilvl="6">
+      <w:start w:val="1"/>
+      <w:numFmt w:val="decimal"/>
+      <w:lvlText w:val="%1.%2.%3.%4.%5.%6.%7"/>
+      <w:lvlJc w:val="left"/>
+      <w:pPr>
+        <w:ind w:left="1440" w:hanging="1440"/>
+      </w:pPr>
+      <w:rPr>
+        <w:rFonts w:hint="default"/>
+      </w:rPr>
+    </w:lvl>
+    <w:lvl w:ilvl="7">
+      <w:start w:val="1"/>
+      <w:numFmt w:val="decimal"/>
+      <w:lvlText w:val="%1.%2.%3.%4.%5.%6.%7.%8"/>
+      <w:lvlJc w:val="left"/>
+      <w:pPr>
+        <w:ind w:left="1440" w:hanging="1440"/>
+      </w:pPr>
+      <w:rPr>
+        <w:rFonts w:hint="default"/>
+      </w:rPr>
+    </w:lvl>
+    <w:lvl w:ilvl="8">
+      <w:start w:val="1"/>
+      <w:numFmt w:val="decimal"/>
+      <w:lvlText w:val="%1.%2.%3.%4.%5.%6.%7.%8.%9"/>
+      <w:lvlJc w:val="left"/>
+      <w:pPr>
+        <w:ind w:left="1800" w:hanging="1800"/>
+      </w:pPr>
+      <w:rPr>
+        <w:rFonts w:hint="default"/>
+      </w:rPr>
+    </w:lvl>
+  </w:abstractNum>
   <w:num w:numId="1" w16cid:durableId="525482122">
-    <w:abstractNumId w:val="1"/>
+    <w:abstractNumId w:val="3"/>
   </w:num>
   <w:num w:numId="2" w16cid:durableId="1562060739">
     <w:abstractNumId w:val="0"/>
+  </w:num>
+  <w:num w:numId="3" w16cid:durableId="1866555723">
+    <w:abstractNumId w:val="2"/>
+  </w:num>
+  <w:num w:numId="4" w16cid:durableId="1242104544">
+    <w:abstractNumId w:val="4"/>
+  </w:num>
+  <w:num w:numId="5" w16cid:durableId="231015121">
+    <w:abstractNumId w:val="5"/>
+  </w:num>
+  <w:num w:numId="6" w16cid:durableId="1211962627">
+    <w:abstractNumId w:val="1"/>
   </w:num>
 </w:numbering>
 </file>
@@ -2376,6 +5355,69 @@
     <w:unhideWhenUsed/>
     <w:rsid w:val="001A7C71"/>
   </w:style>
+  <w:style w:type="table" w:styleId="TableGrid">
+    <w:name w:val="Table Grid"/>
+    <w:basedOn w:val="TableNormal"/>
+    <w:uiPriority w:val="39"/>
+    <w:rsid w:val="00C22D55"/>
+    <w:pPr>
+      <w:spacing w:after="0" w:line="240" w:lineRule="auto"/>
+    </w:pPr>
+    <w:tblPr>
+      <w:tblBorders>
+        <w:top w:val="single" w:sz="4" w:space="0" w:color="auto"/>
+        <w:left w:val="single" w:sz="4" w:space="0" w:color="auto"/>
+        <w:bottom w:val="single" w:sz="4" w:space="0" w:color="auto"/>
+        <w:right w:val="single" w:sz="4" w:space="0" w:color="auto"/>
+        <w:insideH w:val="single" w:sz="4" w:space="0" w:color="auto"/>
+        <w:insideV w:val="single" w:sz="4" w:space="0" w:color="auto"/>
+      </w:tblBorders>
+    </w:tblPr>
+  </w:style>
+  <w:style w:type="paragraph" w:styleId="Header">
+    <w:name w:val="header"/>
+    <w:basedOn w:val="Normal"/>
+    <w:link w:val="HeaderChar"/>
+    <w:uiPriority w:val="99"/>
+    <w:unhideWhenUsed/>
+    <w:rsid w:val="00227194"/>
+    <w:pPr>
+      <w:tabs>
+        <w:tab w:val="center" w:pos="4680"/>
+        <w:tab w:val="right" w:pos="9360"/>
+      </w:tabs>
+      <w:spacing w:after="0" w:line="240" w:lineRule="auto"/>
+    </w:pPr>
+  </w:style>
+  <w:style w:type="character" w:customStyle="1" w:styleId="HeaderChar">
+    <w:name w:val="Header Char"/>
+    <w:basedOn w:val="DefaultParagraphFont"/>
+    <w:link w:val="Header"/>
+    <w:uiPriority w:val="99"/>
+    <w:rsid w:val="00227194"/>
+  </w:style>
+  <w:style w:type="paragraph" w:styleId="Footer">
+    <w:name w:val="footer"/>
+    <w:basedOn w:val="Normal"/>
+    <w:link w:val="FooterChar"/>
+    <w:uiPriority w:val="99"/>
+    <w:unhideWhenUsed/>
+    <w:rsid w:val="00227194"/>
+    <w:pPr>
+      <w:tabs>
+        <w:tab w:val="center" w:pos="4680"/>
+        <w:tab w:val="right" w:pos="9360"/>
+      </w:tabs>
+      <w:spacing w:after="0" w:line="240" w:lineRule="auto"/>
+    </w:pPr>
+  </w:style>
+  <w:style w:type="character" w:customStyle="1" w:styleId="FooterChar">
+    <w:name w:val="Footer Char"/>
+    <w:basedOn w:val="DefaultParagraphFont"/>
+    <w:link w:val="Footer"/>
+    <w:uiPriority w:val="99"/>
+    <w:rsid w:val="00227194"/>
+  </w:style>
 </w:styles>
 </file>
 
@@ -2683,7 +5725,7 @@
     <b:Title>Microsoft</b:Title>
     <b:InternetSiteTitle>Microsoft</b:InternetSiteTitle>
     <b:URL>https://www.microsoft.com/en-gb/security/business/security-101/what-is-devsecops#devsecops-components</b:URL>
-    <b:RefOrder>2</b:RefOrder>
+    <b:RefOrder>6</b:RefOrder>
   </b:Source>
   <b:Source>
     <b:Tag>Tig25</b:Tag>
@@ -2700,13 +5742,297 @@
     <b:Month>October</b:Month>
     <b:Day>28</b:Day>
     <b:URL>https://www.tigera.io/learn/guides/devsecops/</b:URL>
+    <b:RefOrder>7</b:RefOrder>
+  </b:Source>
+  <b:Source>
+    <b:Tag>Mor17</b:Tag>
+    <b:SourceType>ConferenceProceedings</b:SourceType>
+    <b:Guid>{8BA3CFD9-F4EB-4B8C-9515-4310AE0E2C1C}</b:Guid>
+    <b:Author>
+      <b:Author>
+        <b:NameList>
+          <b:Person>
+            <b:Last>Mora</b:Last>
+            <b:First>M.</b:First>
+          </b:Person>
+          <b:Person>
+            <b:Last>O’Connor</b:Last>
+            <b:First>R.</b:First>
+            <b:Middle>V.</b:Middle>
+          </b:Person>
+          <b:Person>
+            <b:Last>Rout</b:Last>
+            <b:First>T.</b:First>
+            <b:Middle>P.</b:Middle>
+          </b:Person>
+          <b:Person>
+            <b:Last>Dorling</b:Last>
+            <b:First>A.</b:First>
+          </b:Person>
+        </b:NameList>
+      </b:Author>
+    </b:Author>
+    <b:Title>Software Process Improvement and Capability Determination: 17th International Conference, SPICE 2017, Palma de Mallorca, Spain, October 4–5, 2017, Proceedings</b:Title>
+    <b:Year>2017</b:Year>
+    <b:ConferenceName>SPICE 2017</b:ConferenceName>
+    <b:City>Cham</b:City>
+    <b:Publisher>Springer</b:Publisher>
+    <b:RefOrder>8</b:RefOrder>
+  </b:Source>
+  <b:Source>
+    <b:Tag>Mor171</b:Tag>
+    <b:SourceType>JournalArticle</b:SourceType>
+    <b:Guid>{42D5D9F3-A66C-4606-BA82-5F33E7997215}</b:Guid>
+    <b:Title>An Analysis of DevSecOps Adoption in Software Development Practice</b:Title>
+    <b:Pages>45-60</b:Pages>
+    <b:Year>2017</b:Year>
+    <b:Author>
+      <b:Author>
+        <b:NameList>
+          <b:Person>
+            <b:Last>Mora</b:Last>
+            <b:First>M.,</b:First>
+            <b:Middle>O’Connor, R. V., Rout, T. P., &amp; Dorling, A.</b:Middle>
+          </b:Person>
+        </b:NameList>
+      </b:Author>
+    </b:Author>
+    <b:JournalName>Journal of Software: Evolution and Process</b:JournalName>
     <b:RefOrder>1</b:RefOrder>
+  </b:Source>
+  <b:Source>
+    <b:Tag>Ser23</b:Tag>
+    <b:SourceType>InternetSite</b:SourceType>
+    <b:Guid>{06B603E0-38AD-4C79-A1F3-60DD238E1CCF}</b:Guid>
+    <b:Title>Introduction to DevSecOps on AWS</b:Title>
+    <b:Year>2023</b:Year>
+    <b:Author>
+      <b:Author>
+        <b:NameList>
+          <b:Person>
+            <b:Last>Services</b:Last>
+            <b:First>Amazon</b:First>
+            <b:Middle>Web</b:Middle>
+          </b:Person>
+        </b:NameList>
+      </b:Author>
+    </b:Author>
+    <b:InternetSiteTitle>Amazon Web Services Whitepaper</b:InternetSiteTitle>
+    <b:Month>October</b:Month>
+    <b:Day>28</b:Day>
+    <b:URL>https://aws.amazon.com/what-is/devsecops/</b:URL>
+    <b:RefOrder>9</b:RefOrder>
+  </b:Source>
+  <b:Source>
+    <b:Tag>Has23</b:Tag>
+    <b:SourceType>InternetSite</b:SourceType>
+    <b:Guid>{DFCEBEA5-F8DD-45CF-A182-D39CC37544A5}</b:Guid>
+    <b:Author>
+      <b:Author>
+        <b:NameList>
+          <b:Person>
+            <b:Last>HashiCorp</b:Last>
+          </b:Person>
+        </b:NameList>
+      </b:Author>
+    </b:Author>
+    <b:Title>Terraform Documenation</b:Title>
+    <b:InternetSiteTitle>HashiCorp Developer</b:InternetSiteTitle>
+    <b:Year>2023</b:Year>
+    <b:URL>https://developer.hashicorp.com/terraform</b:URL>
+    <b:RefOrder>4</b:RefOrder>
+  </b:Source>
+  <b:Source>
+    <b:Tag>Aqu23</b:Tag>
+    <b:SourceType>InternetSite</b:SourceType>
+    <b:Guid>{AC1AD91C-D145-4507-86F4-5D3EED4A066E}</b:Guid>
+    <b:Author>
+      <b:Author>
+        <b:NameList>
+          <b:Person>
+            <b:Last>Security</b:Last>
+            <b:First>Aqua</b:First>
+          </b:Person>
+        </b:NameList>
+      </b:Author>
+    </b:Author>
+    <b:Title>Trivy Open Source Vulnerability Scanner</b:Title>
+    <b:InternetSiteTitle>Aqua Security</b:InternetSiteTitle>
+    <b:Year>2023</b:Year>
+    <b:RefOrder>3</b:RefOrder>
+  </b:Source>
+  <b:Source>
+    <b:Tag>Atl23</b:Tag>
+    <b:SourceType>InternetSite</b:SourceType>
+    <b:Guid>{EEE84791-747A-423B-A78D-53AC823F0132}</b:Guid>
+    <b:Author>
+      <b:Author>
+        <b:NameList>
+          <b:Person>
+            <b:Last>Atlassian</b:Last>
+          </b:Person>
+        </b:NameList>
+      </b:Author>
+    </b:Author>
+    <b:Title>Continuous Integration vs Continuous Deployment</b:Title>
+    <b:InternetSiteTitle>Atlassian</b:InternetSiteTitle>
+    <b:Year>2023</b:Year>
+    <b:RefOrder>5</b:RefOrder>
+  </b:Source>
+  <b:Source>
+    <b:Tag>Pup22</b:Tag>
+    <b:SourceType>Report</b:SourceType>
+    <b:Guid>{97E679F9-7FB2-4938-8850-9B774F611375}</b:Guid>
+    <b:Title>State of DevOps Report</b:Title>
+    <b:Year>2022</b:Year>
+    <b:Author>
+      <b:Author>
+        <b:Corporate>Puppet Labs</b:Corporate>
+      </b:Author>
+    </b:Author>
+    <b:Publisher>Puppet</b:Publisher>
+    <b:City>Portland, OR</b:City>
+    <b:RefOrder>2</b:RefOrder>
+  </b:Source>
+  <b:Source>
+    <b:Tag>Hew16</b:Tag>
+    <b:SourceType>Report</b:SourceType>
+    <b:Guid>{7D757FE7-984C-415B-B6ED-33B0D484FBF3}</b:Guid>
+    <b:Author>
+      <b:Author>
+        <b:Corporate>Hewlett Packard Enterprise</b:Corporate>
+      </b:Author>
+    </b:Author>
+    <b:Title>Application Security and DevOps Survey</b:Title>
+    <b:Year>2016</b:Year>
+    <b:Publisher>HPE Security Fortify</b:Publisher>
+    <b:City>Palo Alto, CA</b:City>
+    <b:RefOrder>10</b:RefOrder>
+  </b:Source>
+  <b:Source>
+    <b:Tag>Gar16</b:Tag>
+    <b:SourceType>Report</b:SourceType>
+    <b:Guid>{284C9098-99C2-4334-87A7-DE82CBECBA9C}</b:Guid>
+    <b:Author>
+      <b:Author>
+        <b:Corporate>Gartner Research</b:Corporate>
+      </b:Author>
+    </b:Author>
+    <b:Title>Integrating Security into DevOps: The Future of SecOps</b:Title>
+    <b:Year>2016</b:Year>
+    <b:Publisher>Gartner Inc.</b:Publisher>
+    <b:City>Stamford, CT</b:City>
+    <b:RefOrder>11</b:RefOrder>
+  </b:Source>
+  <b:Source>
+    <b:Tag>Raj22</b:Tag>
+    <b:SourceType>JournalArticle</b:SourceType>
+    <b:Guid>{FA568B25-72FD-488D-8AA1-3E424522243C}</b:Guid>
+    <b:Title>DevSecOps: Integrating Security into DevOps Pipelines</b:Title>
+    <b:Year>2022</b:Year>
+    <b:Author>
+      <b:Author>
+        <b:NameList>
+          <b:Person>
+            <b:Last>Rajapakse</b:Last>
+            <b:First>J.</b:First>
+          </b:Person>
+          <b:Person>
+            <b:Last>Nandigam</b:Last>
+            <b:First>J.</b:First>
+          </b:Person>
+        </b:NameList>
+      </b:Author>
+    </b:Author>
+    <b:JournalName>Journal of Software Engineering and Applications</b:JournalName>
+    <b:Pages>145-162</b:Pages>
+    <b:RefOrder>12</b:RefOrder>
+  </b:Source>
+  <b:Source>
+    <b:Tag>Kim16</b:Tag>
+    <b:SourceType>Book</b:SourceType>
+    <b:Guid>{E9FC32C4-0743-45DB-9D0B-F190A02D3A51}</b:Guid>
+    <b:Title>The DevOps Handbook</b:Title>
+    <b:Year>2016</b:Year>
+    <b:City>Portland, OR</b:City>
+    <b:Publisher>IT Revolution Press</b:Publisher>
+    <b:Author>
+      <b:Author>
+        <b:NameList>
+          <b:Person>
+            <b:Last>Kim</b:Last>
+            <b:First>Gene</b:First>
+          </b:Person>
+          <b:Person>
+            <b:Last>Humble</b:Last>
+            <b:First>Jez</b:First>
+          </b:Person>
+          <b:Person>
+            <b:Last>Debois</b:Last>
+            <b:First>Patrick</b:First>
+          </b:Person>
+          <b:Person>
+            <b:Last>Willis</b:Last>
+            <b:First>John</b:First>
+          </b:Person>
+        </b:NameList>
+      </b:Author>
+    </b:Author>
+    <b:RefOrder>13</b:RefOrder>
+  </b:Source>
+  <b:Source>
+    <b:Tag>Bas15</b:Tag>
+    <b:SourceType>Book</b:SourceType>
+    <b:Guid>{CFEBB9BB-BEDB-4529-A86D-211643CF13C6}</b:Guid>
+    <b:Author>
+      <b:Author>
+        <b:NameList>
+          <b:Person>
+            <b:Last>Bass</b:Last>
+            <b:First>Len</b:First>
+          </b:Person>
+          <b:Person>
+            <b:Last>Weber</b:Last>
+            <b:First>Ingo</b:First>
+          </b:Person>
+          <b:Person>
+            <b:Last>Zhu</b:Last>
+            <b:First>Liming</b:First>
+          </b:Person>
+        </b:NameList>
+      </b:Author>
+    </b:Author>
+    <b:Title>DevOps: A Software Architect’s Perspective</b:Title>
+    <b:Year>2015</b:Year>
+    <b:City>Boston, MA</b:City>
+    <b:Publisher>Addison-Wesley</b:Publisher>
+    <b:RefOrder>14</b:RefOrder>
+  </b:Source>
+  <b:Source>
+    <b:Tag>Fow06</b:Tag>
+    <b:SourceType>InternetSite</b:SourceType>
+    <b:Guid>{85DB0902-807B-4D09-AF7C-4C834DB2CA7F}</b:Guid>
+    <b:Title>Continuous Integration</b:Title>
+    <b:Year>2006</b:Year>
+    <b:Author>
+      <b:Author>
+        <b:NameList>
+          <b:Person>
+            <b:Last>Fowler</b:Last>
+            <b:First>Martin</b:First>
+          </b:Person>
+        </b:NameList>
+      </b:Author>
+    </b:Author>
+    <b:InternetSiteTitle>Martin Fowler</b:InternetSiteTitle>
+    <b:URL>https://martinfowler.com/articles/continuousIntegration.html</b:URL>
+    <b:RefOrder>15</b:RefOrder>
   </b:Source>
 </b:Sources>
 </file>
 
 <file path=customXml/itemProps1.xml><?xml version="1.0" encoding="utf-8"?>
-<ds:datastoreItem xmlns:ds="http://schemas.openxmlformats.org/officeDocument/2006/customXml" ds:itemID="{EF8EAE4D-82E4-492E-80C3-C9AD8584BF2D}">
+<ds:datastoreItem xmlns:ds="http://schemas.openxmlformats.org/officeDocument/2006/customXml" ds:itemID="{AE613AE2-A7FF-4DEB-8AE2-B791D5048F4D}">
   <ds:schemaRefs>
     <ds:schemaRef ds:uri="http://schemas.openxmlformats.org/officeDocument/2006/bibliography"/>
   </ds:schemaRefs>

--- a/reports/Week1-2_Literature_Review_and_Tool_Selection.docx
+++ b/reports/Week1-2_Literature_Review_and_Tool_Selection.docx
@@ -779,9 +779,12 @@
           <w:sz w:val="28"/>
           <w:szCs w:val="28"/>
         </w:rPr>
-        <w:t>2.</w:t>
-      </w:r>
-      <w:r>
+        <w:t>2.5 Best Practices and Tool Integration</w:t>
+      </w:r>
+    </w:p>
+    <w:p>
+      <w:pPr>
+        <w:ind w:firstLine="720"/>
         <w:rPr>
           <w:rFonts w:ascii="Calibri" w:hAnsi="Calibri" w:cs="Calibri"/>
           <w:b/>
@@ -789,8 +792,7 @@
           <w:sz w:val="28"/>
           <w:szCs w:val="28"/>
         </w:rPr>
-        <w:t>5</w:t>
-      </w:r>
+      </w:pPr>
       <w:r>
         <w:rPr>
           <w:rFonts w:ascii="Calibri" w:hAnsi="Calibri" w:cs="Calibri"/>
@@ -799,49 +801,7 @@
           <w:sz w:val="28"/>
           <w:szCs w:val="28"/>
         </w:rPr>
-        <w:t xml:space="preserve"> Best Practices and Tool Integration</w:t>
-      </w:r>
-    </w:p>
-    <w:p>
-      <w:pPr>
-        <w:ind w:firstLine="720"/>
-        <w:rPr>
-          <w:rFonts w:ascii="Calibri" w:hAnsi="Calibri" w:cs="Calibri"/>
-          <w:b/>
-          <w:bCs/>
-          <w:sz w:val="28"/>
-          <w:szCs w:val="28"/>
-        </w:rPr>
-      </w:pPr>
-      <w:r>
-        <w:rPr>
-          <w:rFonts w:ascii="Calibri" w:hAnsi="Calibri" w:cs="Calibri"/>
-          <w:b/>
-          <w:bCs/>
-          <w:sz w:val="28"/>
-          <w:szCs w:val="28"/>
-        </w:rPr>
-        <w:t>2.</w:t>
-      </w:r>
-      <w:r>
-        <w:rPr>
-          <w:rFonts w:ascii="Calibri" w:hAnsi="Calibri" w:cs="Calibri"/>
-          <w:b/>
-          <w:bCs/>
-          <w:sz w:val="28"/>
-          <w:szCs w:val="28"/>
-        </w:rPr>
-        <w:t>6</w:t>
-      </w:r>
-      <w:r>
-        <w:rPr>
-          <w:rFonts w:ascii="Calibri" w:hAnsi="Calibri" w:cs="Calibri"/>
-          <w:b/>
-          <w:bCs/>
-          <w:sz w:val="28"/>
-          <w:szCs w:val="28"/>
-        </w:rPr>
-        <w:t xml:space="preserve"> Summary and Research Gap</w:t>
+        <w:t>2.6 Summary and Research Gap</w:t>
       </w:r>
     </w:p>
     <w:p>
@@ -1934,31 +1894,17 @@
         </w:rPr>
         <w:t xml:space="preserve">. The combination of CI/CD automation and DevSecOps practices reduces both deployment time and post-release vulnerabilities, enhancing </w:t>
       </w:r>
-      <w:proofErr w:type="spellStart"/>
-      <w:r>
-        <w:rPr>
-          <w:rFonts w:ascii="Calibri" w:hAnsi="Calibri" w:cs="Calibri"/>
-        </w:rPr>
-        <w:t>o</w:t>
-      </w:r>
-      <w:r>
-        <w:rPr>
-          <w:rFonts w:ascii="Calibri" w:hAnsi="Calibri" w:cs="Calibri"/>
-        </w:rPr>
-        <w:t>s</w:t>
-      </w:r>
-      <w:r>
-        <w:rPr>
-          <w:rFonts w:ascii="Calibri" w:hAnsi="Calibri" w:cs="Calibri"/>
-        </w:rPr>
-        <w:t>erall</w:t>
-      </w:r>
-      <w:proofErr w:type="spellEnd"/>
-      <w:r>
-        <w:rPr>
-          <w:rFonts w:ascii="Calibri" w:hAnsi="Calibri" w:cs="Calibri"/>
-        </w:rPr>
-        <w:t xml:space="preserve"> system resilience.</w:t>
+      <w:r>
+        <w:rPr>
+          <w:rFonts w:ascii="Calibri" w:hAnsi="Calibri" w:cs="Calibri"/>
+        </w:rPr>
+        <w:t xml:space="preserve">overall </w:t>
+      </w:r>
+      <w:r>
+        <w:rPr>
+          <w:rFonts w:ascii="Calibri" w:hAnsi="Calibri" w:cs="Calibri"/>
+        </w:rPr>
+        <w:t>system resilience.</w:t>
       </w:r>
     </w:p>
     <w:p>

--- a/reports/Week1-2_Literature_Review_and_Tool_Selection.docx
+++ b/reports/Week1-2_Literature_Review_and_Tool_Selection.docx
@@ -11,6 +11,7 @@
           <w:szCs w:val="32"/>
         </w:rPr>
       </w:pPr>
+      <w:bookmarkStart w:id="0" w:name="_Hlk212601895"/>
       <w:r>
         <w:rPr>
           <w:rFonts w:ascii="Calibri" w:hAnsi="Calibri" w:cs="Calibri"/>
@@ -320,6 +321,7 @@
         <w:t xml:space="preserve"> </w:t>
       </w:r>
     </w:p>
+    <w:bookmarkEnd w:id="0"/>
     <w:p>
       <w:pPr>
         <w:jc w:val="center"/>
@@ -479,6 +481,410 @@
           <w:rFonts w:ascii="Calibri" w:hAnsi="Calibri" w:cs="Calibri"/>
           <w:b/>
           <w:bCs/>
+        </w:rPr>
+      </w:pPr>
+      <w:r>
+        <w:rPr>
+          <w:rFonts w:ascii="Calibri" w:hAnsi="Calibri" w:cs="Calibri"/>
+          <w:b/>
+          <w:bCs/>
+        </w:rPr>
+        <w:t xml:space="preserve">Abstract  </w:t>
+      </w:r>
+    </w:p>
+    <w:p>
+      <w:pPr>
+        <w:rPr>
+          <w:rFonts w:ascii="Calibri" w:hAnsi="Calibri" w:cs="Calibri"/>
+          <w:b/>
+          <w:bCs/>
+        </w:rPr>
+      </w:pPr>
+      <w:r>
+        <w:rPr>
+          <w:rFonts w:ascii="Calibri" w:hAnsi="Calibri" w:cs="Calibri"/>
+          <w:b/>
+          <w:bCs/>
+        </w:rPr>
+        <w:t xml:space="preserve">1. Introduction to DevSecOps </w:t>
+      </w:r>
+    </w:p>
+    <w:p>
+      <w:pPr>
+        <w:rPr>
+          <w:rFonts w:ascii="Calibri" w:hAnsi="Calibri" w:cs="Calibri"/>
+          <w:b/>
+          <w:bCs/>
+        </w:rPr>
+      </w:pPr>
+      <w:r>
+        <w:rPr>
+          <w:rFonts w:ascii="Calibri" w:hAnsi="Calibri" w:cs="Calibri"/>
+          <w:b/>
+          <w:bCs/>
+        </w:rPr>
+        <w:t xml:space="preserve">2. </w:t>
+      </w:r>
+      <w:r>
+        <w:rPr>
+          <w:rFonts w:ascii="Calibri" w:hAnsi="Calibri" w:cs="Calibri"/>
+          <w:b/>
+          <w:bCs/>
+        </w:rPr>
+        <w:t>Research and Literature Review</w:t>
+      </w:r>
+    </w:p>
+    <w:p>
+      <w:pPr>
+        <w:rPr>
+          <w:rFonts w:ascii="Calibri" w:hAnsi="Calibri" w:cs="Calibri"/>
+          <w:b/>
+          <w:bCs/>
+        </w:rPr>
+      </w:pPr>
+      <w:r>
+        <w:rPr>
+          <w:rFonts w:ascii="Calibri" w:hAnsi="Calibri" w:cs="Calibri"/>
+          <w:b/>
+          <w:bCs/>
+        </w:rPr>
+        <w:t> </w:t>
+      </w:r>
+      <w:r>
+        <w:rPr>
+          <w:rFonts w:ascii="Calibri" w:hAnsi="Calibri" w:cs="Calibri"/>
+          <w:b/>
+          <w:bCs/>
+        </w:rPr>
+        <w:tab/>
+      </w:r>
+      <w:r>
+        <w:rPr>
+          <w:rFonts w:ascii="Calibri" w:hAnsi="Calibri" w:cs="Calibri"/>
+          <w:b/>
+          <w:bCs/>
+        </w:rPr>
+        <w:t xml:space="preserve">2.1 </w:t>
+      </w:r>
+      <w:r>
+        <w:rPr>
+          <w:rFonts w:ascii="Calibri" w:hAnsi="Calibri" w:cs="Calibri"/>
+          <w:b/>
+          <w:bCs/>
+        </w:rPr>
+        <w:t>Introduction</w:t>
+      </w:r>
+      <w:r>
+        <w:rPr>
+          <w:rFonts w:ascii="Calibri" w:hAnsi="Calibri" w:cs="Calibri"/>
+          <w:b/>
+          <w:bCs/>
+        </w:rPr>
+        <w:t xml:space="preserve">  </w:t>
+      </w:r>
+    </w:p>
+    <w:p>
+      <w:pPr>
+        <w:rPr>
+          <w:rFonts w:ascii="Calibri" w:hAnsi="Calibri" w:cs="Calibri"/>
+          <w:b/>
+          <w:bCs/>
+        </w:rPr>
+      </w:pPr>
+      <w:r>
+        <w:rPr>
+          <w:rFonts w:ascii="Calibri" w:hAnsi="Calibri" w:cs="Calibri"/>
+          <w:b/>
+          <w:bCs/>
+        </w:rPr>
+        <w:t> </w:t>
+      </w:r>
+      <w:r>
+        <w:rPr>
+          <w:rFonts w:ascii="Calibri" w:hAnsi="Calibri" w:cs="Calibri"/>
+          <w:b/>
+          <w:bCs/>
+        </w:rPr>
+        <w:tab/>
+      </w:r>
+      <w:r>
+        <w:rPr>
+          <w:rFonts w:ascii="Calibri" w:hAnsi="Calibri" w:cs="Calibri"/>
+          <w:b/>
+          <w:bCs/>
+        </w:rPr>
+        <w:t xml:space="preserve">2.2 </w:t>
+      </w:r>
+      <w:r>
+        <w:rPr>
+          <w:rFonts w:ascii="Calibri" w:hAnsi="Calibri" w:cs="Calibri"/>
+          <w:b/>
+          <w:bCs/>
+        </w:rPr>
+        <w:t>Continuous Integration and Continuous Deployment (CI/CD)</w:t>
+      </w:r>
+    </w:p>
+    <w:p>
+      <w:pPr>
+        <w:rPr>
+          <w:rFonts w:ascii="Calibri" w:hAnsi="Calibri" w:cs="Calibri"/>
+          <w:b/>
+          <w:bCs/>
+        </w:rPr>
+      </w:pPr>
+      <w:r>
+        <w:rPr>
+          <w:rFonts w:ascii="Calibri" w:hAnsi="Calibri" w:cs="Calibri"/>
+          <w:b/>
+          <w:bCs/>
+        </w:rPr>
+        <w:t> </w:t>
+      </w:r>
+      <w:r>
+        <w:rPr>
+          <w:rFonts w:ascii="Calibri" w:hAnsi="Calibri" w:cs="Calibri"/>
+          <w:b/>
+          <w:bCs/>
+        </w:rPr>
+        <w:tab/>
+      </w:r>
+      <w:r>
+        <w:rPr>
+          <w:rFonts w:ascii="Calibri" w:hAnsi="Calibri" w:cs="Calibri"/>
+          <w:b/>
+          <w:bCs/>
+        </w:rPr>
+        <w:t xml:space="preserve">2.3 </w:t>
+      </w:r>
+      <w:r>
+        <w:rPr>
+          <w:rFonts w:ascii="Calibri" w:hAnsi="Calibri" w:cs="Calibri"/>
+          <w:b/>
+          <w:bCs/>
+        </w:rPr>
+        <w:t>DevOps: Principles and Evolution</w:t>
+      </w:r>
+    </w:p>
+    <w:p>
+      <w:pPr>
+        <w:rPr>
+          <w:rFonts w:ascii="Calibri" w:hAnsi="Calibri" w:cs="Calibri"/>
+          <w:b/>
+          <w:bCs/>
+        </w:rPr>
+      </w:pPr>
+      <w:r>
+        <w:rPr>
+          <w:rFonts w:ascii="Calibri" w:hAnsi="Calibri" w:cs="Calibri"/>
+          <w:b/>
+          <w:bCs/>
+        </w:rPr>
+        <w:t> </w:t>
+      </w:r>
+      <w:r>
+        <w:rPr>
+          <w:rFonts w:ascii="Calibri" w:hAnsi="Calibri" w:cs="Calibri"/>
+          <w:b/>
+          <w:bCs/>
+        </w:rPr>
+        <w:tab/>
+      </w:r>
+      <w:r>
+        <w:rPr>
+          <w:rFonts w:ascii="Calibri" w:hAnsi="Calibri" w:cs="Calibri"/>
+          <w:b/>
+          <w:bCs/>
+        </w:rPr>
+        <w:t xml:space="preserve">2.4 </w:t>
+      </w:r>
+      <w:r>
+        <w:rPr>
+          <w:rFonts w:ascii="Calibri" w:hAnsi="Calibri" w:cs="Calibri"/>
+          <w:b/>
+          <w:bCs/>
+        </w:rPr>
+        <w:t>DevSecOps: Integrating Security into CI/CD Pipelines</w:t>
+      </w:r>
+    </w:p>
+    <w:p>
+      <w:pPr>
+        <w:ind w:firstLine="720"/>
+        <w:rPr>
+          <w:rFonts w:ascii="Calibri" w:hAnsi="Calibri" w:cs="Calibri"/>
+          <w:b/>
+          <w:bCs/>
+        </w:rPr>
+      </w:pPr>
+      <w:r>
+        <w:rPr>
+          <w:rFonts w:ascii="Calibri" w:hAnsi="Calibri" w:cs="Calibri"/>
+          <w:b/>
+          <w:bCs/>
+        </w:rPr>
+        <w:t>2.5 Best Practices and Tool Integration</w:t>
+      </w:r>
+    </w:p>
+    <w:p>
+      <w:pPr>
+        <w:ind w:firstLine="720"/>
+        <w:rPr>
+          <w:rFonts w:ascii="Calibri" w:hAnsi="Calibri" w:cs="Calibri"/>
+          <w:b/>
+          <w:bCs/>
+        </w:rPr>
+      </w:pPr>
+      <w:r>
+        <w:rPr>
+          <w:rFonts w:ascii="Calibri" w:hAnsi="Calibri" w:cs="Calibri"/>
+          <w:b/>
+          <w:bCs/>
+        </w:rPr>
+        <w:t>2.6 Summary and Research Gap</w:t>
+      </w:r>
+    </w:p>
+    <w:p>
+      <w:pPr>
+        <w:rPr>
+          <w:rFonts w:ascii="Calibri" w:hAnsi="Calibri" w:cs="Calibri"/>
+          <w:b/>
+          <w:bCs/>
+        </w:rPr>
+      </w:pPr>
+      <w:r>
+        <w:rPr>
+          <w:rFonts w:ascii="Calibri" w:hAnsi="Calibri" w:cs="Calibri"/>
+          <w:b/>
+          <w:bCs/>
+        </w:rPr>
+        <w:t>6. References</w:t>
+      </w:r>
+    </w:p>
+    <w:p>
+      <w:pPr>
+        <w:jc w:val="center"/>
+        <w:rPr>
+          <w:rFonts w:ascii="Calibri" w:hAnsi="Calibri" w:cs="Calibri"/>
+          <w:b/>
+          <w:bCs/>
+        </w:rPr>
+      </w:pPr>
+    </w:p>
+    <w:p>
+      <w:pPr>
+        <w:jc w:val="center"/>
+        <w:rPr>
+          <w:rFonts w:ascii="Calibri" w:hAnsi="Calibri" w:cs="Calibri"/>
+          <w:b/>
+          <w:bCs/>
+        </w:rPr>
+      </w:pPr>
+    </w:p>
+    <w:p>
+      <w:pPr>
+        <w:jc w:val="center"/>
+        <w:rPr>
+          <w:rFonts w:ascii="Calibri" w:hAnsi="Calibri" w:cs="Calibri"/>
+          <w:b/>
+          <w:bCs/>
+        </w:rPr>
+      </w:pPr>
+    </w:p>
+    <w:p>
+      <w:pPr>
+        <w:jc w:val="center"/>
+        <w:rPr>
+          <w:rFonts w:ascii="Calibri" w:hAnsi="Calibri" w:cs="Calibri"/>
+          <w:b/>
+          <w:bCs/>
+        </w:rPr>
+      </w:pPr>
+    </w:p>
+    <w:p>
+      <w:pPr>
+        <w:jc w:val="center"/>
+        <w:rPr>
+          <w:rFonts w:ascii="Calibri" w:hAnsi="Calibri" w:cs="Calibri"/>
+          <w:b/>
+          <w:bCs/>
+        </w:rPr>
+      </w:pPr>
+    </w:p>
+    <w:p>
+      <w:pPr>
+        <w:jc w:val="center"/>
+        <w:rPr>
+          <w:rFonts w:ascii="Calibri" w:hAnsi="Calibri" w:cs="Calibri"/>
+          <w:b/>
+          <w:bCs/>
+        </w:rPr>
+      </w:pPr>
+    </w:p>
+    <w:p>
+      <w:pPr>
+        <w:jc w:val="center"/>
+        <w:rPr>
+          <w:rFonts w:ascii="Calibri" w:hAnsi="Calibri" w:cs="Calibri"/>
+          <w:b/>
+          <w:bCs/>
+        </w:rPr>
+      </w:pPr>
+    </w:p>
+    <w:p>
+      <w:pPr>
+        <w:jc w:val="center"/>
+        <w:rPr>
+          <w:rFonts w:ascii="Calibri" w:hAnsi="Calibri" w:cs="Calibri"/>
+          <w:b/>
+          <w:bCs/>
+        </w:rPr>
+      </w:pPr>
+    </w:p>
+    <w:p>
+      <w:pPr>
+        <w:jc w:val="center"/>
+        <w:rPr>
+          <w:rFonts w:ascii="Calibri" w:hAnsi="Calibri" w:cs="Calibri"/>
+          <w:b/>
+          <w:bCs/>
+        </w:rPr>
+      </w:pPr>
+    </w:p>
+    <w:p>
+      <w:pPr>
+        <w:jc w:val="center"/>
+        <w:rPr>
+          <w:rFonts w:ascii="Calibri" w:hAnsi="Calibri" w:cs="Calibri"/>
+          <w:b/>
+          <w:bCs/>
+        </w:rPr>
+      </w:pPr>
+    </w:p>
+    <w:p>
+      <w:pPr>
+        <w:jc w:val="center"/>
+        <w:rPr>
+          <w:rFonts w:ascii="Calibri" w:hAnsi="Calibri" w:cs="Calibri"/>
+          <w:b/>
+          <w:bCs/>
+        </w:rPr>
+      </w:pPr>
+    </w:p>
+    <w:p>
+      <w:pPr>
+        <w:jc w:val="center"/>
+        <w:rPr>
+          <w:rFonts w:ascii="Calibri" w:hAnsi="Calibri" w:cs="Calibri"/>
+          <w:b/>
+          <w:bCs/>
+        </w:rPr>
+      </w:pPr>
+    </w:p>
+    <w:p>
+      <w:pPr>
+        <w:rPr>
+          <w:rFonts w:ascii="Calibri" w:hAnsi="Calibri" w:cs="Calibri"/>
+          <w:b/>
+          <w:bCs/>
           <w:sz w:val="28"/>
           <w:szCs w:val="28"/>
         </w:rPr>
@@ -491,492 +897,20 @@
           <w:sz w:val="28"/>
           <w:szCs w:val="28"/>
         </w:rPr>
-        <w:t xml:space="preserve">Abstract  </w:t>
-      </w:r>
-    </w:p>
-    <w:p>
-      <w:pPr>
-        <w:rPr>
-          <w:rFonts w:ascii="Calibri" w:hAnsi="Calibri" w:cs="Calibri"/>
-          <w:b/>
-          <w:bCs/>
-          <w:sz w:val="28"/>
-          <w:szCs w:val="28"/>
-        </w:rPr>
-      </w:pPr>
-      <w:r>
-        <w:rPr>
-          <w:rFonts w:ascii="Calibri" w:hAnsi="Calibri" w:cs="Calibri"/>
-          <w:b/>
-          <w:bCs/>
-          <w:sz w:val="28"/>
-          <w:szCs w:val="28"/>
-        </w:rPr>
-        <w:t xml:space="preserve">1. Introduction to DevSecOps </w:t>
-      </w:r>
-    </w:p>
-    <w:p>
-      <w:pPr>
-        <w:rPr>
-          <w:rFonts w:ascii="Calibri" w:hAnsi="Calibri" w:cs="Calibri"/>
-          <w:b/>
-          <w:bCs/>
-          <w:sz w:val="28"/>
-          <w:szCs w:val="28"/>
-        </w:rPr>
-      </w:pPr>
-      <w:r>
-        <w:rPr>
-          <w:rFonts w:ascii="Calibri" w:hAnsi="Calibri" w:cs="Calibri"/>
-          <w:b/>
-          <w:bCs/>
-          <w:sz w:val="28"/>
-          <w:szCs w:val="28"/>
-        </w:rPr>
-        <w:t xml:space="preserve">2. </w:t>
-      </w:r>
-      <w:r>
-        <w:rPr>
-          <w:rFonts w:ascii="Calibri" w:hAnsi="Calibri" w:cs="Calibri"/>
-          <w:b/>
-          <w:bCs/>
-          <w:sz w:val="28"/>
-          <w:szCs w:val="28"/>
-        </w:rPr>
-        <w:t>Research and Literature Review</w:t>
-      </w:r>
-    </w:p>
-    <w:p>
-      <w:pPr>
-        <w:rPr>
-          <w:rFonts w:ascii="Calibri" w:hAnsi="Calibri" w:cs="Calibri"/>
-          <w:b/>
-          <w:bCs/>
-          <w:sz w:val="28"/>
-          <w:szCs w:val="28"/>
-        </w:rPr>
-      </w:pPr>
-      <w:r>
-        <w:rPr>
-          <w:rFonts w:ascii="Calibri" w:hAnsi="Calibri" w:cs="Calibri"/>
-          <w:b/>
-          <w:bCs/>
-          <w:sz w:val="28"/>
-          <w:szCs w:val="28"/>
-        </w:rPr>
-        <w:t> </w:t>
-      </w:r>
-      <w:r>
-        <w:rPr>
-          <w:rFonts w:ascii="Calibri" w:hAnsi="Calibri" w:cs="Calibri"/>
-          <w:b/>
-          <w:bCs/>
-          <w:sz w:val="28"/>
-          <w:szCs w:val="28"/>
-        </w:rPr>
-        <w:tab/>
-      </w:r>
-      <w:r>
-        <w:rPr>
-          <w:rFonts w:ascii="Calibri" w:hAnsi="Calibri" w:cs="Calibri"/>
-          <w:b/>
-          <w:bCs/>
-          <w:sz w:val="28"/>
-          <w:szCs w:val="28"/>
-        </w:rPr>
-        <w:t xml:space="preserve">2.1 </w:t>
-      </w:r>
-      <w:r>
-        <w:rPr>
-          <w:rFonts w:ascii="Calibri" w:hAnsi="Calibri" w:cs="Calibri"/>
-          <w:b/>
-          <w:bCs/>
-          <w:sz w:val="28"/>
-          <w:szCs w:val="28"/>
-        </w:rPr>
-        <w:t>Introduction</w:t>
-      </w:r>
-      <w:r>
-        <w:rPr>
-          <w:rFonts w:ascii="Calibri" w:hAnsi="Calibri" w:cs="Calibri"/>
-          <w:b/>
-          <w:bCs/>
-          <w:sz w:val="28"/>
-          <w:szCs w:val="28"/>
-        </w:rPr>
-        <w:t xml:space="preserve">  </w:t>
-      </w:r>
-    </w:p>
-    <w:p>
-      <w:pPr>
-        <w:rPr>
-          <w:rFonts w:ascii="Calibri" w:hAnsi="Calibri" w:cs="Calibri"/>
-          <w:b/>
-          <w:bCs/>
-          <w:sz w:val="28"/>
-          <w:szCs w:val="28"/>
-        </w:rPr>
-      </w:pPr>
-      <w:r>
-        <w:rPr>
-          <w:rFonts w:ascii="Calibri" w:hAnsi="Calibri" w:cs="Calibri"/>
-          <w:b/>
-          <w:bCs/>
-          <w:sz w:val="28"/>
-          <w:szCs w:val="28"/>
-        </w:rPr>
-        <w:t> </w:t>
-      </w:r>
-      <w:r>
-        <w:rPr>
-          <w:rFonts w:ascii="Calibri" w:hAnsi="Calibri" w:cs="Calibri"/>
-          <w:b/>
-          <w:bCs/>
-          <w:sz w:val="28"/>
-          <w:szCs w:val="28"/>
-        </w:rPr>
-        <w:tab/>
-      </w:r>
-      <w:r>
-        <w:rPr>
-          <w:rFonts w:ascii="Calibri" w:hAnsi="Calibri" w:cs="Calibri"/>
-          <w:b/>
-          <w:bCs/>
-          <w:sz w:val="28"/>
-          <w:szCs w:val="28"/>
-        </w:rPr>
-        <w:t xml:space="preserve">2.2 </w:t>
-      </w:r>
-      <w:r>
-        <w:rPr>
-          <w:rFonts w:ascii="Calibri" w:hAnsi="Calibri" w:cs="Calibri"/>
-          <w:b/>
-          <w:bCs/>
-          <w:sz w:val="28"/>
-          <w:szCs w:val="28"/>
-        </w:rPr>
-        <w:t>Continuous Integration and Continuous Deployment (CI/CD)</w:t>
-      </w:r>
-    </w:p>
-    <w:p>
-      <w:pPr>
-        <w:rPr>
-          <w:rFonts w:ascii="Calibri" w:hAnsi="Calibri" w:cs="Calibri"/>
-          <w:b/>
-          <w:bCs/>
-          <w:sz w:val="28"/>
-          <w:szCs w:val="28"/>
-        </w:rPr>
-      </w:pPr>
-      <w:r>
-        <w:rPr>
-          <w:rFonts w:ascii="Calibri" w:hAnsi="Calibri" w:cs="Calibri"/>
-          <w:b/>
-          <w:bCs/>
-          <w:sz w:val="28"/>
-          <w:szCs w:val="28"/>
-        </w:rPr>
-        <w:t> </w:t>
-      </w:r>
-      <w:r>
-        <w:rPr>
-          <w:rFonts w:ascii="Calibri" w:hAnsi="Calibri" w:cs="Calibri"/>
-          <w:b/>
-          <w:bCs/>
-          <w:sz w:val="28"/>
-          <w:szCs w:val="28"/>
-        </w:rPr>
-        <w:tab/>
-      </w:r>
-      <w:r>
-        <w:rPr>
-          <w:rFonts w:ascii="Calibri" w:hAnsi="Calibri" w:cs="Calibri"/>
-          <w:b/>
-          <w:bCs/>
-          <w:sz w:val="28"/>
-          <w:szCs w:val="28"/>
-        </w:rPr>
-        <w:t xml:space="preserve">2.3 </w:t>
-      </w:r>
-      <w:r>
-        <w:rPr>
-          <w:rFonts w:ascii="Calibri" w:hAnsi="Calibri" w:cs="Calibri"/>
-          <w:b/>
-          <w:bCs/>
-          <w:sz w:val="28"/>
-          <w:szCs w:val="28"/>
-        </w:rPr>
-        <w:t>DevOps: Principles and Evolution</w:t>
-      </w:r>
-    </w:p>
-    <w:p>
-      <w:pPr>
-        <w:rPr>
-          <w:rFonts w:ascii="Calibri" w:hAnsi="Calibri" w:cs="Calibri"/>
-          <w:b/>
-          <w:bCs/>
-          <w:sz w:val="28"/>
-          <w:szCs w:val="28"/>
-        </w:rPr>
-      </w:pPr>
-      <w:r>
-        <w:rPr>
-          <w:rFonts w:ascii="Calibri" w:hAnsi="Calibri" w:cs="Calibri"/>
-          <w:b/>
-          <w:bCs/>
-          <w:sz w:val="28"/>
-          <w:szCs w:val="28"/>
-        </w:rPr>
-        <w:t> </w:t>
-      </w:r>
-      <w:r>
-        <w:rPr>
-          <w:rFonts w:ascii="Calibri" w:hAnsi="Calibri" w:cs="Calibri"/>
-          <w:b/>
-          <w:bCs/>
-          <w:sz w:val="28"/>
-          <w:szCs w:val="28"/>
-        </w:rPr>
-        <w:tab/>
-      </w:r>
-      <w:r>
-        <w:rPr>
-          <w:rFonts w:ascii="Calibri" w:hAnsi="Calibri" w:cs="Calibri"/>
-          <w:b/>
-          <w:bCs/>
-          <w:sz w:val="28"/>
-          <w:szCs w:val="28"/>
-        </w:rPr>
-        <w:t xml:space="preserve">2.4 </w:t>
-      </w:r>
-      <w:r>
-        <w:rPr>
-          <w:rFonts w:ascii="Calibri" w:hAnsi="Calibri" w:cs="Calibri"/>
-          <w:b/>
-          <w:bCs/>
-          <w:sz w:val="28"/>
-          <w:szCs w:val="28"/>
-        </w:rPr>
-        <w:t>DevSecOps: Integrating Security into CI/CD Pipelines</w:t>
-      </w:r>
-    </w:p>
-    <w:p>
-      <w:pPr>
-        <w:ind w:firstLine="720"/>
-        <w:rPr>
-          <w:rFonts w:ascii="Calibri" w:hAnsi="Calibri" w:cs="Calibri"/>
-          <w:b/>
-          <w:bCs/>
-          <w:sz w:val="28"/>
-          <w:szCs w:val="28"/>
-        </w:rPr>
-      </w:pPr>
-      <w:r>
-        <w:rPr>
-          <w:rFonts w:ascii="Calibri" w:hAnsi="Calibri" w:cs="Calibri"/>
-          <w:b/>
-          <w:bCs/>
-          <w:sz w:val="28"/>
-          <w:szCs w:val="28"/>
-        </w:rPr>
-        <w:t>2.5 Best Practices and Tool Integration</w:t>
-      </w:r>
-    </w:p>
-    <w:p>
-      <w:pPr>
-        <w:ind w:firstLine="720"/>
-        <w:rPr>
-          <w:rFonts w:ascii="Calibri" w:hAnsi="Calibri" w:cs="Calibri"/>
-          <w:b/>
-          <w:bCs/>
-          <w:sz w:val="28"/>
-          <w:szCs w:val="28"/>
-        </w:rPr>
-      </w:pPr>
-      <w:r>
-        <w:rPr>
-          <w:rFonts w:ascii="Calibri" w:hAnsi="Calibri" w:cs="Calibri"/>
-          <w:b/>
-          <w:bCs/>
-          <w:sz w:val="28"/>
-          <w:szCs w:val="28"/>
-        </w:rPr>
-        <w:t>2.6 Summary and Research Gap</w:t>
-      </w:r>
-    </w:p>
-    <w:p>
-      <w:pPr>
-        <w:rPr>
-          <w:rFonts w:ascii="Calibri" w:hAnsi="Calibri" w:cs="Calibri"/>
-          <w:b/>
-          <w:bCs/>
-          <w:sz w:val="28"/>
-          <w:szCs w:val="28"/>
-        </w:rPr>
-      </w:pPr>
-      <w:r>
-        <w:rPr>
-          <w:rFonts w:ascii="Calibri" w:hAnsi="Calibri" w:cs="Calibri"/>
-          <w:b/>
-          <w:bCs/>
-          <w:sz w:val="28"/>
-          <w:szCs w:val="28"/>
-        </w:rPr>
-        <w:t>6. References</w:t>
-      </w:r>
-    </w:p>
-    <w:p>
-      <w:pPr>
-        <w:jc w:val="center"/>
-        <w:rPr>
-          <w:rFonts w:ascii="Calibri" w:hAnsi="Calibri" w:cs="Calibri"/>
-          <w:b/>
-          <w:bCs/>
-        </w:rPr>
-      </w:pPr>
-    </w:p>
-    <w:p>
-      <w:pPr>
-        <w:jc w:val="center"/>
-        <w:rPr>
-          <w:rFonts w:ascii="Calibri" w:hAnsi="Calibri" w:cs="Calibri"/>
-          <w:b/>
-          <w:bCs/>
-        </w:rPr>
-      </w:pPr>
-    </w:p>
-    <w:p>
-      <w:pPr>
-        <w:jc w:val="center"/>
-        <w:rPr>
-          <w:rFonts w:ascii="Calibri" w:hAnsi="Calibri" w:cs="Calibri"/>
-          <w:b/>
-          <w:bCs/>
-        </w:rPr>
-      </w:pPr>
-    </w:p>
-    <w:p>
-      <w:pPr>
-        <w:jc w:val="center"/>
-        <w:rPr>
-          <w:rFonts w:ascii="Calibri" w:hAnsi="Calibri" w:cs="Calibri"/>
-          <w:b/>
-          <w:bCs/>
-        </w:rPr>
-      </w:pPr>
-    </w:p>
-    <w:p>
-      <w:pPr>
-        <w:jc w:val="center"/>
-        <w:rPr>
-          <w:rFonts w:ascii="Calibri" w:hAnsi="Calibri" w:cs="Calibri"/>
-          <w:b/>
-          <w:bCs/>
-        </w:rPr>
-      </w:pPr>
-    </w:p>
-    <w:p>
-      <w:pPr>
-        <w:jc w:val="center"/>
-        <w:rPr>
-          <w:rFonts w:ascii="Calibri" w:hAnsi="Calibri" w:cs="Calibri"/>
-          <w:b/>
-          <w:bCs/>
-        </w:rPr>
-      </w:pPr>
-    </w:p>
-    <w:p>
-      <w:pPr>
-        <w:jc w:val="center"/>
-        <w:rPr>
-          <w:rFonts w:ascii="Calibri" w:hAnsi="Calibri" w:cs="Calibri"/>
-          <w:b/>
-          <w:bCs/>
-        </w:rPr>
-      </w:pPr>
-    </w:p>
-    <w:p>
-      <w:pPr>
-        <w:jc w:val="center"/>
-        <w:rPr>
-          <w:rFonts w:ascii="Calibri" w:hAnsi="Calibri" w:cs="Calibri"/>
-          <w:b/>
-          <w:bCs/>
-        </w:rPr>
-      </w:pPr>
-    </w:p>
-    <w:p>
-      <w:pPr>
-        <w:jc w:val="center"/>
-        <w:rPr>
-          <w:rFonts w:ascii="Calibri" w:hAnsi="Calibri" w:cs="Calibri"/>
-          <w:b/>
-          <w:bCs/>
-        </w:rPr>
-      </w:pPr>
-    </w:p>
-    <w:p>
-      <w:pPr>
-        <w:jc w:val="center"/>
-        <w:rPr>
-          <w:rFonts w:ascii="Calibri" w:hAnsi="Calibri" w:cs="Calibri"/>
-          <w:b/>
-          <w:bCs/>
-        </w:rPr>
-      </w:pPr>
-    </w:p>
-    <w:p>
-      <w:pPr>
-        <w:jc w:val="center"/>
-        <w:rPr>
-          <w:rFonts w:ascii="Calibri" w:hAnsi="Calibri" w:cs="Calibri"/>
-          <w:b/>
-          <w:bCs/>
-        </w:rPr>
-      </w:pPr>
-    </w:p>
-    <w:p>
-      <w:pPr>
-        <w:jc w:val="center"/>
-        <w:rPr>
-          <w:rFonts w:ascii="Calibri" w:hAnsi="Calibri" w:cs="Calibri"/>
-          <w:b/>
-          <w:bCs/>
-        </w:rPr>
-      </w:pPr>
-    </w:p>
-    <w:p>
-      <w:pPr>
-        <w:rPr>
-          <w:rFonts w:ascii="Calibri" w:hAnsi="Calibri" w:cs="Calibri"/>
-          <w:b/>
-          <w:bCs/>
-          <w:sz w:val="28"/>
-          <w:szCs w:val="28"/>
-        </w:rPr>
-      </w:pPr>
-      <w:r>
-        <w:rPr>
-          <w:rFonts w:ascii="Calibri" w:hAnsi="Calibri" w:cs="Calibri"/>
-          <w:b/>
-          <w:bCs/>
-          <w:sz w:val="28"/>
-          <w:szCs w:val="28"/>
+        <w:t>Abstract</w:t>
+      </w:r>
+    </w:p>
+    <w:p>
+      <w:pPr>
+        <w:rPr>
+          <w:rFonts w:ascii="Calibri" w:hAnsi="Calibri" w:cs="Calibri"/>
+        </w:rPr>
+      </w:pPr>
+      <w:r>
+        <w:rPr>
+          <w:rFonts w:ascii="Calibri" w:hAnsi="Calibri" w:cs="Calibri"/>
         </w:rPr>
         <w:lastRenderedPageBreak/>
-        <w:t>Abstract</w:t>
-      </w:r>
-    </w:p>
-    <w:p>
-      <w:pPr>
-        <w:rPr>
-          <w:rFonts w:ascii="Calibri" w:hAnsi="Calibri" w:cs="Calibri"/>
-        </w:rPr>
-      </w:pPr>
-      <w:r>
-        <w:rPr>
-          <w:rFonts w:ascii="Calibri" w:hAnsi="Calibri" w:cs="Calibri"/>
-        </w:rPr>
         <w:t xml:space="preserve">Security is often treated as an afterthought in the software development life cycle, </w:t>
       </w:r>
       <w:r>
@@ -1151,20 +1085,20 @@
           <w:sz w:val="28"/>
           <w:szCs w:val="28"/>
         </w:rPr>
+        <w:t>Introduction to DevSecOps</w:t>
+      </w:r>
+    </w:p>
+    <w:p>
+      <w:pPr>
+        <w:rPr>
+          <w:rFonts w:ascii="Calibri" w:hAnsi="Calibri" w:cs="Calibri"/>
+        </w:rPr>
+      </w:pPr>
+      <w:r>
+        <w:rPr>
+          <w:rFonts w:ascii="Calibri" w:hAnsi="Calibri" w:cs="Calibri"/>
+        </w:rPr>
         <w:lastRenderedPageBreak/>
-        <w:t>Introduction to DevSecOps</w:t>
-      </w:r>
-    </w:p>
-    <w:p>
-      <w:pPr>
-        <w:rPr>
-          <w:rFonts w:ascii="Calibri" w:hAnsi="Calibri" w:cs="Calibri"/>
-        </w:rPr>
-      </w:pPr>
-      <w:r>
-        <w:rPr>
-          <w:rFonts w:ascii="Calibri" w:hAnsi="Calibri" w:cs="Calibri"/>
-        </w:rPr>
         <w:t xml:space="preserve">DevSecOps, which merges Development, Security, and Operations, is a modern software engineering methodology that embeds security practices into every phase of the DevOps workflow. It emphasizes collaboration among developers, operations engineers, and security professionals to ensure that software is developed securely, vulnerabilities are detected early, and risks are minimized throughout the software development lifecycle. The key philosophy behind DevSecOps is the </w:t>
       </w:r>
       <w:r>
@@ -1377,14 +1311,14 @@
         <w:rPr>
           <w:rFonts w:ascii="Calibri" w:hAnsi="Calibri" w:cs="Calibri"/>
         </w:rPr>
-        <w:t xml:space="preserve">Modern software engineering increasingly relies on automation to achieve faster and more reliable software delivery. Continuous Integration and Continuous Deployment (CI/CD) pipelines have become central to this transformation, enabling teams to automate code integration, testing, and deployment processes. However, while CI/CD practices improve delivery speed, they often lack embedded security mechanisms (Rajapakse &amp; Nandigam, 2022). This limitation has given rise to the concept of DevSecOps, which extends DevOps by integrating security at </w:t>
+        <w:t xml:space="preserve">Modern software engineering increasingly relies on automation to achieve faster and more reliable software delivery. Continuous Integration and Continuous Deployment (CI/CD) pipelines have become central to this transformation, enabling teams to automate code integration, testing, and deployment processes. However, while CI/CD practices improve delivery speed, they often lack embedded security mechanisms (Rajapakse &amp; Nandigam, 2022). This limitation has given rise to the concept of DevSecOps, which extends DevOps by integrating security at every stage of the development lifecycle. This section critically reviews existing research on </w:t>
       </w:r>
       <w:r>
         <w:rPr>
           <w:rFonts w:ascii="Calibri" w:hAnsi="Calibri" w:cs="Calibri"/>
         </w:rPr>
         <w:lastRenderedPageBreak/>
-        <w:t>every stage of the development lifecycle. This section critically reviews existing research on CI/CD, DevOps, and DevSecOps principles, identifying best practices, tools, and gaps in the current body of knowledge relevant to this project.</w:t>
+        <w:t>CI/CD, DevOps, and DevSecOps principles, identifying best practices, tools, and gaps in the current body of knowledge relevant to this project.</w:t>
       </w:r>
     </w:p>
     <w:p>
@@ -1622,6 +1556,7 @@
           <w:sz w:val="28"/>
           <w:szCs w:val="28"/>
         </w:rPr>
+        <w:lastRenderedPageBreak/>
         <w:t>2.4 DevSecOps: Integrating Security into CI/CD Pipelines</w:t>
       </w:r>
     </w:p>
@@ -3091,7 +3026,21 @@
         <w:rPr>
           <w:rFonts w:ascii="Calibri" w:hAnsi="Calibri" w:cs="Calibri"/>
         </w:rPr>
-        <w:t>This project contributes to that gap by designing and implementing a fully automated CI/CD pipeline with embedded DevSecOps tools (</w:t>
+        <w:t xml:space="preserve">This project contributes to that gap by designing and implementing a fully automated CI/CD pipeline with embedded </w:t>
+      </w:r>
+      <w:proofErr w:type="spellStart"/>
+      <w:r>
+        <w:rPr>
+          <w:rFonts w:ascii="Calibri" w:hAnsi="Calibri" w:cs="Calibri"/>
+        </w:rPr>
+        <w:t>DevSecOps</w:t>
+      </w:r>
+      <w:proofErr w:type="spellEnd"/>
+      <w:r>
+        <w:rPr>
+          <w:rFonts w:ascii="Calibri" w:hAnsi="Calibri" w:cs="Calibri"/>
+        </w:rPr>
+        <w:t xml:space="preserve"> tools (</w:t>
       </w:r>
       <w:proofErr w:type="spellStart"/>
       <w:r>
@@ -4980,6 +4929,7 @@
   <w:style w:type="character" w:default="1" w:styleId="DefaultParagraphFont">
     <w:name w:val="Default Paragraph Font"/>
     <w:uiPriority w:val="1"/>
+    <w:semiHidden/>
     <w:unhideWhenUsed/>
   </w:style>
   <w:style w:type="table" w:default="1" w:styleId="TableNormal">
